--- a/TapCollect使用说明-更新版.docx
+++ b/TapCollect使用说明-更新版.docx
@@ -93,7 +93,7 @@
           <w:color w:val="075E68"/>
           <w:sz w:val="30"/>
         </w:rPr>
-        <w:t>公开网页采集与 XML 输出使用说明</w:t>
+        <w:t>公开网页采集与 XML / 表格输出使用说明</w:t>
       </w:r>
     </w:p>
     <w:p>
@@ -107,7 +107,7 @@
           <w:color w:val="7A5A00"/>
           <w:sz w:val="21"/>
         </w:rPr>
-        <w:t>静态 HTML / 动态渲染 DOM · 列表与详情 · XML 模板映射 · 资源下载</w:t>
+        <w:t>静态 HTML / 动态渲染 DOM · XML / XLSX / XLS 模板映射 · 多任务运行 · 资源下载</w:t>
       </w:r>
     </w:p>
     <w:p>
@@ -122,7 +122,7 @@
           <w:color w:val="203748"/>
           <w:sz w:val="23"/>
         </w:rPr>
-        <w:t>版本 0.1.0</w:t>
+        <w:t>当前开发版</w:t>
       </w:r>
       <w:r>
         <w:rPr>
@@ -131,7 +131,7 @@
           <w:color w:val="203748"/>
           <w:sz w:val="23"/>
         </w:rPr>
-        <w:t xml:space="preserve">  |  2026 年 8 月 8 日</w:t>
+        <w:t xml:space="preserve">  |  2026 年 8 月 9 日</w:t>
       </w:r>
     </w:p>
     <w:p>
@@ -144,7 +144,7 @@
     </w:p>
     <w:p>
       <w:r>
-        <w:t>TapCollect 是一个本地桌面工具，用于从公开、可直接访问的网页中提取列表与详情信息，并按用户提供的 XML 模板生成文件。配置过程固定为 5 步，支持静态地址分页和点击“下一页”的动态分页，建议先测试前 3 条记录，再开始正式采集。</w:t>
+        <w:t>TapCollect 是一个本地桌面工具，用于从公开、可直接访问的网页中提取列表与详情信息，并按用户提供的 XML、XLSX 或 XLS 模板生成文件。配置过程固定为 5 步，支持静态地址分页、点击“下一页”的动态分页和多任务并发运行，建议先测试前 3 条记录，再开始正式采集。</w:t>
       </w:r>
     </w:p>
     <w:p>
@@ -649,7 +649,7 @@
                 <w:color w:val="333A40"/>
                 <w:sz w:val="20"/>
               </w:rPr>
-              <w:t>XML 映射</w:t>
+              <w:t>模板映射</w:t>
             </w:r>
           </w:p>
         </w:tc>
@@ -674,7 +674,7 @@
                 <w:color w:val="333A40"/>
                 <w:sz w:val="20"/>
               </w:rPr>
-              <w:t>导入模板，选择记录节点，逐字段配置来源。</w:t>
+              <w:t>导入 XML、XLSX 或 XLS 模板，逐字段配置来源。</w:t>
             </w:r>
           </w:p>
         </w:tc>
@@ -767,7 +767,7 @@
                 <w:color w:val="333A40"/>
                 <w:sz w:val="20"/>
               </w:rPr>
-              <w:t>设置资源处理/下载、输出目录和请求参数，执行测试。</w:t>
+              <w:t>设置资源处理、输出分批和网络参数，执行测试。</w:t>
             </w:r>
           </w:p>
         </w:tc>
@@ -799,7 +799,7 @@
         <w:pStyle w:val="166"/>
       </w:pPr>
       <w:r>
-        <w:t>一份完整 XML 模板，并明确模板中哪一个节点代表单条记录。</w:t>
+        <w:t>一份完整的 XML、XLSX 或 XLS 模板。XML 需要明确单条记录节点；表格模板第一个工作表第 1 行作为输出字段。</w:t>
       </w:r>
     </w:p>
     <w:p>
@@ -844,7 +844,7 @@
           <w:color w:val="333A40"/>
           <w:sz w:val="21"/>
         </w:rPr>
-        <w:t xml:space="preserve">  不提供登录、验证码、POST、代理、原始 JSON/JSONPath 直连、定时任务或多任务并行。</w:t>
+        <w:t xml:space="preserve">  不提供登录、验证码、POST、代理、原始 JSON/JSONPath 直连、定时任务、托盘后台或自动更新。</w:t>
       </w:r>
     </w:p>
     <w:p>
@@ -1606,7 +1606,7 @@
         <w:pStyle w:val="166"/>
       </w:pPr>
       <w:r>
-        <w:t>左侧任务栏：新建、复制、运行和删除任务；当前仅允许一个任务运行。</w:t>
+        <w:t>左侧任务栏：新建、复制、运行和删除任务，通过任务管理菜单导入/导出配置，并进入运行中心查看多个任务。</w:t>
       </w:r>
     </w:p>
     <w:p>
@@ -1614,7 +1614,7 @@
         <w:pStyle w:val="166"/>
       </w:pPr>
       <w:r>
-        <w:t>中间配置区：按 5 步完成任务配置，可保存草稿或运行任务。</w:t>
+        <w:t>中间配置区：按 5 步完成任务配置，可保存草稿、执行测试或运行当前任务。</w:t>
       </w:r>
     </w:p>
     <w:p>
@@ -1634,8 +1634,8 @@
       <w:r>
         <w:drawing>
           <wp:inline xmlns:a="http://schemas.openxmlformats.org/drawingml/2006/main" xmlns:pic="http://schemas.openxmlformats.org/drawingml/2006/picture">
-            <wp:extent cx="5989320" cy="3402757"/>
-            <wp:docPr id="12" name="Picture 12" descr="TapCollect 基本信息、任务列表和网页预览界面"/>
+            <wp:extent cx="5989320" cy="3393948"/>
+            <wp:docPr id="12" name="Picture 12" descr="任务管理配置导入导出菜单"/>
             <wp:cNvGraphicFramePr>
               <a:graphicFrameLocks noChangeAspect="1"/>
             </wp:cNvGraphicFramePr>
@@ -1655,7 +1655,7 @@
                   <pic:spPr>
                     <a:xfrm>
                       <a:off x="0" y="0"/>
-                      <a:ext cx="5989320" cy="3402757"/>
+                      <a:ext cx="5989320" cy="3393948"/>
                     </a:xfrm>
                     <a:prstGeom prst="rect"/>
                   </pic:spPr>
@@ -1673,7 +1673,61 @@
         <w:keepLines/>
       </w:pPr>
       <w:r>
-        <w:t>图 1  基本信息与任务列表</w:t>
+        <w:t>图 1  基本信息、任务列表与配置导入导出菜单</w:t>
+      </w:r>
+    </w:p>
+    <w:p>
+      <w:pPr>
+        <w:pStyle w:val="4"/>
+      </w:pPr>
+      <w:r>
+        <w:t>导入与导出任务配置</w:t>
+      </w:r>
+    </w:p>
+    <w:p>
+      <w:pPr/>
+      <w:r>
+        <w:t>在“任务管理”标题右侧点击省略号，可打开任务配置工具菜单；侧栏折叠时，将鼠标移到“任务管理”图标上也能访问相同入口。</w:t>
+      </w:r>
+    </w:p>
+    <w:p>
+      <w:pPr>
+        <w:pStyle w:val="166"/>
+      </w:pPr>
+      <w:r>
+        <w:t>导出全部任务配置：把当前所有已保存任务写入一个可读的 JSON 文件。</w:t>
+      </w:r>
+    </w:p>
+    <w:p>
+      <w:pPr>
+        <w:pStyle w:val="166"/>
+      </w:pPr>
+      <w:r>
+        <w:t>导出前会提示 Cookie、Authorization 等请求头可能包含敏感信息；请勿公开上传未检查的配置包。</w:t>
+      </w:r>
+    </w:p>
+    <w:p>
+      <w:pPr>
+        <w:pStyle w:val="166"/>
+      </w:pPr>
+      <w:r>
+        <w:t>导入任务配置：可在导出文件的 tasks 数组中复制、修改或新增任务对象，再一次性导入。合法任务会创建，错误项目会按序号和原因跳过。</w:t>
+      </w:r>
+    </w:p>
+    <w:p>
+      <w:pPr>
+        <w:pStyle w:val="166"/>
+      </w:pPr>
+      <w:r>
+        <w:t>每个导入成功的任务都会生成新的 ID 和时间，不会覆盖已有任务；XML、XLSX/XLS 模板、映射、请求设置、资源规则和目录配置会一并保留。</w:t>
+      </w:r>
+    </w:p>
+    <w:p>
+      <w:pPr>
+        <w:pStyle w:val="166"/>
+      </w:pPr>
+      <w:r>
+        <w:t>配置包不包含运行中心记录、检查点、日志、已下载资源或采集输出。</w:t>
       </w:r>
     </w:p>
     <w:p>
@@ -2721,12 +2775,12 @@
         <w:pStyle w:val="3"/>
       </w:pPr>
       <w:r>
-        <w:t>5 导入 XML 模板并选择记录节点</w:t>
-      </w:r>
-    </w:p>
-    <w:p>
-      <w:r>
-        <w:t>XML 字段不会按 title、text 等名称自动猜测。导入模板后，应先确认哪个节点代表单条记录，再逐字段明确处理方式。</w:t>
+        <w:t>5 导入 XML 或表格模板并配置输出字段</w:t>
+      </w:r>
+    </w:p>
+    <w:p>
+      <w:r>
+        <w:t>模板字段不会按 title、text 等名称自动猜测。XML 模式需要确认单条记录节点；表格模式读取第一个工作表的表头。两种格式都必须逐字段明确处理方式。</w:t>
       </w:r>
     </w:p>
     <w:p>
@@ -2777,7 +2831,7 @@
         <w:keepLines/>
       </w:pPr>
       <w:r>
-        <w:t>图 5  XML 模板树与字段映射总览</w:t>
+        <w:t>图 5  模板树与字段映射总览（图示为 XML）</w:t>
       </w:r>
     </w:p>
     <w:p>
@@ -2789,7 +2843,7 @@
         </w:numPr>
       </w:pPr>
       <w:r>
-        <w:t>导入完整 XML 模板。工具会保留模板编码和 CDATA 信息。</w:t>
+        <w:t>选择输出格式并导入完整模板。XML 会保留编码和 CDATA；XLSX/XLS 会保留原工作簿并读取第一个工作表。</w:t>
       </w:r>
     </w:p>
     <w:p>
@@ -2801,7 +2855,7 @@
         </w:numPr>
       </w:pPr>
       <w:r>
-        <w:t>在左侧 XML 树中选择单条示例记录节点，例如 /book/article。</w:t>
+        <w:t>XML 模式在模板树中选择单条示例记录节点，例如 /book/article；表格模式以第 1 行非空表头作为字段，重复表头按列字母区分。</w:t>
       </w:r>
     </w:p>
     <w:p>
@@ -2813,12 +2867,13 @@
         </w:numPr>
       </w:pPr>
       <w:r>
-        <w:t>逐个展开字段，选择页面采集、合并值、外链 URL、固定值、系统值、保留示例值或输出为空。每采集到一条记录，工具会复制该记录节点并写入映射结果，模板中的其他固定结构会保留。</w:t>
+        <w:t>逐个展开当前模板字段，选择页面采集、合并值、外链 URL、固定值、系统值、保留示例值或输出为空。XML 会复制记录节点；表格从第 2 行开始写入字符串，并保留其他工作表和可兼容的原有结构。</w:t>
       </w:r>
     </w:p>
     <w:p>
       <w:pPr>
         <w:pStyle w:val="3"/>
+        <w:pageBreakBefore w:val="0"/>
       </w:pPr>
       <w:r>
         <w:t>6 配置字段映射和合并值</w:t>
@@ -3012,7 +3067,7 @@
         <w:pStyle w:val="4"/>
       </w:pPr>
       <w:r>
-        <w:t>把附件保留在 text 正文中</w:t>
+        <w:t>把附件保留在 text 正文或表格 HTML 字段中</w:t>
       </w:r>
     </w:p>
     <w:p>
@@ -3068,16 +3123,7 @@
           <w:color w:val="075E68"/>
           <w:sz w:val="21"/>
         </w:rPr>
-        <w:t>附件规则</w:t>
-      </w:r>
-      <w:r>
-        <w:rPr>
-          <w:rFonts w:ascii="Calibri" w:hAnsi="Calibri" w:eastAsia="微软雅黑" w:cs="Calibri"/>
-          <w:b w:val="0"/>
-          <w:color w:val="333A40"/>
-          <w:sz w:val="21"/>
-        </w:rPr>
-        <w:t xml:space="preserve">  附件仍作为链接保留在 text 正文 HTML 中；开启下载后，站内附件会下载并改写链接，站外附件保持原地址。</w:t>
+        <w:t>附件规则  附件仍作为链接保留在 text 正文 HTML 或映射后的表格字符串中；开启下载后，站内附件会下载并改写链接，站外附件保持原地址。</w:t>
       </w:r>
     </w:p>
     <w:p>
@@ -3090,7 +3136,7 @@
     </w:p>
     <w:p>
       <w:r>
-        <w:t>最后一步集中设置正文清理、资源地址处理或下载、XML 分批、覆盖策略和网络参数。资源下载只处理最终 XML 实际引用的站内资源。</w:t>
+        <w:t>最后一步集中设置正文清理、资源地址处理或下载、所选格式分批、覆盖策略和网络参数。资源下载只处理最终输出实际引用的站内资源。</w:t>
       </w:r>
     </w:p>
     <w:p>
@@ -3141,7 +3187,7 @@
         <w:keepLines/>
       </w:pPr>
       <w:r>
-        <w:t>图 7  资源下载、XML 输出和请求设置</w:t>
+        <w:t>图 7  资源下载、输出分批和请求设置</w:t>
       </w:r>
     </w:p>
     <w:p>
@@ -3240,7 +3286,7 @@
         <w:pStyle w:val="4"/>
       </w:pPr>
       <w:r>
-        <w:t>XML 输出</w:t>
+        <w:t>XML 与表格输出</w:t>
       </w:r>
     </w:p>
     <w:p>
@@ -3248,7 +3294,7 @@
         <w:pStyle w:val="166"/>
       </w:pPr>
       <w:r>
-        <w:t>每个 XML 文件可保存 1–200 条，默认 200 条；超过上限自动新建下一个文件。</w:t>
+        <w:t>每个 XML、XLSX 或 XLS 文件可保存 1–200 条，默认 200 条；超过上限自动新建下一个文件。</w:t>
       </w:r>
     </w:p>
     <w:p>
@@ -3256,7 +3302,7 @@
         <w:pStyle w:val="166"/>
       </w:pPr>
       <w:r>
-        <w:t>“覆盖旧结果”默认开启，同时决定 XML 文件和已存在资源是否覆盖；关闭后 XML 文件名加入时间戳，已有资源会跳过并计入“资源已存在”。</w:t>
+        <w:t>“覆盖旧结果”默认开启，同时决定当前格式文件和已存在资源是否覆盖；关闭后输出文件名加入时间戳，已有资源会跳过并计入“资源已存在”。</w:t>
       </w:r>
     </w:p>
     <w:p>
@@ -3264,7 +3310,23 @@
         <w:pStyle w:val="166"/>
       </w:pPr>
       <w:r>
-        <w:t>输出先写入临时文件，再原子重命名，降低运行中断导致半个 XML 文件的风险。</w:t>
+        <w:t>输出先写入临时文件并完成格式校验，再原子重命名，降低运行中断导致半个文件或内容截断的风险。</w:t>
+      </w:r>
+    </w:p>
+    <w:p>
+      <w:pPr>
+        <w:pStyle w:val="166"/>
+      </w:pPr>
+      <w:r>
+        <w:t>XLSX/XLS 模板只读取第一个工作表的表头；输出扩展名与导入模板一致，每一批都从原模板生成。</w:t>
+      </w:r>
+    </w:p>
+    <w:p>
+      <w:pPr>
+        <w:pStyle w:val="166"/>
+      </w:pPr>
+      <w:r>
+        <w:t>表格单元格按普通字符串写入：HTML 会原样保存，不转换为富文本；以 =、+、-、@ 开头的值也按文本处理，避免被当作公式。</w:t>
       </w:r>
     </w:p>
     <w:p>
@@ -3288,6 +3350,14 @@
         <w:pStyle w:val="166"/>
       </w:pPr>
       <w:r>
+        <w:t>运行中心的正式任务并发数可设置为 1–5，默认 3；它与单个任务内部的详情页并发是两个独立设置。</w:t>
+      </w:r>
+    </w:p>
+    <w:p>
+      <w:pPr>
+        <w:pStyle w:val="166"/>
+      </w:pPr>
+      <w:r>
         <w:t>可配置超时、请求延迟、编码覆盖、User-Agent 和自定义请求头。</w:t>
       </w:r>
     </w:p>
@@ -3302,6 +3372,7 @@
     <w:p>
       <w:pPr>
         <w:pStyle w:val="3"/>
+        <w:pageBreakBefore w:val="0"/>
       </w:pPr>
       <w:r>
         <w:t>8 先测试再正式采集</w:t>
@@ -3309,7 +3380,7 @@
     </w:p>
     <w:p>
       <w:r>
-        <w:t>“执行测试”只读取当前列表页，并处理前 3 条记录，适合在正式运行前检查选择器、字段映射、XML 结构和资源计划。即使开启资源下载，测试也不会写入文件。</w:t>
+        <w:t>“执行测试”只读取当前列表页，并处理前 3 条记录，适合在正式运行前检查选择器、字段映射、当前输出模板和资源计划。测试使用独立测试槽，不占用正式任务并发数量；即使开启资源下载，也不会写入文件。</w:t>
       </w:r>
     </w:p>
     <w:p>
@@ -3396,7 +3467,7 @@
         </w:numPr>
       </w:pPr>
       <w:r>
-        <w:t>核对表格中的标题、日期、正文、图片和外链是否来自预期位置；开启下载时，展开“资源计划”确认来源、目标目录和 XML 地址。</w:t>
+        <w:t>核对测试结果中的标题、日期、正文、图片和外链是否来自预期位置；开启下载时，展开“资源计划”确认来源、目标目录和输出访问地址。</w:t>
       </w:r>
     </w:p>
     <w:p>
@@ -3408,7 +3479,7 @@
         </w:numPr>
       </w:pPr>
       <w:r>
-        <w:t>展开 XML 预览，确认节点、CDATA、编码、text 正文中的附件链接和资源改写结果正确。</w:t>
+        <w:t>XML 模式展开 XML 预览，确认节点、CDATA 和编码；表格模式核对各列字符串，确认 HTML、附件链接和资源改写结果正确。</w:t>
       </w:r>
     </w:p>
     <w:p>
@@ -3437,20 +3508,21 @@
           <w:color w:val="333A40"/>
           <w:sz w:val="21"/>
         </w:rPr>
-        <w:t xml:space="preserve">  列表项、详情链接、必填字段、资源计划和 XML 预览均符合预期后，再点击“开始正式采集”。</w:t>
+        <w:t xml:space="preserve">  列表项、详情链接、必填字段、资源计划和当前格式预览均符合预期后，再点击“开始正式采集”。</w:t>
       </w:r>
     </w:p>
     <w:p>
       <w:pPr>
         <w:pStyle w:val="3"/>
-      </w:pPr>
-      <w:r>
-        <w:t>9 正式运行、暂停与取消</w:t>
-      </w:r>
-    </w:p>
-    <w:p>
-      <w:r>
-        <w:t>运行抽屉会显示当前页、发现、成功、重复、跳过/失败，以及资源下载、已存在和失败数量。日志会写明正在采集的条目与链接，并可拖动顶部横条调整显示高度。工具同一时间只运行一个任务。</w:t>
+        <w:pageBreakBefore w:val="0"/>
+      </w:pPr>
+      <w:r>
+        <w:t>9 运行中心、暂停与取消</w:t>
+      </w:r>
+    </w:p>
+    <w:p>
+      <w:r>
+        <w:t>正式任务进入运行中心统一调度。最大并发任务数可设置为 1–5，默认 3；超过上限的任务进入等待队列。每个任务保留独立进度、日志和结果，测试采集使用独立测试槽，不占用正式任务并发数量。</w:t>
       </w:r>
     </w:p>
     <w:p>
@@ -3462,8 +3534,8 @@
       <w:r>
         <w:drawing>
           <wp:inline xmlns:a="http://schemas.openxmlformats.org/drawingml/2006/main" xmlns:pic="http://schemas.openxmlformats.org/drawingml/2006/picture">
-            <wp:extent cx="5989320" cy="1474633"/>
-            <wp:docPr id="20" name="Picture 20" descr="正式采集运行指标和资源统计"/>
+            <wp:extent cx="5989320" cy="3926647"/>
+            <wp:docPr id="20" name="Picture 20" descr="运行中心并发任务与队列"/>
             <wp:cNvGraphicFramePr>
               <a:graphicFrameLocks noChangeAspect="1"/>
             </wp:cNvGraphicFramePr>
@@ -3483,7 +3555,7 @@
                   <pic:spPr>
                     <a:xfrm>
                       <a:off x="0" y="0"/>
-                      <a:ext cx="5989320" cy="1474633"/>
+                      <a:ext cx="5989320" cy="3926647"/>
                     </a:xfrm>
                     <a:prstGeom prst="rect"/>
                   </pic:spPr>
@@ -3501,7 +3573,7 @@
         <w:keepLines/>
       </w:pPr>
       <w:r>
-        <w:t>图 9  正式采集的运行指标与资源统计</w:t>
+        <w:t>图 9  运行中心的并发、队列、任务指标与实时日志</w:t>
       </w:r>
     </w:p>
     <w:p>
@@ -3560,7 +3632,7 @@
         <w:pStyle w:val="166"/>
       </w:pPr>
       <w:r>
-        <w:t>暂停：保存当前检查点，稍后可继续。</w:t>
+        <w:t>暂停任务：当前页面安全提交并保存检查点后释放并发槽。</w:t>
       </w:r>
     </w:p>
     <w:p>
@@ -3568,7 +3640,7 @@
         <w:pStyle w:val="166"/>
       </w:pPr>
       <w:r>
-        <w:t>继续：从已保存的检查点恢复，避免重复处理已完成记录。</w:t>
+        <w:t>继续任务：从检查点恢复并进入等待队列末尾，已完成记录不会重复写入。</w:t>
       </w:r>
     </w:p>
     <w:p>
@@ -3576,7 +3648,7 @@
         <w:pStyle w:val="166"/>
       </w:pPr>
       <w:r>
-        <w:t>取消：停止当前运行；已经写入完成的输出文件会保留。</w:t>
+        <w:t>取消任务：停止等待或运行；已经写入完成的输出文件会保留。</w:t>
       </w:r>
     </w:p>
     <w:p>
@@ -3584,12 +3656,21 @@
         <w:pStyle w:val="166"/>
       </w:pPr>
       <w:r>
-        <w:t>完成后可直接打开输出目录；若存在请求、解析、必填字段或资源下载失败，可打开 CSV 错误日志。</w:t>
+        <w:t>运行中心支持全部暂停、全部继续和全部取消；完成后可直接打开输出目录，或查看请求、解析、必填字段和资源下载的 CSV 错误日志。</w:t>
+      </w:r>
+    </w:p>
+    <w:p>
+      <w:pPr>
+        <w:pStyle w:val="166"/>
+      </w:pPr>
+      <w:r>
+        <w:t>删除任务：运行、等待、暂停或测试中的任务不可删除；删除空闲或已结束任务会同步移除运行中心记录，但不会删除已经生成的输出文件和资源。</w:t>
       </w:r>
     </w:p>
     <w:p>
       <w:pPr>
         <w:pStyle w:val="3"/>
+        <w:pageBreakBefore w:val="0"/>
       </w:pPr>
       <w:r>
         <w:t>10 查看输出文件和本地数据</w:t>
@@ -3597,7 +3678,7 @@
     </w:p>
     <w:p>
       <w:r>
-        <w:t>任务名称决定输出目录和文件名前缀。默认每 200 条拆分一次，编号从 001 开始；下载资源写入单独选择的资源根目录。</w:t>
+        <w:t>任务名称决定输出目录和文件名前缀。XML、XLSX、XLS 都默认每 200 条拆分一次，编号从 001 开始；下载资源写入单独选择的资源根目录。</w:t>
       </w:r>
     </w:p>
     <w:p>
@@ -3615,69 +3696,15 @@
           <w:sz w:val="19"/>
         </w:rPr>
         <w:t>输出根目录/</w:t>
-      </w:r>
-      <w:r>
-        <w:rPr>
-          <w:rFonts w:ascii="Consolas" w:hAnsi="Consolas" w:eastAsia="微软雅黑" w:cs="Consolas"/>
-          <w:color w:val="203748"/>
-          <w:sz w:val="19"/>
-        </w:rPr>
-        <w:br w:type="textWrapping"/>
-      </w:r>
-      <w:r>
-        <w:rPr>
-          <w:rFonts w:ascii="Consolas" w:hAnsi="Consolas" w:eastAsia="微软雅黑" w:cs="Consolas"/>
-          <w:color w:val="203748"/>
-          <w:sz w:val="19"/>
-        </w:rPr>
+        <w:br/>
         <w:t>└─ 政务新闻/</w:t>
-      </w:r>
-      <w:r>
-        <w:rPr>
-          <w:rFonts w:ascii="Consolas" w:hAnsi="Consolas" w:eastAsia="微软雅黑" w:cs="Consolas"/>
-          <w:color w:val="203748"/>
-          <w:sz w:val="19"/>
-        </w:rPr>
-        <w:br w:type="textWrapping"/>
-      </w:r>
-      <w:r>
-        <w:rPr>
-          <w:rFonts w:ascii="Consolas" w:hAnsi="Consolas" w:eastAsia="微软雅黑" w:cs="Consolas"/>
-          <w:color w:val="203748"/>
-          <w:sz w:val="19"/>
-        </w:rPr>
+        <w:br/>
         <w:t xml:space="preserve">   ├─ 政务新闻_001.xml</w:t>
-      </w:r>
-      <w:r>
-        <w:rPr>
-          <w:rFonts w:ascii="Consolas" w:hAnsi="Consolas" w:eastAsia="微软雅黑" w:cs="Consolas"/>
-          <w:color w:val="203748"/>
-          <w:sz w:val="19"/>
-        </w:rPr>
-        <w:br w:type="textWrapping"/>
-      </w:r>
-      <w:r>
-        <w:rPr>
-          <w:rFonts w:ascii="Consolas" w:hAnsi="Consolas" w:eastAsia="微软雅黑" w:cs="Consolas"/>
-          <w:color w:val="203748"/>
-          <w:sz w:val="19"/>
-        </w:rPr>
-        <w:t xml:space="preserve">   ├─ 政务新闻_002.xml</w:t>
-      </w:r>
-      <w:r>
-        <w:rPr>
-          <w:rFonts w:ascii="Consolas" w:hAnsi="Consolas" w:eastAsia="微软雅黑" w:cs="Consolas"/>
-          <w:color w:val="203748"/>
-          <w:sz w:val="19"/>
-        </w:rPr>
-        <w:br w:type="textWrapping"/>
-      </w:r>
-      <w:r>
-        <w:rPr>
-          <w:rFonts w:ascii="Consolas" w:hAnsi="Consolas" w:eastAsia="微软雅黑" w:cs="Consolas"/>
-          <w:color w:val="203748"/>
-          <w:sz w:val="19"/>
-        </w:rPr>
+        <w:br/>
+        <w:t xml:space="preserve">   ├─ 政务新闻_001.xlsx</w:t>
+        <w:br/>
+        <w:t xml:space="preserve">   ├─ 政务新闻_001.xls</w:t>
+        <w:br/>
         <w:t xml:space="preserve">   └─ 政务新闻_错误日志.csv</w:t>
       </w:r>
     </w:p>
@@ -3821,7 +3848,7 @@
                 <w:color w:val="333A40"/>
                 <w:sz w:val="20"/>
               </w:rPr>
-              <w:t>任务名称_001.xml</w:t>
+              <w:t>任务名称_001.xml / .xlsx / .xls</w:t>
             </w:r>
           </w:p>
         </w:tc>
@@ -3846,7 +3873,7 @@
                 <w:color w:val="333A40"/>
                 <w:sz w:val="20"/>
               </w:rPr>
-              <w:t>按 XML 模板写入的第一批记录。</w:t>
+              <w:t>按当前模板格式写入的第一批记录；一个任务每次只使用一种格式。</w:t>
             </w:r>
           </w:p>
         </w:tc>
@@ -3889,7 +3916,7 @@
                 <w:color w:val="333A40"/>
                 <w:sz w:val="20"/>
               </w:rPr>
-              <w:t>任务名称_002.xml</w:t>
+              <w:t>任务名称_002.xml / .xlsx / .xls</w:t>
             </w:r>
           </w:p>
         </w:tc>
@@ -4146,12 +4173,13 @@
           <w:color w:val="333A40"/>
           <w:sz w:val="21"/>
         </w:rPr>
-        <w:t xml:space="preserve">  首次使用新目录且 data/ 为空时，会自动复制原 userData/collector-data 内容，旧目录保留；若应用同级目录不可写，则回退到原目录并显示警告。删除任务只删除配置与检查点，不删除已生成的 XML、资源和错误日志。</w:t>
+        <w:t xml:space="preserve">  首次使用新目录且 data/ 为空时，会自动复制原 userData/collector-data 内容，旧目录保留；若应用同级目录不可写，则回退到原目录并显示警告。删除任务会删除配置、检查点和对应运行中心记录，但不会删除已生成的 XML、XLSX/XLS、资源和错误日志。</w:t>
       </w:r>
     </w:p>
     <w:p>
       <w:pPr>
         <w:pStyle w:val="3"/>
+        <w:pageBreakBefore w:val="0"/>
       </w:pPr>
       <w:r>
         <w:t>11 常见问题</w:t>
@@ -4420,15 +4448,109 @@
     </w:p>
     <w:p>
       <w:pPr>
+        <w:keepLines/>
+        <w:spacing w:before="80" w:after="100" w:line="276" w:lineRule="auto"/>
+      </w:pPr>
+      <w:r>
+        <w:rPr>
+          <w:rFonts w:ascii="Calibri" w:hAnsi="Calibri" w:eastAsia="微软雅黑" w:cs="Calibri"/>
+          <w:b/>
+          <w:color w:val="1F4D78"/>
+          <w:sz w:val="23"/>
+        </w:rPr>
+        <w:t>如何导出或批量导入任务配置</w:t>
+      </w:r>
+      <w:r>
+        <w:rPr>
+          <w:rFonts w:ascii="Calibri" w:hAnsi="Calibri" w:eastAsia="微软雅黑" w:cs="Calibri"/>
+          <w:color w:val="333A40"/>
+          <w:sz w:val="22"/>
+        </w:rPr>
+        <w:br/>
+      </w:r>
+      <w:r>
+        <w:rPr>
+          <w:rFonts w:ascii="Calibri" w:hAnsi="Calibri" w:eastAsia="微软雅黑" w:cs="Calibri"/>
+          <w:color w:val="333A40"/>
+          <w:sz w:val="22"/>
+        </w:rPr>
+        <w:t>点击“任务管理”标题右侧的省略号。导出会生成包含全部已保存任务的 JSON；可编辑 tasks 数组后再导入。导入任务始终创建新 ID，不覆盖本地任务。</w:t>
+      </w:r>
+    </w:p>
+    <w:p>
+      <w:pPr>
+        <w:keepLines/>
+        <w:spacing w:before="80" w:after="100" w:line="276" w:lineRule="auto"/>
+      </w:pPr>
+      <w:r>
+        <w:rPr>
+          <w:rFonts w:ascii="Calibri" w:hAnsi="Calibri" w:eastAsia="微软雅黑" w:cs="Calibri"/>
+          <w:b/>
+          <w:color w:val="1F4D78"/>
+          <w:sz w:val="23"/>
+        </w:rPr>
+        <w:t>为什么任务显示“等待中”</w:t>
+      </w:r>
+      <w:r>
+        <w:rPr>
+          <w:rFonts w:ascii="Calibri" w:hAnsi="Calibri" w:eastAsia="微软雅黑" w:cs="Calibri"/>
+          <w:color w:val="333A40"/>
+          <w:sz w:val="22"/>
+        </w:rPr>
+        <w:br/>
+      </w:r>
+      <w:r>
+        <w:rPr>
+          <w:rFonts w:ascii="Calibri" w:hAnsi="Calibri" w:eastAsia="微软雅黑" w:cs="Calibri"/>
+          <w:color w:val="333A40"/>
+          <w:sz w:val="22"/>
+        </w:rPr>
+        <w:t>正式运行数量已达到运行中心设置的最大并发数时，新任务进入等待队列；前面的任务完成、取消或暂停释放槽位后会自动开始。测试采集不占用这个数量。</w:t>
+      </w:r>
+    </w:p>
+    <w:p>
+      <w:pPr>
+        <w:keepLines/>
+        <w:spacing w:before="80" w:after="100" w:line="276" w:lineRule="auto"/>
+      </w:pPr>
+      <w:r>
+        <w:rPr>
+          <w:rFonts w:ascii="Calibri" w:hAnsi="Calibri" w:eastAsia="微软雅黑" w:cs="Calibri"/>
+          <w:b/>
+          <w:color w:val="1F4D78"/>
+          <w:sz w:val="23"/>
+        </w:rPr>
+        <w:t>表格中的 HTML 会如何写入</w:t>
+      </w:r>
+      <w:r>
+        <w:rPr>
+          <w:rFonts w:ascii="Calibri" w:hAnsi="Calibri" w:eastAsia="微软雅黑" w:cs="Calibri"/>
+          <w:color w:val="333A40"/>
+          <w:sz w:val="22"/>
+        </w:rPr>
+        <w:br/>
+      </w:r>
+      <w:r>
+        <w:rPr>
+          <w:rFonts w:ascii="Calibri" w:hAnsi="Calibri" w:eastAsia="微软雅黑" w:cs="Calibri"/>
+          <w:color w:val="333A40"/>
+          <w:sz w:val="22"/>
+        </w:rPr>
+        <w:t>XLSX/XLS 单元格按普通字符串写入，HTML 标签会原样保留，不转换为富文本。输出后工具会重新读取并校验单元格，避免长文本被截断。</w:t>
+      </w:r>
+    </w:p>
+    <w:p>
+      <w:pPr>
         <w:pStyle w:val="3"/>
-      </w:pPr>
-      <w:r>
-        <w:t>12 首版限制与运行前检查</w:t>
-      </w:r>
-    </w:p>
-    <w:p>
-      <w:r>
-        <w:t>TapCollect 0.1.0 定位为简单、可配置的公开网页采集工具，以下能力暂不提供：</w:t>
+        <w:pageBreakBefore w:val="0"/>
+      </w:pPr>
+      <w:r>
+        <w:t>12 当前限制与运行前检查</w:t>
+      </w:r>
+    </w:p>
+    <w:p>
+      <w:r>
+        <w:t>TapCollect 当前开发版仍定位为简单、可配置的公开网页采集工具，以下能力暂不提供：</w:t>
       </w:r>
     </w:p>
     <w:p>
@@ -4468,7 +4590,7 @@
         <w:pStyle w:val="166"/>
       </w:pPr>
       <w:r>
-        <w:t>定时任务、多任务并行、托盘后台、自动更新。</w:t>
+        <w:t>定时任务、托盘后台、自动更新，以及关闭应用后长期保留运行中心日志。</w:t>
       </w:r>
     </w:p>
     <w:p>
@@ -4476,7 +4598,7 @@
         <w:pStyle w:val="166"/>
       </w:pPr>
       <w:r>
-        <w:t>XSD/业务 DTD 校验，以及任务配置跨机器导入导出。</w:t>
+        <w:t>XSD/业务 DTD 校验，以及任务配置包加密、压缩、云同步或按 ID 覆盖导入。</w:t>
       </w:r>
     </w:p>
     <w:p>
@@ -4532,7 +4654,7 @@
         </w:numPr>
       </w:pPr>
       <w:r>
-        <w:t>XML 记录节点、CDATA 和每个字段处理方式已确认。</w:t>
+        <w:t>XML 记录节点/CDATA，或表格第一个工作表的表头，以及每个字段处理方式已确认。</w:t>
       </w:r>
     </w:p>
     <w:p>
@@ -4556,7 +4678,7 @@
         </w:numPr>
       </w:pPr>
       <w:r>
-        <w:t>资源地址模式或下载目录/前缀、输出目录、每文件条数和覆盖开关已确认。</w:t>
+        <w:t>当前输出格式、资源地址模式或下载目录/前缀、输出目录、每文件条数和覆盖开关已确认。</w:t>
       </w:r>
     </w:p>
     <w:p>
@@ -4568,7 +4690,7 @@
         </w:numPr>
       </w:pPr>
       <w:r>
-        <w:t>测试前 3 条记录、字段匹配、资源计划和 XML 预览通过，再开始正式运行。</w:t>
+        <w:t>测试前 3 条记录、字段匹配、资源计划和当前格式预览通过，再开始正式运行。</w:t>
       </w:r>
     </w:p>
     <w:p>
@@ -4652,7 +4774,7 @@
         <w:color w:val="68767A"/>
         <w:sz w:val="18"/>
       </w:rPr>
-      <w:t xml:space="preserve">版本 0.1.0  ·  第 </w:t>
+      <w:t xml:space="preserve">当前开发版  ·  第 </w:t>
     </w:r>
     <w:r>
       <w:rPr>
@@ -4719,7 +4841,7 @@
         <w:color w:val="68767A"/>
         <w:sz w:val="18"/>
       </w:rPr>
-      <w:t>TapCollect 0.1.0  |  2026 年 8 月</w:t>
+      <w:t>TapCollect 当前开发版  |  2026 年 8 月 9 日</w:t>
     </w:r>
   </w:p>
 </w:ftr>

--- a/TapCollect使用说明-更新版.docx
+++ b/TapCollect使用说明-更新版.docx
@@ -122,8 +122,20 @@
           <w:color w:val="203748"/>
           <w:sz w:val="23"/>
         </w:rPr>
-        <w:t>当前开发版</w:t>
-      </w:r>
+        <w:t>当前版本 v0.4.</w:t>
+      </w:r>
+      <w:r>
+        <w:rPr>
+          <w:rFonts w:hint="eastAsia" w:cs="Calibri"/>
+          <w:b/>
+          <w:color w:val="203748"/>
+          <w:sz w:val="23"/>
+          <w:lang w:val="en-US" w:eastAsia="zh-CN"/>
+        </w:rPr>
+        <w:t>8</w:t>
+      </w:r>
+      <w:bookmarkStart w:id="0" w:name="_GoBack"/>
+      <w:bookmarkEnd w:id="0"/>
       <w:r>
         <w:rPr>
           <w:rFonts w:ascii="Calibri" w:hAnsi="Calibri" w:eastAsia="微软雅黑" w:cs="Calibri"/>
@@ -131,7 +143,7 @@
           <w:color w:val="203748"/>
           <w:sz w:val="23"/>
         </w:rPr>
-        <w:t xml:space="preserve">  |  2026 年 8 月 9 日</w:t>
+        <w:t xml:space="preserve">  |  2026 年 9 月 4 日</w:t>
       </w:r>
     </w:p>
     <w:p>
@@ -144,7 +156,7 @@
     </w:p>
     <w:p>
       <w:r>
-        <w:t>TapCollect 是一个本地桌面工具，用于从公开、可直接访问的网页中提取列表与详情信息，并按用户提供的 XML、XLSX 或 XLS 模板生成文件。配置过程固定为 5 步，支持静态地址分页、点击“下一页”的动态分页和多任务并发运行，建议先测试前 3 条记录，再开始正式采集。</w:t>
+        <w:t>TapCollect 是一个本地桌面工具，用于从公开、可直接访问的网页中提取列表与详情信息，并按用户提供的 XML、XLSX 或 XLS 模板生成文件。配置过程固定为 5 步，支持静态地址分页、点击“下一页”的动态分页和多任务并发运行。建议先测试前 3 条记录并导出测试文件核验格式，再开始正式采集。</w:t>
       </w:r>
     </w:p>
     <w:p>
@@ -581,7 +593,7 @@
                 <w:color w:val="333A40"/>
                 <w:sz w:val="20"/>
               </w:rPr>
-              <w:t>决定是否进入详情，并配置详情链接。</w:t>
+              <w:t>决定是否进入详情，并配置读取链接或点击元素。</w:t>
             </w:r>
           </w:p>
         </w:tc>
@@ -674,7 +686,7 @@
                 <w:color w:val="333A40"/>
                 <w:sz w:val="20"/>
               </w:rPr>
-              <w:t>导入 XML、XLSX 或 XLS 模板，逐字段配置来源。</w:t>
+              <w:t>导入模板，批量留空后配置需要的字段。</w:t>
             </w:r>
           </w:p>
         </w:tc>
@@ -767,7 +779,7 @@
                 <w:color w:val="333A40"/>
                 <w:sz w:val="20"/>
               </w:rPr>
-              <w:t>设置资源处理、输出分批和网络参数，执行测试。</w:t>
+              <w:t>设置资源与分批输出，测试并可导出测试文件。</w:t>
             </w:r>
           </w:p>
         </w:tc>
@@ -844,7 +856,7 @@
           <w:color w:val="333A40"/>
           <w:sz w:val="21"/>
         </w:rPr>
-        <w:t xml:space="preserve">  不提供登录、验证码、POST、代理、原始 JSON/JSONPath 直连、定时任务、托盘后台或自动更新。</w:t>
+        <w:t xml:space="preserve">  不提供登录、验证码、POST、代理、原始 JSON/JSONPath 直连、定时任务或托盘后台。</w:t>
       </w:r>
     </w:p>
     <w:p>
@@ -852,15 +864,7 @@
         <w:pStyle w:val="3"/>
       </w:pPr>
       <w:r>
-        <w:t>1 安装与</w:t>
-      </w:r>
-      <w:bookmarkStart w:id="0" w:name="_GoBack"/>
-      <w:r>
-        <w:t>启</w:t>
-      </w:r>
-      <w:bookmarkEnd w:id="0"/>
-      <w:r>
-        <w:t>动</w:t>
+        <w:t>1 安装与启动</w:t>
       </w:r>
     </w:p>
     <w:p>
@@ -1454,10 +1458,38 @@
           <w:sz w:val="19"/>
         </w:rPr>
         <w:t>npm install</w:t>
-        <w:br/>
+      </w:r>
+      <w:r>
+        <w:rPr>
+          <w:rFonts w:ascii="Consolas" w:hAnsi="Consolas" w:eastAsia="微软雅黑" w:cs="Consolas"/>
+          <w:color w:val="203748"/>
+          <w:sz w:val="19"/>
+        </w:rPr>
+        <w:br w:type="textWrapping"/>
+      </w:r>
+      <w:r>
+        <w:rPr>
+          <w:rFonts w:ascii="Consolas" w:hAnsi="Consolas" w:eastAsia="微软雅黑" w:cs="Consolas"/>
+          <w:color w:val="203748"/>
+          <w:sz w:val="19"/>
+        </w:rPr>
         <w:t>npm run dev</w:t>
-        <w:br/>
-        <w:t># 开发页面：http://localhost:5677/</w:t>
+      </w:r>
+      <w:r>
+        <w:rPr>
+          <w:rFonts w:ascii="Consolas" w:hAnsi="Consolas" w:eastAsia="微软雅黑" w:cs="Consolas"/>
+          <w:color w:val="203748"/>
+          <w:sz w:val="19"/>
+        </w:rPr>
+        <w:br w:type="textWrapping"/>
+      </w:r>
+      <w:r>
+        <w:rPr>
+          <w:rFonts w:ascii="Consolas" w:hAnsi="Consolas" w:eastAsia="微软雅黑" w:cs="Consolas"/>
+          <w:color w:val="203748"/>
+          <w:sz w:val="19"/>
+        </w:rPr>
+        <w:t># 开发页面：http://127.0.0.1:5677/</w:t>
       </w:r>
     </w:p>
     <w:p>
@@ -1486,7 +1518,45 @@
           <w:color w:val="333A40"/>
           <w:sz w:val="21"/>
         </w:rPr>
-        <w:t xml:space="preserve">  开发环境写入项目根目录 data/；正式应用写入应用同级 data/。数据只保存在本机，不会自动上传。</w:t>
+        <w:t xml:space="preserve">  任务配置统一写入 Electron 用户数据目录下的 collector-data，与安装目录分离；覆盖安装或升级不会删除这些配置。数据只保存在本机，不会自动上传。</w:t>
+      </w:r>
+    </w:p>
+    <w:p>
+      <w:pPr>
+        <w:pStyle w:val="4"/>
+        <w:pageBreakBefore/>
+      </w:pPr>
+      <w:r>
+        <w:t>关于与更新</w:t>
+      </w:r>
+    </w:p>
+    <w:p>
+      <w:r>
+        <w:t>“关于与更新”会显示 TapCollect 版本、操作系统和 CPU 架构，并提供手动检查更新和可选的启动检查。</w:t>
+      </w:r>
+    </w:p>
+    <w:p>
+      <w:pPr>
+        <w:pStyle w:val="166"/>
+      </w:pPr>
+      <w:r>
+        <w:t>自动检查默认关闭；开启后每次启动会在后台检查一次，发现适用于当前平台的新版本时在顶部提示。检查失败不会影响离线使用。</w:t>
+      </w:r>
+    </w:p>
+    <w:p>
+      <w:pPr>
+        <w:pStyle w:val="166"/>
+      </w:pPr>
+      <w:r>
+        <w:t>更新弹窗会显示 Release 标题、发布时间、更新说明和安装包大小；正式安装版可下载对应架构的安装包，校验文件大小与 GitHub 提供的 SHA-256（如有），再启动安装。</w:t>
+      </w:r>
+    </w:p>
+    <w:p>
+      <w:pPr>
+        <w:pStyle w:val="166"/>
+      </w:pPr>
+      <w:r>
+        <w:t>本地开发预览只检查版本，不下载或启动安装包。</w:t>
       </w:r>
     </w:p>
     <w:p>
@@ -1499,7 +1569,7 @@
     </w:p>
     <w:p>
       <w:r>
-        <w:t>主窗口由任务栏、配置区和网页预览区组成。左右分隔条可用鼠标拖动调整宽度，也可点击箭头折叠；运行日志区域同样可以上下拖动调整高度。</w:t>
+        <w:t>主窗口由任务栏、配置区和网页预览区组成。左右分隔条可用鼠标拖动调整宽度，也可点击箭头折叠；运行日志区域同样可以上下拖动调整高度。网页预览打开列表、进入详情或页内跳转时会显示加载状态，并维护前进、后退历史。</w:t>
       </w:r>
     </w:p>
     <w:p>
@@ -1543,7 +1613,7 @@
         </w:numPr>
       </w:pPr>
       <w:r>
-        <w:t>点击“打开预览”或右侧“前往”，确认页面可以加载。</w:t>
+        <w:t>点击“打开预览”或右侧“前往”，确认页面可以加载；加载完成后可使用预览工具栏的后退、前进按钮检查导航。</w:t>
       </w:r>
     </w:p>
     <w:p>
@@ -1561,7 +1631,21 @@
           <w:sz w:val="19"/>
         </w:rPr>
         <w:t>https://www.example.com/ggl/node_101571.htm</w:t>
-        <w:br/>
+      </w:r>
+      <w:r>
+        <w:rPr>
+          <w:rFonts w:ascii="Consolas" w:hAnsi="Consolas" w:eastAsia="微软雅黑" w:cs="Consolas"/>
+          <w:color w:val="203748"/>
+          <w:sz w:val="19"/>
+        </w:rPr>
+        <w:br w:type="textWrapping"/>
+      </w:r>
+      <w:r>
+        <w:rPr>
+          <w:rFonts w:ascii="Consolas" w:hAnsi="Consolas" w:eastAsia="微软雅黑" w:cs="Consolas"/>
+          <w:color w:val="203748"/>
+          <w:sz w:val="19"/>
+        </w:rPr>
         <w:t>https://www.example.com/ggl/node_101571_{page}.htm</w:t>
       </w:r>
     </w:p>
@@ -1622,7 +1706,7 @@
         <w:pStyle w:val="166"/>
       </w:pPr>
       <w:r>
-        <w:t>右侧网页预览：打开目标页面，辅助点选和验证 CSS/XPath 选择器。</w:t>
+        <w:t>右侧网页预览：打开目标页面，辅助点选和验证 CSS/XPath 选择器，并提供前进、后退及加载蒙层。</w:t>
       </w:r>
     </w:p>
     <w:p>
@@ -1633,21 +1717,24 @@
       </w:pPr>
       <w:r>
         <w:drawing>
-          <wp:inline xmlns:a="http://schemas.openxmlformats.org/drawingml/2006/main" xmlns:pic="http://schemas.openxmlformats.org/drawingml/2006/picture">
-            <wp:extent cx="5989320" cy="3393948"/>
+          <wp:inline distT="0" distB="0" distL="114300" distR="114300">
+            <wp:extent cx="5989320" cy="3393440"/>
+            <wp:effectExtent l="0" t="0" r="5080" b="10160"/>
             <wp:docPr id="12" name="Picture 12" descr="任务管理配置导入导出菜单"/>
             <wp:cNvGraphicFramePr>
-              <a:graphicFrameLocks noChangeAspect="1"/>
+              <a:graphicFrameLocks xmlns:a="http://schemas.openxmlformats.org/drawingml/2006/main" noChangeAspect="1"/>
             </wp:cNvGraphicFramePr>
-            <a:graphic>
+            <a:graphic xmlns:a="http://schemas.openxmlformats.org/drawingml/2006/main">
               <a:graphicData uri="http://schemas.openxmlformats.org/drawingml/2006/picture">
-                <pic:pic>
+                <pic:pic xmlns:pic="http://schemas.openxmlformats.org/drawingml/2006/picture">
                   <pic:nvPicPr>
-                    <pic:cNvPr id="0" name="01-basic.png"/>
-                    <pic:cNvPicPr/>
+                    <pic:cNvPr id="12" name="Picture 12" descr="任务管理配置导入导出菜单"/>
+                    <pic:cNvPicPr>
+                      <a:picLocks noChangeAspect="1"/>
+                    </pic:cNvPicPr>
                   </pic:nvPicPr>
                   <pic:blipFill>
-                    <a:blip r:embed="rId23"/>
+                    <a:blip r:embed="rId10"/>
                     <a:stretch>
                       <a:fillRect/>
                     </a:stretch>
@@ -1657,7 +1744,9 @@
                       <a:off x="0" y="0"/>
                       <a:ext cx="5989320" cy="3393948"/>
                     </a:xfrm>
-                    <a:prstGeom prst="rect"/>
+                    <a:prstGeom prst="rect">
+                      <a:avLst/>
+                    </a:prstGeom>
                   </pic:spPr>
                 </pic:pic>
               </a:graphicData>
@@ -1685,7 +1774,6 @@
       </w:r>
     </w:p>
     <w:p>
-      <w:pPr/>
       <w:r>
         <w:t>在“任务管理”标题右侧点击省略号，可打开任务配置工具菜单；侧栏折叠时，将鼠标移到“任务管理”图标上也能访问相同入口。</w:t>
       </w:r>
@@ -1751,21 +1839,24 @@
       </w:pPr>
       <w:r>
         <w:drawing>
-          <wp:inline xmlns:a="http://schemas.openxmlformats.org/drawingml/2006/main" xmlns:pic="http://schemas.openxmlformats.org/drawingml/2006/picture">
-            <wp:extent cx="4709160" cy="5045529"/>
+          <wp:inline distT="0" distB="0" distL="114300" distR="114300">
+            <wp:extent cx="4709160" cy="5045075"/>
+            <wp:effectExtent l="0" t="0" r="2540" b="9525"/>
             <wp:docPr id="13" name="Picture 13" descr="固定 URL 数字分页与点击下一页动态分页对照"/>
             <wp:cNvGraphicFramePr>
-              <a:graphicFrameLocks noChangeAspect="1"/>
+              <a:graphicFrameLocks xmlns:a="http://schemas.openxmlformats.org/drawingml/2006/main" noChangeAspect="1"/>
             </wp:cNvGraphicFramePr>
-            <a:graphic>
+            <a:graphic xmlns:a="http://schemas.openxmlformats.org/drawingml/2006/main">
               <a:graphicData uri="http://schemas.openxmlformats.org/drawingml/2006/picture">
-                <pic:pic>
+                <pic:pic xmlns:pic="http://schemas.openxmlformats.org/drawingml/2006/picture">
                   <pic:nvPicPr>
-                    <pic:cNvPr id="0" name="02-pagination-modes.png"/>
-                    <pic:cNvPicPr/>
+                    <pic:cNvPr id="13" name="Picture 13" descr="固定 URL 数字分页与点击下一页动态分页对照"/>
+                    <pic:cNvPicPr>
+                      <a:picLocks noChangeAspect="1"/>
+                    </pic:cNvPicPr>
                   </pic:nvPicPr>
                   <pic:blipFill>
-                    <a:blip r:embed="rId24"/>
+                    <a:blip r:embed="rId11"/>
                     <a:stretch>
                       <a:fillRect/>
                     </a:stretch>
@@ -1775,7 +1866,9 @@
                       <a:off x="0" y="0"/>
                       <a:ext cx="4709160" cy="5045529"/>
                     </a:xfrm>
-                    <a:prstGeom prst="rect"/>
+                    <a:prstGeom prst="rect">
+                      <a:avLst/>
+                    </a:prstGeom>
                   </pic:spPr>
                 </pic:pic>
               </a:graphicData>
@@ -2106,7 +2199,7 @@
     </w:p>
     <w:p>
       <w:r>
-        <w:t>如果列表页已经包含全部字段，可关闭详情采集。启用后，需要选择列表项内的详情链接，并从 href 属性得到地址。</w:t>
+        <w:t>如果列表页已经包含全部字段，可关闭详情采集。启用后，可选择“读取链接”或“点击元素”进入详情；前者适合标准链接，后者适合前端路由或 JavaScript 事件打开的详情页。</w:t>
       </w:r>
     </w:p>
     <w:p>
@@ -2117,21 +2210,24 @@
       </w:pPr>
       <w:r>
         <w:drawing>
-          <wp:inline xmlns:a="http://schemas.openxmlformats.org/drawingml/2006/main" xmlns:pic="http://schemas.openxmlformats.org/drawingml/2006/picture">
-            <wp:extent cx="5897880" cy="4436855"/>
+          <wp:inline distT="0" distB="0" distL="114300" distR="114300">
+            <wp:extent cx="5897880" cy="4436745"/>
+            <wp:effectExtent l="0" t="0" r="7620" b="8255"/>
             <wp:docPr id="14" name="Picture 14" descr="详情页采集、详情链接和完整 hostname 判断界面"/>
             <wp:cNvGraphicFramePr>
-              <a:graphicFrameLocks noChangeAspect="1"/>
+              <a:graphicFrameLocks xmlns:a="http://schemas.openxmlformats.org/drawingml/2006/main" noChangeAspect="1"/>
             </wp:cNvGraphicFramePr>
-            <a:graphic>
+            <a:graphic xmlns:a="http://schemas.openxmlformats.org/drawingml/2006/main">
               <a:graphicData uri="http://schemas.openxmlformats.org/drawingml/2006/picture">
-                <pic:pic>
+                <pic:pic xmlns:pic="http://schemas.openxmlformats.org/drawingml/2006/picture">
                   <pic:nvPicPr>
-                    <pic:cNvPr id="0" name="04-detail.png"/>
-                    <pic:cNvPicPr/>
+                    <pic:cNvPr id="14" name="Picture 14" descr="详情页采集、详情链接和完整 hostname 判断界面"/>
+                    <pic:cNvPicPr>
+                      <a:picLocks noChangeAspect="1"/>
+                    </pic:cNvPicPr>
                   </pic:nvPicPr>
                   <pic:blipFill>
-                    <a:blip r:embed="rId25"/>
+                    <a:blip r:embed="rId12"/>
                     <a:stretch>
                       <a:fillRect/>
                     </a:stretch>
@@ -2141,7 +2237,9 @@
                       <a:off x="0" y="0"/>
                       <a:ext cx="5897880" cy="4436855"/>
                     </a:xfrm>
-                    <a:prstGeom prst="rect"/>
+                    <a:prstGeom prst="rect">
+                      <a:avLst/>
+                    </a:prstGeom>
                   </pic:spPr>
                 </pic:pic>
               </a:graphicData>
@@ -2181,7 +2279,7 @@
         </w:numPr>
       </w:pPr>
       <w:r>
-        <w:t>在一条列表记录中选择标题链接，或输入相对于列表项的选择器。</w:t>
+        <w:t>选择“读取链接”时，在一条列表记录中点选标题链接或输入相对选择器；列表项自身是 &lt;a&gt;，或列表项外层由 &lt;a&gt; 包裹时也能识别。</w:t>
       </w:r>
     </w:p>
     <w:p>
@@ -2193,7 +2291,15 @@
         </w:numPr>
       </w:pPr>
       <w:r>
-        <w:t>通常将提取属性设置为 href，再打开第一条有效详情检查。</w:t>
+        <w:t>将提取属性设置为 href 等链接属性，再打开第一条有效详情检查。</w:t>
+      </w:r>
+    </w:p>
+    <w:p>
+      <w:pPr>
+        <w:pStyle w:val="167"/>
+      </w:pPr>
+      <w:r>
+        <w:t>选择“点击元素”时，点选可触发详情的列表元素。正式采集会按列表顺序逐条打开详情并返回列表，确保详情数据与列表记录对应。</w:t>
       </w:r>
     </w:p>
     <w:p>
@@ -2213,21 +2319,24 @@
       </w:pPr>
       <w:r>
         <w:drawing>
-          <wp:inline xmlns:a="http://schemas.openxmlformats.org/drawingml/2006/main" xmlns:pic="http://schemas.openxmlformats.org/drawingml/2006/picture">
-            <wp:extent cx="5989320" cy="3402757"/>
+          <wp:inline distT="0" distB="0" distL="114300" distR="114300">
+            <wp:extent cx="5989320" cy="3402330"/>
+            <wp:effectExtent l="0" t="0" r="5080" b="1270"/>
             <wp:docPr id="15" name="Picture 15" descr="网页预览中点选完整列表项容器的示意界面"/>
             <wp:cNvGraphicFramePr>
-              <a:graphicFrameLocks noChangeAspect="1"/>
+              <a:graphicFrameLocks xmlns:a="http://schemas.openxmlformats.org/drawingml/2006/main" noChangeAspect="1"/>
             </wp:cNvGraphicFramePr>
-            <a:graphic>
+            <a:graphic xmlns:a="http://schemas.openxmlformats.org/drawingml/2006/main">
               <a:graphicData uri="http://schemas.openxmlformats.org/drawingml/2006/picture">
-                <pic:pic>
+                <pic:pic xmlns:pic="http://schemas.openxmlformats.org/drawingml/2006/picture">
                   <pic:nvPicPr>
-                    <pic:cNvPr id="0" name="05-preview-picker.png"/>
-                    <pic:cNvPicPr/>
+                    <pic:cNvPr id="15" name="Picture 15" descr="网页预览中点选完整列表项容器的示意界面"/>
+                    <pic:cNvPicPr>
+                      <a:picLocks noChangeAspect="1"/>
+                    </pic:cNvPicPr>
                   </pic:nvPicPr>
                   <pic:blipFill>
-                    <a:blip r:embed="rId26"/>
+                    <a:blip r:embed="rId13"/>
                     <a:stretch>
                       <a:fillRect/>
                     </a:stretch>
@@ -2237,7 +2346,9 @@
                       <a:off x="0" y="0"/>
                       <a:ext cx="5989320" cy="3402757"/>
                     </a:xfrm>
-                    <a:prstGeom prst="rect"/>
+                    <a:prstGeom prst="rect">
+                      <a:avLst/>
+                    </a:prstGeom>
                   </pic:spPr>
                 </pic:pic>
               </a:graphicData>
@@ -2780,7 +2891,7 @@
     </w:p>
     <w:p>
       <w:r>
-        <w:t>模板字段不会按 title、text 等名称自动猜测。XML 模式需要确认单条记录节点；表格模式读取第一个工作表的表头。两种格式都必须逐字段明确处理方式。</w:t>
+        <w:t>模板字段不会按 title、text 等名称自动猜测。XML 模式需要确认单条记录节点；表格模式读取第一个工作表的表头。每个字段都必须明确处理方式；字段很多且大部分无需采集时，可先一键全部设为“输出为空”。</w:t>
       </w:r>
     </w:p>
     <w:p>
@@ -2791,21 +2902,24 @@
       </w:pPr>
       <w:r>
         <w:drawing>
-          <wp:inline xmlns:a="http://schemas.openxmlformats.org/drawingml/2006/main" xmlns:pic="http://schemas.openxmlformats.org/drawingml/2006/picture">
-            <wp:extent cx="5166360" cy="4867750"/>
+          <wp:inline distT="0" distB="0" distL="114300" distR="114300">
+            <wp:extent cx="5166360" cy="4867275"/>
+            <wp:effectExtent l="0" t="0" r="2540" b="9525"/>
             <wp:docPr id="16" name="Picture 16" descr="XML 模板树与字段映射总览"/>
             <wp:cNvGraphicFramePr>
-              <a:graphicFrameLocks noChangeAspect="1"/>
+              <a:graphicFrameLocks xmlns:a="http://schemas.openxmlformats.org/drawingml/2006/main" noChangeAspect="1"/>
             </wp:cNvGraphicFramePr>
-            <a:graphic>
+            <a:graphic xmlns:a="http://schemas.openxmlformats.org/drawingml/2006/main">
               <a:graphicData uri="http://schemas.openxmlformats.org/drawingml/2006/picture">
-                <pic:pic>
+                <pic:pic xmlns:pic="http://schemas.openxmlformats.org/drawingml/2006/picture">
                   <pic:nvPicPr>
-                    <pic:cNvPr id="0" name="06-xml-overview.png"/>
-                    <pic:cNvPicPr/>
+                    <pic:cNvPr id="16" name="Picture 16" descr="XML 模板树与字段映射总览"/>
+                    <pic:cNvPicPr>
+                      <a:picLocks noChangeAspect="1"/>
+                    </pic:cNvPicPr>
                   </pic:nvPicPr>
                   <pic:blipFill>
-                    <a:blip r:embed="rId27"/>
+                    <a:blip r:embed="rId14"/>
                     <a:stretch>
                       <a:fillRect/>
                     </a:stretch>
@@ -2815,7 +2929,9 @@
                       <a:off x="0" y="0"/>
                       <a:ext cx="5166360" cy="4867750"/>
                     </a:xfrm>
-                    <a:prstGeom prst="rect"/>
+                    <a:prstGeom prst="rect">
+                      <a:avLst/>
+                    </a:prstGeom>
                   </pic:spPr>
                 </pic:pic>
               </a:graphicData>
@@ -2843,7 +2959,7 @@
         </w:numPr>
       </w:pPr>
       <w:r>
-        <w:t>选择输出格式并导入完整模板。XML 会保留编码和 CDATA；XLSX/XLS 会保留原工作簿并读取第一个工作表。</w:t>
+        <w:t>选择输出格式并导入完整模板。XML 会保留声明编码、固定节点、属性、注释、命名空间、示例值和逐字段 CDATA；XLSX/XLS 会保留原工作簿并读取第一个工作表。</w:t>
       </w:r>
     </w:p>
     <w:p>
@@ -2855,7 +2971,7 @@
         </w:numPr>
       </w:pPr>
       <w:r>
-        <w:t>XML 模式在模板树中选择单条示例记录节点，例如 /book/article；表格模式以第 1 行非空表头作为字段，重复表头按列字母区分。</w:t>
+        <w:t>XML 模式在模板树中选择单条示例记录节点，例如 /book/article；支持映射元素属性，并可用唯一 id 区分同一层重复的 field 节点。表格模式以第 1 行非空表头作为字段，重复表头按列字母区分。</w:t>
       </w:r>
     </w:p>
     <w:p>
@@ -2867,7 +2983,15 @@
         </w:numPr>
       </w:pPr>
       <w:r>
-        <w:t>逐个展开当前模板字段，选择页面采集、合并值、外链 URL、固定值、系统值、保留示例值或输出为空。XML 会复制记录节点；表格从第 2 行开始写入字符串，并保留其他工作表和可兼容的原有结构。</w:t>
+        <w:t>字段较多时先点击“全部设为输出为空”，再逐个展开需要采集的字段，选择页面采集、合并值、外链 URL、固定值、系统值或保留示例值。XML 会复制记录节点；表格从第 2 行开始写入字符串，并保留其他工作表和可兼容的原有结构。</w:t>
+      </w:r>
+    </w:p>
+    <w:p>
+      <w:pPr>
+        <w:pStyle w:val="167"/>
+      </w:pPr>
+      <w:r>
+        <w:t>XLS 输出兼容 WPS 生成的模板；导出时会忽略 WPS 写入但旧版 XLS 格式不支持的内部属性。</w:t>
       </w:r>
     </w:p>
     <w:p>
@@ -2881,7 +3005,7 @@
     </w:p>
     <w:p>
       <w:r>
-        <w:t>字段编辑器用于决定数据来自列表页还是详情页、使用 CSS 还是 XPath、提取文本还是 HTML，以及多个命中值如何处理。</w:t>
+        <w:t>字段编辑器用于决定数据来自列表页还是详情页、使用 CSS、XPath 1.0 或前后标记定位、提取文本还是 HTML，以及多个命中值如何处理。</w:t>
       </w:r>
     </w:p>
     <w:p>
@@ -2892,21 +3016,24 @@
       </w:pPr>
       <w:r>
         <w:drawing>
-          <wp:inline xmlns:a="http://schemas.openxmlformats.org/drawingml/2006/main" xmlns:pic="http://schemas.openxmlformats.org/drawingml/2006/picture">
-            <wp:extent cx="4983480" cy="5267574"/>
+          <wp:inline distT="0" distB="0" distL="114300" distR="114300">
+            <wp:extent cx="4983480" cy="5267325"/>
+            <wp:effectExtent l="0" t="0" r="7620" b="3175"/>
             <wp:docPr id="17" name="Picture 17" descr="合并值字段处理方式和子值编辑器"/>
             <wp:cNvGraphicFramePr>
-              <a:graphicFrameLocks noChangeAspect="1"/>
+              <a:graphicFrameLocks xmlns:a="http://schemas.openxmlformats.org/drawingml/2006/main" noChangeAspect="1"/>
             </wp:cNvGraphicFramePr>
-            <a:graphic>
+            <a:graphic xmlns:a="http://schemas.openxmlformats.org/drawingml/2006/main">
               <a:graphicData uri="http://schemas.openxmlformats.org/drawingml/2006/picture">
-                <pic:pic>
+                <pic:pic xmlns:pic="http://schemas.openxmlformats.org/drawingml/2006/picture">
                   <pic:nvPicPr>
-                    <pic:cNvPr id="0" name="07-field-merge.png"/>
-                    <pic:cNvPicPr/>
+                    <pic:cNvPr id="17" name="Picture 17" descr="合并值字段处理方式和子值编辑器"/>
+                    <pic:cNvPicPr>
+                      <a:picLocks noChangeAspect="1"/>
+                    </pic:cNvPicPr>
                   </pic:nvPicPr>
                   <pic:blipFill>
-                    <a:blip r:embed="rId28"/>
+                    <a:blip r:embed="rId15"/>
                     <a:stretch>
                       <a:fillRect/>
                     </a:stretch>
@@ -2916,7 +3043,9 @@
                       <a:off x="0" y="0"/>
                       <a:ext cx="4983480" cy="5267574"/>
                     </a:xfrm>
-                    <a:prstGeom prst="rect"/>
+                    <a:prstGeom prst="rect">
+                      <a:avLst/>
+                    </a:prstGeom>
                   </pic:spPr>
                 </pic:pic>
               </a:graphicData>
@@ -2949,7 +3078,7 @@
         <w:pStyle w:val="166"/>
       </w:pPr>
       <w:r>
-        <w:t>页面采集：从列表页或详情页按 CSS/XPath 读取文本、innerHTML 或指定属性。</w:t>
+        <w:t>页面采集：从列表页或详情页按 CSS/XPath 1.0 读取文本、innerHTML 或任意标签属性。</w:t>
       </w:r>
     </w:p>
     <w:p>
@@ -2957,6 +3086,38 @@
         <w:pStyle w:val="166"/>
       </w:pPr>
       <w:r>
+        <w:t>文字标签定位：提取纯文字时可填写标签文字，例如“发布时间”；同一节点含多个“标签：值”时，会按中文或英文冒号后的标签值区分提取。</w:t>
+      </w:r>
+    </w:p>
+    <w:p>
+      <w:pPr>
+        <w:pStyle w:val="166"/>
+      </w:pPr>
+      <w:r>
+        <w:t>前后标记定位：按页面 HTML 原文查找两段边界，可只取第一段或合并全部匹配段，并选择是否连同边界标记保存。匹配区分大小写，空格和缩进需一致，请用测试采集核验。</w:t>
+      </w:r>
+    </w:p>
+    <w:p>
+      <w:pPr>
+        <w:pStyle w:val="166"/>
+      </w:pPr>
+      <w:r>
+        <w:t>内容过滤：文字和 HTML 字段可选常用标签，或输入 CSS 选择器；命中节点及其子内容会在取值和资源处理前删除。</w:t>
+      </w:r>
+    </w:p>
+    <w:p>
+      <w:pPr>
+        <w:pStyle w:val="166"/>
+      </w:pPr>
+      <w:r>
+        <w:t>时间戳转换：页面字段和“采集时间”系统值可独立转为毫秒时间戳。无法识别的日期输出为空，并在运行日志和 CSV 错误日志中说明原值和来源页面。</w:t>
+      </w:r>
+    </w:p>
+    <w:p>
+      <w:pPr>
+        <w:pStyle w:val="166"/>
+      </w:pPr>
+      <w:r>
         <w:t>外链 URL：详情链接为外链时直接输出原地址，不请求外部详情。</w:t>
       </w:r>
     </w:p>
@@ -2981,7 +3142,7 @@
         <w:pStyle w:val="166"/>
       </w:pPr>
       <w:r>
-        <w:t>保留示例值 / 输出为空：沿用模板示例，或明确生成空内容。</w:t>
+        <w:t>保留示例值 / 输出为空：沿用模板示例，或明确生成空内容；“全部设为输出为空”会一次性覆盖当前所有字段的处理方式。</w:t>
       </w:r>
     </w:p>
     <w:p>
@@ -3136,7 +3297,7 @@
     </w:p>
     <w:p>
       <w:r>
-        <w:t>最后一步集中设置正文清理、资源地址处理或下载、所选格式分批、覆盖策略和网络参数。资源下载只处理最终输出实际引用的站内资源。</w:t>
+        <w:t>最后一步集中设置正文清理、资源地址处理或下载、所选格式分批、覆盖策略和网络参数。字段级内容过滤先于资源处理执行，资源下载只处理最终输出实际引用的站内资源。</w:t>
       </w:r>
     </w:p>
     <w:p>
@@ -3147,21 +3308,24 @@
       </w:pPr>
       <w:r>
         <w:drawing>
-          <wp:inline xmlns:a="http://schemas.openxmlformats.org/drawingml/2006/main" xmlns:pic="http://schemas.openxmlformats.org/drawingml/2006/picture">
-            <wp:extent cx="5074920" cy="5243682"/>
+          <wp:inline distT="0" distB="0" distL="114300" distR="114300">
+            <wp:extent cx="5074920" cy="5243195"/>
+            <wp:effectExtent l="0" t="0" r="5080" b="1905"/>
             <wp:docPr id="18" name="Picture 18" descr="资源下载、XML 输出和请求设置"/>
             <wp:cNvGraphicFramePr>
-              <a:graphicFrameLocks noChangeAspect="1"/>
+              <a:graphicFrameLocks xmlns:a="http://schemas.openxmlformats.org/drawingml/2006/main" noChangeAspect="1"/>
             </wp:cNvGraphicFramePr>
-            <a:graphic>
+            <a:graphic xmlns:a="http://schemas.openxmlformats.org/drawingml/2006/main">
               <a:graphicData uri="http://schemas.openxmlformats.org/drawingml/2006/picture">
-                <pic:pic>
+                <pic:pic xmlns:pic="http://schemas.openxmlformats.org/drawingml/2006/picture">
                   <pic:nvPicPr>
-                    <pic:cNvPr id="0" name="08-output-resources.png"/>
-                    <pic:cNvPicPr/>
+                    <pic:cNvPr id="18" name="Picture 18" descr="资源下载、XML 输出和请求设置"/>
+                    <pic:cNvPicPr>
+                      <a:picLocks noChangeAspect="1"/>
+                    </pic:cNvPicPr>
                   </pic:nvPicPr>
                   <pic:blipFill>
-                    <a:blip r:embed="rId29"/>
+                    <a:blip r:embed="rId16"/>
                     <a:stretch>
                       <a:fillRect/>
                     </a:stretch>
@@ -3171,7 +3335,9 @@
                       <a:off x="0" y="0"/>
                       <a:ext cx="5074920" cy="5243682"/>
                     </a:xfrm>
-                    <a:prstGeom prst="rect"/>
+                    <a:prstGeom prst="rect">
+                      <a:avLst/>
+                    </a:prstGeom>
                   </pic:spPr>
                 </pic:pic>
               </a:graphicData>
@@ -3204,7 +3370,7 @@
         <w:pStyle w:val="166"/>
       </w:pPr>
       <w:r>
-        <w:t>绝对地址 + 替换规则：先把相对 src、href、srcset 和样式 URL 转为绝对地址，再按顺序执行字面替换。</w:t>
+        <w:t>绝对地址 + 替换规则：先把已识别资源属性中的相对地址转为绝对地址，再按顺序执行字面替换。普通链接、表单地址和其他非资源属性保持原值，不会被误改写。</w:t>
       </w:r>
     </w:p>
     <w:p>
@@ -3220,7 +3386,15 @@
         <w:pStyle w:val="166"/>
       </w:pPr>
       <w:r>
-        <w:t>内容清理与补充属性：删除脚本内容、事件属性和 DocView 预览，并可补充 data-src、data-file、data-url 等资源属性。</w:t>
+        <w:t>内容清理与补充属性：删除 script、noscript、注释、事件属性、危险脚本协议和 DocView 预览，并可补充 data-src、data-file、data-url 等资源属性。</w:t>
+      </w:r>
+    </w:p>
+    <w:p>
+      <w:pPr>
+        <w:pStyle w:val="166"/>
+      </w:pPr>
+      <w:r>
+        <w:t>“资源路径 URL 转码”默认关闭；开启后仅对已识别资源路径中的中文文件名进行百分号编码，普通网页链接不受影响。资源扩展名识别不区分大小写，但文件名大小写保持原样。</w:t>
       </w:r>
     </w:p>
     <w:p>
@@ -3246,9 +3420,37 @@
           <w:sz w:val="19"/>
         </w:rPr>
         <w:t>资源存放根目录：D:\TapCollect\资源</w:t>
-        <w:br/>
+      </w:r>
+      <w:r>
+        <w:rPr>
+          <w:rFonts w:ascii="Consolas" w:hAnsi="Consolas" w:eastAsia="微软雅黑" w:cs="Consolas"/>
+          <w:color w:val="203748"/>
+          <w:sz w:val="19"/>
+        </w:rPr>
+        <w:br w:type="textWrapping"/>
+      </w:r>
+      <w:r>
+        <w:rPr>
+          <w:rFonts w:ascii="Consolas" w:hAnsi="Consolas" w:eastAsia="微软雅黑" w:cs="Consolas"/>
+          <w:color w:val="203748"/>
+          <w:sz w:val="19"/>
+        </w:rPr>
         <w:t>XML 访问前缀：/resources</w:t>
-        <w:br/>
+      </w:r>
+      <w:r>
+        <w:rPr>
+          <w:rFonts w:ascii="Consolas" w:hAnsi="Consolas" w:eastAsia="微软雅黑" w:cs="Consolas"/>
+          <w:color w:val="203748"/>
+          <w:sz w:val="19"/>
+        </w:rPr>
+        <w:br w:type="textWrapping"/>
+      </w:r>
+      <w:r>
+        <w:rPr>
+          <w:rFonts w:ascii="Consolas" w:hAnsi="Consolas" w:eastAsia="微软雅黑" w:cs="Consolas"/>
+          <w:color w:val="203748"/>
+          <w:sz w:val="19"/>
+        </w:rPr>
         <w:t>示例结果：/resources/files/notice.pdf</w:t>
       </w:r>
     </w:p>
@@ -3318,7 +3520,23 @@
         <w:pStyle w:val="166"/>
       </w:pPr>
       <w:r>
-        <w:t>XLSX/XLS 模板只读取第一个工作表的表头；输出扩展名与导入模板一致，每一批都从原模板生成。</w:t>
+        <w:t>XML 字段可单独开启或关闭 CDATA；内容出现 ]]&gt; 时会安全拆分。字段值中的 XML 1.0 非法控制字符会替换为空格，避免脏数据导致整个文件生成失败。</w:t>
+      </w:r>
+    </w:p>
+    <w:p>
+      <w:pPr>
+        <w:pStyle w:val="166"/>
+      </w:pPr>
+      <w:r>
+        <w:t>XML 属性字段、重复 field[@id] 字段和模板中的固定结构会按映射保留；属性字段不能使用 CDATA。</w:t>
+      </w:r>
+    </w:p>
+    <w:p>
+      <w:pPr>
+        <w:pStyle w:val="166"/>
+      </w:pPr>
+      <w:r>
+        <w:t>XLSX/XLS 模板只读取第一个工作表的表头；输出扩展名与导入模板一致，每一批都从原模板生成。WPS 生成的 XLS 模板也可正常导出。</w:t>
       </w:r>
     </w:p>
     <w:p>
@@ -3380,7 +3598,7 @@
     </w:p>
     <w:p>
       <w:r>
-        <w:t>“执行测试”只读取当前列表页，并处理前 3 条记录，适合在正式运行前检查选择器、字段映射、当前输出模板和资源计划。测试使用独立测试槽，不占用正式任务并发数量；即使开启资源下载，也不会写入文件。</w:t>
+        <w:t>“执行测试”只读取当前列表页并处理前 3 条记录，适合在正式运行前检查选择器、字段映射、当前输出模板和资源计划。测试使用独立测试槽，不占用正式任务并发数量，也不会下载资源或写入正式输出；测试完成后可手动导出当前 XML、XLSX 或 XLS 格式的测试文件。</w:t>
       </w:r>
     </w:p>
     <w:p>
@@ -3391,21 +3609,24 @@
       </w:pPr>
       <w:r>
         <w:drawing>
-          <wp:inline xmlns:a="http://schemas.openxmlformats.org/drawingml/2006/main" xmlns:pic="http://schemas.openxmlformats.org/drawingml/2006/picture">
-            <wp:extent cx="5806440" cy="3310085"/>
+          <wp:inline distT="0" distB="0" distL="114300" distR="114300">
+            <wp:extent cx="5806440" cy="3309620"/>
+            <wp:effectExtent l="0" t="0" r="10160" b="5080"/>
             <wp:docPr id="19" name="Picture 19" descr="测试采集结果、字段匹配和资源计划"/>
             <wp:cNvGraphicFramePr>
-              <a:graphicFrameLocks noChangeAspect="1"/>
+              <a:graphicFrameLocks xmlns:a="http://schemas.openxmlformats.org/drawingml/2006/main" noChangeAspect="1"/>
             </wp:cNvGraphicFramePr>
-            <a:graphic>
+            <a:graphic xmlns:a="http://schemas.openxmlformats.org/drawingml/2006/main">
               <a:graphicData uri="http://schemas.openxmlformats.org/drawingml/2006/picture">
-                <pic:pic>
+                <pic:pic xmlns:pic="http://schemas.openxmlformats.org/drawingml/2006/picture">
                   <pic:nvPicPr>
-                    <pic:cNvPr id="0" name="09-test-result.png"/>
-                    <pic:cNvPicPr/>
+                    <pic:cNvPr id="19" name="Picture 19" descr="测试采集结果、字段匹配和资源计划"/>
+                    <pic:cNvPicPr>
+                      <a:picLocks noChangeAspect="1"/>
+                    </pic:cNvPicPr>
                   </pic:nvPicPr>
                   <pic:blipFill>
-                    <a:blip r:embed="rId30"/>
+                    <a:blip r:embed="rId17"/>
                     <a:stretch>
                       <a:fillRect/>
                     </a:stretch>
@@ -3415,7 +3636,9 @@
                       <a:off x="0" y="0"/>
                       <a:ext cx="5806440" cy="3310085"/>
                     </a:xfrm>
-                    <a:prstGeom prst="rect"/>
+                    <a:prstGeom prst="rect">
+                      <a:avLst/>
+                    </a:prstGeom>
                   </pic:spPr>
                 </pic:pic>
               </a:graphicData>
@@ -3479,7 +3702,15 @@
         </w:numPr>
       </w:pPr>
       <w:r>
-        <w:t>XML 模式展开 XML 预览，确认节点、CDATA 和编码；表格模式核对各列字符串，确认 HTML、附件链接和资源改写结果正确。</w:t>
+        <w:t>XML 模式展开 XML 预览，确认节点、属性、CDATA 和编码；表格模式核对各列字符串，确认 HTML、附件链接和资源改写结果正确。</w:t>
+      </w:r>
+    </w:p>
+    <w:p>
+      <w:pPr>
+        <w:pStyle w:val="167"/>
+      </w:pPr>
+      <w:r>
+        <w:t>需要验证真实文件结构时，点击“导出测试文件”并选择保存位置，再用目标系统或办公软件打开生成的 XML、XLSX 或 XLS 文件。</w:t>
       </w:r>
     </w:p>
     <w:p>
@@ -3533,21 +3764,24 @@
       </w:pPr>
       <w:r>
         <w:drawing>
-          <wp:inline xmlns:a="http://schemas.openxmlformats.org/drawingml/2006/main" xmlns:pic="http://schemas.openxmlformats.org/drawingml/2006/picture">
-            <wp:extent cx="5989320" cy="3926647"/>
+          <wp:inline distT="0" distB="0" distL="114300" distR="114300">
+            <wp:extent cx="5989320" cy="3926205"/>
+            <wp:effectExtent l="0" t="0" r="5080" b="10795"/>
             <wp:docPr id="20" name="Picture 20" descr="运行中心并发任务与队列"/>
             <wp:cNvGraphicFramePr>
-              <a:graphicFrameLocks noChangeAspect="1"/>
+              <a:graphicFrameLocks xmlns:a="http://schemas.openxmlformats.org/drawingml/2006/main" noChangeAspect="1"/>
             </wp:cNvGraphicFramePr>
-            <a:graphic>
+            <a:graphic xmlns:a="http://schemas.openxmlformats.org/drawingml/2006/main">
               <a:graphicData uri="http://schemas.openxmlformats.org/drawingml/2006/picture">
-                <pic:pic>
+                <pic:pic xmlns:pic="http://schemas.openxmlformats.org/drawingml/2006/picture">
                   <pic:nvPicPr>
-                    <pic:cNvPr id="0" name="10-run-drawer.png"/>
-                    <pic:cNvPicPr/>
+                    <pic:cNvPr id="20" name="Picture 20" descr="运行中心并发任务与队列"/>
+                    <pic:cNvPicPr>
+                      <a:picLocks noChangeAspect="1"/>
+                    </pic:cNvPicPr>
                   </pic:nvPicPr>
                   <pic:blipFill>
-                    <a:blip r:embed="rId31"/>
+                    <a:blip r:embed="rId18"/>
                     <a:stretch>
                       <a:fillRect/>
                     </a:stretch>
@@ -3557,7 +3791,9 @@
                       <a:off x="0" y="0"/>
                       <a:ext cx="5989320" cy="3926647"/>
                     </a:xfrm>
-                    <a:prstGeom prst="rect"/>
+                    <a:prstGeom prst="rect">
+                      <a:avLst/>
+                    </a:prstGeom>
                   </pic:spPr>
                 </pic:pic>
               </a:graphicData>
@@ -3584,21 +3820,24 @@
       </w:pPr>
       <w:r>
         <w:drawing>
-          <wp:inline xmlns:a="http://schemas.openxmlformats.org/drawingml/2006/main" xmlns:pic="http://schemas.openxmlformats.org/drawingml/2006/picture">
-            <wp:extent cx="5989320" cy="1112724"/>
+          <wp:inline distT="0" distB="0" distL="114300" distR="114300">
+            <wp:extent cx="5989320" cy="1112520"/>
+            <wp:effectExtent l="0" t="0" r="5080" b="5080"/>
             <wp:docPr id="21" name="Picture 21" descr="详细实时运行日志"/>
             <wp:cNvGraphicFramePr>
-              <a:graphicFrameLocks noChangeAspect="1"/>
+              <a:graphicFrameLocks xmlns:a="http://schemas.openxmlformats.org/drawingml/2006/main" noChangeAspect="1"/>
             </wp:cNvGraphicFramePr>
-            <a:graphic>
+            <a:graphic xmlns:a="http://schemas.openxmlformats.org/drawingml/2006/main">
               <a:graphicData uri="http://schemas.openxmlformats.org/drawingml/2006/picture">
-                <pic:pic>
+                <pic:pic xmlns:pic="http://schemas.openxmlformats.org/drawingml/2006/picture">
                   <pic:nvPicPr>
-                    <pic:cNvPr id="0" name="11-run-log.png"/>
-                    <pic:cNvPicPr/>
+                    <pic:cNvPr id="21" name="Picture 21" descr="详细实时运行日志"/>
+                    <pic:cNvPicPr>
+                      <a:picLocks noChangeAspect="1"/>
+                    </pic:cNvPicPr>
                   </pic:nvPicPr>
                   <pic:blipFill>
-                    <a:blip r:embed="rId32"/>
+                    <a:blip r:embed="rId19"/>
                     <a:stretch>
                       <a:fillRect/>
                     </a:stretch>
@@ -3608,7 +3847,9 @@
                       <a:off x="0" y="0"/>
                       <a:ext cx="5989320" cy="1112724"/>
                     </a:xfrm>
-                    <a:prstGeom prst="rect"/>
+                    <a:prstGeom prst="rect">
+                      <a:avLst/>
+                    </a:prstGeom>
                   </pic:spPr>
                 </pic:pic>
               </a:graphicData>
@@ -3696,15 +3937,85 @@
           <w:sz w:val="19"/>
         </w:rPr>
         <w:t>输出根目录/</w:t>
-        <w:br/>
+      </w:r>
+      <w:r>
+        <w:rPr>
+          <w:rFonts w:ascii="Consolas" w:hAnsi="Consolas" w:eastAsia="微软雅黑" w:cs="Consolas"/>
+          <w:color w:val="203748"/>
+          <w:sz w:val="19"/>
+        </w:rPr>
+        <w:br w:type="textWrapping"/>
+      </w:r>
+      <w:r>
+        <w:rPr>
+          <w:rFonts w:ascii="Consolas" w:hAnsi="Consolas" w:eastAsia="微软雅黑" w:cs="Consolas"/>
+          <w:color w:val="203748"/>
+          <w:sz w:val="19"/>
+        </w:rPr>
         <w:t>└─ 政务新闻/</w:t>
-        <w:br/>
+      </w:r>
+      <w:r>
+        <w:rPr>
+          <w:rFonts w:ascii="Consolas" w:hAnsi="Consolas" w:eastAsia="微软雅黑" w:cs="Consolas"/>
+          <w:color w:val="203748"/>
+          <w:sz w:val="19"/>
+        </w:rPr>
+        <w:br w:type="textWrapping"/>
+      </w:r>
+      <w:r>
+        <w:rPr>
+          <w:rFonts w:ascii="Consolas" w:hAnsi="Consolas" w:eastAsia="微软雅黑" w:cs="Consolas"/>
+          <w:color w:val="203748"/>
+          <w:sz w:val="19"/>
+        </w:rPr>
         <w:t xml:space="preserve">   ├─ 政务新闻_001.xml</w:t>
-        <w:br/>
+      </w:r>
+      <w:r>
+        <w:rPr>
+          <w:rFonts w:ascii="Consolas" w:hAnsi="Consolas" w:eastAsia="微软雅黑" w:cs="Consolas"/>
+          <w:color w:val="203748"/>
+          <w:sz w:val="19"/>
+        </w:rPr>
+        <w:br w:type="textWrapping"/>
+      </w:r>
+      <w:r>
+        <w:rPr>
+          <w:rFonts w:ascii="Consolas" w:hAnsi="Consolas" w:eastAsia="微软雅黑" w:cs="Consolas"/>
+          <w:color w:val="203748"/>
+          <w:sz w:val="19"/>
+        </w:rPr>
         <w:t xml:space="preserve">   ├─ 政务新闻_001.xlsx</w:t>
-        <w:br/>
+      </w:r>
+      <w:r>
+        <w:rPr>
+          <w:rFonts w:ascii="Consolas" w:hAnsi="Consolas" w:eastAsia="微软雅黑" w:cs="Consolas"/>
+          <w:color w:val="203748"/>
+          <w:sz w:val="19"/>
+        </w:rPr>
+        <w:br w:type="textWrapping"/>
+      </w:r>
+      <w:r>
+        <w:rPr>
+          <w:rFonts w:ascii="Consolas" w:hAnsi="Consolas" w:eastAsia="微软雅黑" w:cs="Consolas"/>
+          <w:color w:val="203748"/>
+          <w:sz w:val="19"/>
+        </w:rPr>
         <w:t xml:space="preserve">   ├─ 政务新闻_001.xls</w:t>
-        <w:br/>
+      </w:r>
+      <w:r>
+        <w:rPr>
+          <w:rFonts w:ascii="Consolas" w:hAnsi="Consolas" w:eastAsia="微软雅黑" w:cs="Consolas"/>
+          <w:color w:val="203748"/>
+          <w:sz w:val="19"/>
+        </w:rPr>
+        <w:br w:type="textWrapping"/>
+      </w:r>
+      <w:r>
+        <w:rPr>
+          <w:rFonts w:ascii="Consolas" w:hAnsi="Consolas" w:eastAsia="微软雅黑" w:cs="Consolas"/>
+          <w:color w:val="203748"/>
+          <w:sz w:val="19"/>
+        </w:rPr>
         <w:t xml:space="preserve">   └─ 政务新闻_错误日志.csv</w:t>
       </w:r>
     </w:p>
@@ -4110,16 +4421,86 @@
           <w:color w:val="203748"/>
           <w:sz w:val="19"/>
         </w:rPr>
-        <w:t>data/</w:t>
-        <w:br/>
+        <w:t>collector-data/</w:t>
+      </w:r>
+      <w:r>
+        <w:rPr>
+          <w:rFonts w:ascii="Consolas" w:hAnsi="Consolas" w:eastAsia="微软雅黑" w:cs="Consolas"/>
+          <w:color w:val="203748"/>
+          <w:sz w:val="19"/>
+        </w:rPr>
+        <w:br w:type="textWrapping"/>
+      </w:r>
+      <w:r>
+        <w:rPr>
+          <w:rFonts w:ascii="Consolas" w:hAnsi="Consolas" w:eastAsia="微软雅黑" w:cs="Consolas"/>
+          <w:color w:val="203748"/>
+          <w:sz w:val="19"/>
+        </w:rPr>
         <w:t>├─ settings.json</w:t>
-        <w:br/>
+      </w:r>
+      <w:r>
+        <w:rPr>
+          <w:rFonts w:ascii="Consolas" w:hAnsi="Consolas" w:eastAsia="微软雅黑" w:cs="Consolas"/>
+          <w:color w:val="203748"/>
+          <w:sz w:val="19"/>
+        </w:rPr>
+        <w:br w:type="textWrapping"/>
+      </w:r>
+      <w:r>
+        <w:rPr>
+          <w:rFonts w:ascii="Consolas" w:hAnsi="Consolas" w:eastAsia="微软雅黑" w:cs="Consolas"/>
+          <w:color w:val="203748"/>
+          <w:sz w:val="19"/>
+        </w:rPr>
         <w:t>├─ tasks/&lt;task-id&gt;/task.json</w:t>
-        <w:br/>
+      </w:r>
+      <w:r>
+        <w:rPr>
+          <w:rFonts w:ascii="Consolas" w:hAnsi="Consolas" w:eastAsia="微软雅黑" w:cs="Consolas"/>
+          <w:color w:val="203748"/>
+          <w:sz w:val="19"/>
+        </w:rPr>
+        <w:br w:type="textWrapping"/>
+      </w:r>
+      <w:r>
+        <w:rPr>
+          <w:rFonts w:ascii="Consolas" w:hAnsi="Consolas" w:eastAsia="微软雅黑" w:cs="Consolas"/>
+          <w:color w:val="203748"/>
+          <w:sz w:val="19"/>
+        </w:rPr>
         <w:t>├─ checkpoints/&lt;task-id&gt;/checkpoint.json</w:t>
-        <w:br/>
+      </w:r>
+      <w:r>
+        <w:rPr>
+          <w:rFonts w:ascii="Consolas" w:hAnsi="Consolas" w:eastAsia="微软雅黑" w:cs="Consolas"/>
+          <w:color w:val="203748"/>
+          <w:sz w:val="19"/>
+        </w:rPr>
+        <w:br w:type="textWrapping"/>
+      </w:r>
+      <w:r>
+        <w:rPr>
+          <w:rFonts w:ascii="Consolas" w:hAnsi="Consolas" w:eastAsia="微软雅黑" w:cs="Consolas"/>
+          <w:color w:val="203748"/>
+          <w:sz w:val="19"/>
+        </w:rPr>
         <w:t>├─ checkpoints/&lt;task-id&gt;/pending.ndjson</w:t>
-        <w:br/>
+      </w:r>
+      <w:r>
+        <w:rPr>
+          <w:rFonts w:ascii="Consolas" w:hAnsi="Consolas" w:eastAsia="微软雅黑" w:cs="Consolas"/>
+          <w:color w:val="203748"/>
+          <w:sz w:val="19"/>
+        </w:rPr>
+        <w:br w:type="textWrapping"/>
+      </w:r>
+      <w:r>
+        <w:rPr>
+          <w:rFonts w:ascii="Consolas" w:hAnsi="Consolas" w:eastAsia="微软雅黑" w:cs="Consolas"/>
+          <w:color w:val="203748"/>
+          <w:sz w:val="19"/>
+        </w:rPr>
         <w:t>└─ manifests/&lt;task-id&gt;.json</w:t>
       </w:r>
     </w:p>
@@ -4128,7 +4509,7 @@
         <w:pStyle w:val="166"/>
       </w:pPr>
       <w:r>
-        <w:t>开发环境：项目根目录 data/。</w:t>
+        <w:t>Windows：%APPDATA%\TapCollect\collector-data。</w:t>
       </w:r>
     </w:p>
     <w:p>
@@ -4136,7 +4517,7 @@
         <w:pStyle w:val="166"/>
       </w:pPr>
       <w:r>
-        <w:t>Windows / Linux / UOS 正式应用：可执行文件同级 data/。</w:t>
+        <w:t>macOS：~/Library/Application Support/TapCollect/collector-data。</w:t>
       </w:r>
     </w:p>
     <w:p>
@@ -4144,7 +4525,7 @@
         <w:pStyle w:val="166"/>
       </w:pPr>
       <w:r>
-        <w:t>macOS 正式应用：TapCollect.app 同级 data/。</w:t>
+        <w:t>Linux / UOS：~/.config/TapCollect/collector-data。</w:t>
       </w:r>
     </w:p>
     <w:p>
@@ -4164,7 +4545,7 @@
           <w:color w:val="075E68"/>
           <w:sz w:val="21"/>
         </w:rPr>
-        <w:t>旧数据迁移</w:t>
+        <w:t>旧版 data 目录</w:t>
       </w:r>
       <w:r>
         <w:rPr>
@@ -4173,7 +4554,7 @@
           <w:color w:val="333A40"/>
           <w:sz w:val="21"/>
         </w:rPr>
-        <w:t xml:space="preserve">  首次使用新目录且 data/ 为空时，会自动复制原 userData/collector-data 内容，旧目录保留；若应用同级目录不可写，则回退到原目录并显示警告。删除任务会删除配置、检查点和对应运行中心记录，但不会删除已生成的 XML、XLSX/XLS、资源和错误日志。</w:t>
+        <w:t xml:space="preserve">  应用或项目同级的旧 data/ 不会被自动读取、迁移或删除。需要继续使用其中的任务时，可从旧版本导出全部任务配置，再在当前版本导入。删除任务会删除配置、检查点和运行中心记录，但不会删除已生成的 XML、表格、资源和错误日志。</w:t>
       </w:r>
     </w:p>
     <w:p>
@@ -4198,7 +4579,15 @@
           <w:sz w:val="23"/>
         </w:rPr>
         <w:t>预览打不开，或正式采集没有数据</w:t>
-        <w:br/>
+      </w:r>
+      <w:r>
+        <w:rPr>
+          <w:rFonts w:ascii="Calibri" w:hAnsi="Calibri" w:eastAsia="微软雅黑" w:cs="Calibri"/>
+          <w:b/>
+          <w:color w:val="1F4D78"/>
+          <w:sz w:val="23"/>
+        </w:rPr>
+        <w:br w:type="textWrapping"/>
       </w:r>
       <w:r>
         <w:rPr>
@@ -4316,7 +4705,15 @@
           <w:sz w:val="23"/>
         </w:rPr>
         <w:t>担心分页无限循环</w:t>
-        <w:br/>
+      </w:r>
+      <w:r>
+        <w:rPr>
+          <w:rFonts w:ascii="Calibri" w:hAnsi="Calibri" w:eastAsia="微软雅黑" w:cs="Calibri"/>
+          <w:b/>
+          <w:color w:val="1F4D78"/>
+          <w:sz w:val="23"/>
+        </w:rPr>
+        <w:br w:type="textWrapping"/>
       </w:r>
       <w:r>
         <w:rPr>
@@ -4372,7 +4769,15 @@
           <w:sz w:val="23"/>
         </w:rPr>
         <w:t>图片、视频或附件没有下载</w:t>
-        <w:br/>
+      </w:r>
+      <w:r>
+        <w:rPr>
+          <w:rFonts w:ascii="Calibri" w:hAnsi="Calibri" w:eastAsia="微软雅黑" w:cs="Calibri"/>
+          <w:b/>
+          <w:color w:val="1F4D78"/>
+          <w:sz w:val="23"/>
+        </w:rPr>
+        <w:br w:type="textWrapping"/>
       </w:r>
       <w:r>
         <w:rPr>
@@ -4466,7 +4871,7 @@
           <w:color w:val="333A40"/>
           <w:sz w:val="22"/>
         </w:rPr>
-        <w:br/>
+        <w:br w:type="textWrapping"/>
       </w:r>
       <w:r>
         <w:rPr>
@@ -4497,7 +4902,7 @@
           <w:color w:val="333A40"/>
           <w:sz w:val="22"/>
         </w:rPr>
-        <w:br/>
+        <w:br w:type="textWrapping"/>
       </w:r>
       <w:r>
         <w:rPr>
@@ -4528,7 +4933,7 @@
           <w:color w:val="333A40"/>
           <w:sz w:val="22"/>
         </w:rPr>
-        <w:br/>
+        <w:br w:type="textWrapping"/>
       </w:r>
       <w:r>
         <w:rPr>
@@ -4540,6 +4945,60 @@
       </w:r>
     </w:p>
     <w:p>
+      <w:r>
+        <w:rPr>
+          <w:rFonts w:ascii="Calibri" w:hAnsi="Calibri" w:eastAsia="微软雅黑" w:cs="Calibri"/>
+          <w:b/>
+          <w:color w:val="1F4D78"/>
+          <w:sz w:val="23"/>
+        </w:rPr>
+        <w:t>模板字段太多，如何快速跳过不采集的字段</w:t>
+      </w:r>
+      <w:r>
+        <w:rPr>
+          <w:rFonts w:ascii="Calibri" w:hAnsi="Calibri" w:eastAsia="微软雅黑" w:cs="Calibri"/>
+          <w:color w:val="333A40"/>
+          <w:sz w:val="22"/>
+        </w:rPr>
+        <w:br w:type="textWrapping"/>
+      </w:r>
+      <w:r>
+        <w:rPr>
+          <w:rFonts w:ascii="Calibri" w:hAnsi="Calibri" w:eastAsia="微软雅黑" w:cs="Calibri"/>
+          <w:color w:val="333A40"/>
+          <w:sz w:val="22"/>
+        </w:rPr>
+        <w:t>在模板映射顶部点击“全部设为输出为空”，再只展开并配置需要采集的字段。该操作会覆盖当前所有字段的处理方式。</w:t>
+      </w:r>
+    </w:p>
+    <w:p>
+      <w:r>
+        <w:rPr>
+          <w:rFonts w:ascii="Calibri" w:hAnsi="Calibri" w:eastAsia="微软雅黑" w:cs="Calibri"/>
+          <w:b/>
+          <w:color w:val="1F4D78"/>
+          <w:sz w:val="23"/>
+        </w:rPr>
+        <w:t>页面没有稳定的 CSS/XPath，如何取值</w:t>
+      </w:r>
+      <w:r>
+        <w:rPr>
+          <w:rFonts w:ascii="Calibri" w:hAnsi="Calibri" w:eastAsia="微软雅黑" w:cs="Calibri"/>
+          <w:color w:val="333A40"/>
+          <w:sz w:val="22"/>
+        </w:rPr>
+        <w:br w:type="textWrapping"/>
+      </w:r>
+      <w:r>
+        <w:rPr>
+          <w:rFonts w:ascii="Calibri" w:hAnsi="Calibri" w:eastAsia="微软雅黑" w:cs="Calibri"/>
+          <w:color w:val="333A40"/>
+          <w:sz w:val="22"/>
+        </w:rPr>
+        <w:t>将字段的“定位方式”改为“前后标记”，按页面 HTML 原文填写内容前、后标记，再用测试采集核验。原文匹配区分大小写，空格和缩进需一致。</w:t>
+      </w:r>
+    </w:p>
+    <w:p>
       <w:pPr>
         <w:pStyle w:val="3"/>
         <w:pageBreakBefore w:val="0"/>
@@ -4550,7 +5009,7 @@
     </w:p>
     <w:p>
       <w:r>
-        <w:t>TapCollect 当前开发版仍定位为简单、可配置的公开网页采集工具，以下能力暂不提供：</w:t>
+        <w:t>TapCollect v0.4.8 仍定位为简单、可配置的公开网页采集工具，以下能力暂不提供：</w:t>
       </w:r>
     </w:p>
     <w:p>
@@ -4582,7 +5041,7 @@
         <w:pStyle w:val="166"/>
       </w:pPr>
       <w:r>
-        <w:t>正则、用户脚本、复杂日期转换、动态重复 XML 子结构。</w:t>
+        <w:t>正则、用户脚本、自定义日期格式化、动态重复 XML 子结构。</w:t>
       </w:r>
     </w:p>
     <w:p>
@@ -4590,7 +5049,7 @@
         <w:pStyle w:val="166"/>
       </w:pPr>
       <w:r>
-        <w:t>定时任务、托盘后台、自动更新，以及关闭应用后长期保留运行中心日志。</w:t>
+        <w:t>定时任务、托盘后台，以及关闭应用后长期保留运行中心日志。</w:t>
       </w:r>
     </w:p>
     <w:p>
@@ -4654,7 +5113,7 @@
         </w:numPr>
       </w:pPr>
       <w:r>
-        <w:t>XML 记录节点/CDATA，或表格第一个工作表的表头，以及每个字段处理方式已确认。</w:t>
+        <w:t>XML 记录节点、属性、CDATA，或表格第一个工作表的表头，以及每个字段处理方式已确认；无需采集的字段已明确设为输出为空。</w:t>
       </w:r>
     </w:p>
     <w:p>
@@ -4690,7 +5149,7 @@
         </w:numPr>
       </w:pPr>
       <w:r>
-        <w:t>测试前 3 条记录、字段匹配、资源计划和当前格式预览通过，再开始正式运行。</w:t>
+        <w:t>测试前 3 条记录、字段匹配、资源计划和当前格式预览通过；必要时先导出测试文件，用目标系统核验后再开始正式运行。</w:t>
       </w:r>
     </w:p>
     <w:p>
@@ -4774,7 +5233,7 @@
         <w:color w:val="68767A"/>
         <w:sz w:val="18"/>
       </w:rPr>
-      <w:t xml:space="preserve">当前开发版  ·  第 </w:t>
+      <w:t xml:space="preserve">TapCollect v0.4.8  ·  第 </w:t>
     </w:r>
     <w:r>
       <w:rPr>
@@ -4841,7 +5300,7 @@
         <w:color w:val="68767A"/>
         <w:sz w:val="18"/>
       </w:rPr>
-      <w:t>TapCollect 当前开发版  |  2026 年 8 月 9 日</w:t>
+      <w:t>TapCollect v0.4.8  |  2026 年 9 月 4 日</w:t>
     </w:r>
   </w:p>
 </w:ftr>
@@ -5305,7 +5764,7 @@
     <w:lsdException w:uiPriority="99" w:name="Normal Indent"/>
     <w:lsdException w:uiPriority="99" w:name="footnote text"/>
     <w:lsdException w:uiPriority="99" w:name="annotation text"/>
-    <w:lsdException w:uiPriority="99" w:semiHidden="0" w:name="header"/>
+    <w:lsdException w:qFormat="1" w:uiPriority="99" w:semiHidden="0" w:name="header"/>
     <w:lsdException w:uiPriority="99" w:semiHidden="0" w:name="footer"/>
     <w:lsdException w:uiPriority="99" w:name="index heading"/>
     <w:lsdException w:qFormat="1" w:uiPriority="35" w:name="caption"/>
@@ -5332,7 +5791,7 @@
     <w:lsdException w:qFormat="1" w:uiPriority="99" w:semiHidden="0" w:name="List Bullet 3"/>
     <w:lsdException w:uiPriority="99" w:name="List Bullet 4"/>
     <w:lsdException w:uiPriority="99" w:name="List Bullet 5"/>
-    <w:lsdException w:uiPriority="99" w:semiHidden="0" w:name="List Number 2"/>
+    <w:lsdException w:qFormat="1" w:uiPriority="99" w:semiHidden="0" w:name="List Number 2"/>
     <w:lsdException w:qFormat="1" w:uiPriority="99" w:semiHidden="0" w:name="List Number 3"/>
     <w:lsdException w:uiPriority="99" w:name="List Number 4"/>
     <w:lsdException w:uiPriority="99" w:name="List Number 5"/>
@@ -5377,7 +5836,7 @@
     <w:lsdException w:uiPriority="99" w:name="HTML Sample"/>
     <w:lsdException w:uiPriority="99" w:name="HTML Typewriter"/>
     <w:lsdException w:uiPriority="99" w:name="HTML Variable"/>
-    <w:lsdException w:uiPriority="99" w:name="Normal Table"/>
+    <w:lsdException w:qFormat="1" w:uiPriority="99" w:name="Normal Table"/>
     <w:lsdException w:uiPriority="99" w:name="annotation subject"/>
     <w:lsdException w:uiPriority="99" w:name="Table Simple 1"/>
     <w:lsdException w:uiPriority="99" w:name="Table Simple 2"/>
@@ -5425,22 +5884,22 @@
     <w:lsdException w:qFormat="1" w:unhideWhenUsed="0" w:uiPriority="59" w:semiHidden="0" w:name="Table Grid"/>
     <w:lsdException w:uiPriority="99" w:name="Table Theme"/>
     <w:lsdException w:qFormat="1" w:unhideWhenUsed="0" w:uiPriority="1" w:semiHidden="0" w:name="No Spacing"/>
-    <w:lsdException w:unhideWhenUsed="0" w:uiPriority="60" w:semiHidden="0" w:name="Light Shading"/>
+    <w:lsdException w:qFormat="1" w:unhideWhenUsed="0" w:uiPriority="60" w:semiHidden="0" w:name="Light Shading"/>
     <w:lsdException w:qFormat="1" w:unhideWhenUsed="0" w:uiPriority="61" w:semiHidden="0" w:name="Light List"/>
     <w:lsdException w:unhideWhenUsed="0" w:uiPriority="62" w:semiHidden="0" w:name="Light Grid"/>
     <w:lsdException w:unhideWhenUsed="0" w:uiPriority="63" w:semiHidden="0" w:name="Medium Shading 1"/>
     <w:lsdException w:qFormat="1" w:unhideWhenUsed="0" w:uiPriority="64" w:semiHidden="0" w:name="Medium Shading 2"/>
     <w:lsdException w:qFormat="1" w:unhideWhenUsed="0" w:uiPriority="65" w:semiHidden="0" w:name="Medium List 1"/>
-    <w:lsdException w:unhideWhenUsed="0" w:uiPriority="66" w:semiHidden="0" w:name="Medium List 2"/>
-    <w:lsdException w:unhideWhenUsed="0" w:uiPriority="67" w:semiHidden="0" w:name="Medium Grid 1"/>
-    <w:lsdException w:unhideWhenUsed="0" w:uiPriority="68" w:semiHidden="0" w:name="Medium Grid 2"/>
+    <w:lsdException w:qFormat="1" w:unhideWhenUsed="0" w:uiPriority="66" w:semiHidden="0" w:name="Medium List 2"/>
+    <w:lsdException w:qFormat="1" w:unhideWhenUsed="0" w:uiPriority="67" w:semiHidden="0" w:name="Medium Grid 1"/>
+    <w:lsdException w:qFormat="1" w:unhideWhenUsed="0" w:uiPriority="68" w:semiHidden="0" w:name="Medium Grid 2"/>
     <w:lsdException w:qFormat="1" w:unhideWhenUsed="0" w:uiPriority="69" w:semiHidden="0" w:name="Medium Grid 3"/>
     <w:lsdException w:qFormat="1" w:unhideWhenUsed="0" w:uiPriority="70" w:semiHidden="0" w:name="Dark List"/>
     <w:lsdException w:unhideWhenUsed="0" w:uiPriority="71" w:semiHidden="0" w:name="Colorful Shading"/>
-    <w:lsdException w:unhideWhenUsed="0" w:uiPriority="72" w:semiHidden="0" w:name="Colorful List"/>
-    <w:lsdException w:unhideWhenUsed="0" w:uiPriority="73" w:semiHidden="0" w:name="Colorful Grid"/>
-    <w:lsdException w:unhideWhenUsed="0" w:uiPriority="60" w:semiHidden="0" w:name="Light Shading Accent 1"/>
-    <w:lsdException w:unhideWhenUsed="0" w:uiPriority="61" w:semiHidden="0" w:name="Light List Accent 1"/>
+    <w:lsdException w:qFormat="1" w:unhideWhenUsed="0" w:uiPriority="72" w:semiHidden="0" w:name="Colorful List"/>
+    <w:lsdException w:qFormat="1" w:unhideWhenUsed="0" w:uiPriority="73" w:semiHidden="0" w:name="Colorful Grid"/>
+    <w:lsdException w:qFormat="1" w:unhideWhenUsed="0" w:uiPriority="60" w:semiHidden="0" w:name="Light Shading Accent 1"/>
+    <w:lsdException w:qFormat="1" w:unhideWhenUsed="0" w:uiPriority="61" w:semiHidden="0" w:name="Light List Accent 1"/>
     <w:lsdException w:qFormat="1" w:unhideWhenUsed="0" w:uiPriority="62" w:semiHidden="0" w:name="Light Grid Accent 1"/>
     <w:lsdException w:unhideWhenUsed="0" w:uiPriority="63" w:semiHidden="0" w:name="Medium Shading 1 Accent 1"/>
     <w:lsdException w:unhideWhenUsed="0" w:uiPriority="64" w:semiHidden="0" w:name="Medium Shading 2 Accent 1"/>
@@ -5454,10 +5913,10 @@
     <w:lsdException w:qFormat="1" w:unhideWhenUsed="0" w:uiPriority="69" w:semiHidden="0" w:name="Medium Grid 3 Accent 1"/>
     <w:lsdException w:qFormat="1" w:unhideWhenUsed="0" w:uiPriority="70" w:semiHidden="0" w:name="Dark List Accent 1"/>
     <w:lsdException w:unhideWhenUsed="0" w:uiPriority="71" w:semiHidden="0" w:name="Colorful Shading Accent 1"/>
-    <w:lsdException w:unhideWhenUsed="0" w:uiPriority="72" w:semiHidden="0" w:name="Colorful List Accent 1"/>
-    <w:lsdException w:unhideWhenUsed="0" w:uiPriority="73" w:semiHidden="0" w:name="Colorful Grid Accent 1"/>
+    <w:lsdException w:qFormat="1" w:unhideWhenUsed="0" w:uiPriority="72" w:semiHidden="0" w:name="Colorful List Accent 1"/>
+    <w:lsdException w:qFormat="1" w:unhideWhenUsed="0" w:uiPriority="73" w:semiHidden="0" w:name="Colorful Grid Accent 1"/>
     <w:lsdException w:unhideWhenUsed="0" w:uiPriority="60" w:semiHidden="0" w:name="Light Shading Accent 2"/>
-    <w:lsdException w:unhideWhenUsed="0" w:uiPriority="61" w:semiHidden="0" w:name="Light List Accent 2"/>
+    <w:lsdException w:qFormat="1" w:unhideWhenUsed="0" w:uiPriority="61" w:semiHidden="0" w:name="Light List Accent 2"/>
     <w:lsdException w:unhideWhenUsed="0" w:uiPriority="62" w:semiHidden="0" w:name="Light Grid Accent 2"/>
     <w:lsdException w:qFormat="1" w:unhideWhenUsed="0" w:uiPriority="63" w:semiHidden="0" w:name="Medium Shading 1 Accent 2"/>
     <w:lsdException w:qFormat="1" w:unhideWhenUsed="0" w:uiPriority="64" w:semiHidden="0" w:name="Medium Shading 2 Accent 2"/>
@@ -5467,50 +5926,50 @@
     <w:lsdException w:qFormat="1" w:unhideWhenUsed="0" w:uiPriority="68" w:semiHidden="0" w:name="Medium Grid 2 Accent 2"/>
     <w:lsdException w:unhideWhenUsed="0" w:uiPriority="69" w:semiHidden="0" w:name="Medium Grid 3 Accent 2"/>
     <w:lsdException w:qFormat="1" w:unhideWhenUsed="0" w:uiPriority="70" w:semiHidden="0" w:name="Dark List Accent 2"/>
-    <w:lsdException w:unhideWhenUsed="0" w:uiPriority="71" w:semiHidden="0" w:name="Colorful Shading Accent 2"/>
+    <w:lsdException w:qFormat="1" w:unhideWhenUsed="0" w:uiPriority="71" w:semiHidden="0" w:name="Colorful Shading Accent 2"/>
     <w:lsdException w:qFormat="1" w:unhideWhenUsed="0" w:uiPriority="72" w:semiHidden="0" w:name="Colorful List Accent 2"/>
-    <w:lsdException w:unhideWhenUsed="0" w:uiPriority="73" w:semiHidden="0" w:name="Colorful Grid Accent 2"/>
-    <w:lsdException w:unhideWhenUsed="0" w:uiPriority="60" w:semiHidden="0" w:name="Light Shading Accent 3"/>
-    <w:lsdException w:unhideWhenUsed="0" w:uiPriority="61" w:semiHidden="0" w:name="Light List Accent 3"/>
+    <w:lsdException w:qFormat="1" w:unhideWhenUsed="0" w:uiPriority="73" w:semiHidden="0" w:name="Colorful Grid Accent 2"/>
+    <w:lsdException w:qFormat="1" w:unhideWhenUsed="0" w:uiPriority="60" w:semiHidden="0" w:name="Light Shading Accent 3"/>
+    <w:lsdException w:qFormat="1" w:unhideWhenUsed="0" w:uiPriority="61" w:semiHidden="0" w:name="Light List Accent 3"/>
     <w:lsdException w:unhideWhenUsed="0" w:uiPriority="62" w:semiHidden="0" w:name="Light Grid Accent 3"/>
     <w:lsdException w:unhideWhenUsed="0" w:uiPriority="63" w:semiHidden="0" w:name="Medium Shading 1 Accent 3"/>
     <w:lsdException w:unhideWhenUsed="0" w:uiPriority="64" w:semiHidden="0" w:name="Medium Shading 2 Accent 3"/>
     <w:lsdException w:unhideWhenUsed="0" w:uiPriority="65" w:semiHidden="0" w:name="Medium List 1 Accent 3"/>
-    <w:lsdException w:unhideWhenUsed="0" w:uiPriority="66" w:semiHidden="0" w:name="Medium List 2 Accent 3"/>
-    <w:lsdException w:unhideWhenUsed="0" w:uiPriority="67" w:semiHidden="0" w:name="Medium Grid 1 Accent 3"/>
+    <w:lsdException w:qFormat="1" w:unhideWhenUsed="0" w:uiPriority="66" w:semiHidden="0" w:name="Medium List 2 Accent 3"/>
+    <w:lsdException w:qFormat="1" w:unhideWhenUsed="0" w:uiPriority="67" w:semiHidden="0" w:name="Medium Grid 1 Accent 3"/>
     <w:lsdException w:unhideWhenUsed="0" w:uiPriority="68" w:semiHidden="0" w:name="Medium Grid 2 Accent 3"/>
     <w:lsdException w:unhideWhenUsed="0" w:uiPriority="69" w:semiHidden="0" w:name="Medium Grid 3 Accent 3"/>
     <w:lsdException w:qFormat="1" w:unhideWhenUsed="0" w:uiPriority="70" w:semiHidden="0" w:name="Dark List Accent 3"/>
-    <w:lsdException w:unhideWhenUsed="0" w:uiPriority="71" w:semiHidden="0" w:name="Colorful Shading Accent 3"/>
-    <w:lsdException w:unhideWhenUsed="0" w:uiPriority="72" w:semiHidden="0" w:name="Colorful List Accent 3"/>
-    <w:lsdException w:unhideWhenUsed="0" w:uiPriority="73" w:semiHidden="0" w:name="Colorful Grid Accent 3"/>
+    <w:lsdException w:qFormat="1" w:unhideWhenUsed="0" w:uiPriority="71" w:semiHidden="0" w:name="Colorful Shading Accent 3"/>
+    <w:lsdException w:qFormat="1" w:unhideWhenUsed="0" w:uiPriority="72" w:semiHidden="0" w:name="Colorful List Accent 3"/>
+    <w:lsdException w:qFormat="1" w:unhideWhenUsed="0" w:uiPriority="73" w:semiHidden="0" w:name="Colorful Grid Accent 3"/>
     <w:lsdException w:unhideWhenUsed="0" w:uiPriority="60" w:semiHidden="0" w:name="Light Shading Accent 4"/>
-    <w:lsdException w:unhideWhenUsed="0" w:uiPriority="61" w:semiHidden="0" w:name="Light List Accent 4"/>
-    <w:lsdException w:unhideWhenUsed="0" w:uiPriority="62" w:semiHidden="0" w:name="Light Grid Accent 4"/>
-    <w:lsdException w:unhideWhenUsed="0" w:uiPriority="63" w:semiHidden="0" w:name="Medium Shading 1 Accent 4"/>
-    <w:lsdException w:unhideWhenUsed="0" w:uiPriority="64" w:semiHidden="0" w:name="Medium Shading 2 Accent 4"/>
-    <w:lsdException w:unhideWhenUsed="0" w:uiPriority="65" w:semiHidden="0" w:name="Medium List 1 Accent 4"/>
+    <w:lsdException w:qFormat="1" w:unhideWhenUsed="0" w:uiPriority="61" w:semiHidden="0" w:name="Light List Accent 4"/>
+    <w:lsdException w:qFormat="1" w:unhideWhenUsed="0" w:uiPriority="62" w:semiHidden="0" w:name="Light Grid Accent 4"/>
+    <w:lsdException w:qFormat="1" w:unhideWhenUsed="0" w:uiPriority="63" w:semiHidden="0" w:name="Medium Shading 1 Accent 4"/>
+    <w:lsdException w:qFormat="1" w:unhideWhenUsed="0" w:uiPriority="64" w:semiHidden="0" w:name="Medium Shading 2 Accent 4"/>
+    <w:lsdException w:qFormat="1" w:unhideWhenUsed="0" w:uiPriority="65" w:semiHidden="0" w:name="Medium List 1 Accent 4"/>
     <w:lsdException w:unhideWhenUsed="0" w:uiPriority="66" w:semiHidden="0" w:name="Medium List 2 Accent 4"/>
     <w:lsdException w:unhideWhenUsed="0" w:uiPriority="67" w:semiHidden="0" w:name="Medium Grid 1 Accent 4"/>
     <w:lsdException w:unhideWhenUsed="0" w:uiPriority="68" w:semiHidden="0" w:name="Medium Grid 2 Accent 4"/>
     <w:lsdException w:qFormat="1" w:unhideWhenUsed="0" w:uiPriority="69" w:semiHidden="0" w:name="Medium Grid 3 Accent 4"/>
     <w:lsdException w:unhideWhenUsed="0" w:uiPriority="70" w:semiHidden="0" w:name="Dark List Accent 4"/>
-    <w:lsdException w:unhideWhenUsed="0" w:uiPriority="71" w:semiHidden="0" w:name="Colorful Shading Accent 4"/>
-    <w:lsdException w:unhideWhenUsed="0" w:uiPriority="72" w:semiHidden="0" w:name="Colorful List Accent 4"/>
-    <w:lsdException w:unhideWhenUsed="0" w:uiPriority="73" w:semiHidden="0" w:name="Colorful Grid Accent 4"/>
-    <w:lsdException w:unhideWhenUsed="0" w:uiPriority="60" w:semiHidden="0" w:name="Light Shading Accent 5"/>
+    <w:lsdException w:qFormat="1" w:unhideWhenUsed="0" w:uiPriority="71" w:semiHidden="0" w:name="Colorful Shading Accent 4"/>
+    <w:lsdException w:qFormat="1" w:unhideWhenUsed="0" w:uiPriority="72" w:semiHidden="0" w:name="Colorful List Accent 4"/>
+    <w:lsdException w:qFormat="1" w:unhideWhenUsed="0" w:uiPriority="73" w:semiHidden="0" w:name="Colorful Grid Accent 4"/>
+    <w:lsdException w:qFormat="1" w:unhideWhenUsed="0" w:uiPriority="60" w:semiHidden="0" w:name="Light Shading Accent 5"/>
     <w:lsdException w:qFormat="1" w:unhideWhenUsed="0" w:uiPriority="61" w:semiHidden="0" w:name="Light List Accent 5"/>
     <w:lsdException w:qFormat="1" w:unhideWhenUsed="0" w:uiPriority="62" w:semiHidden="0" w:name="Light Grid Accent 5"/>
     <w:lsdException w:unhideWhenUsed="0" w:uiPriority="63" w:semiHidden="0" w:name="Medium Shading 1 Accent 5"/>
     <w:lsdException w:qFormat="1" w:unhideWhenUsed="0" w:uiPriority="64" w:semiHidden="0" w:name="Medium Shading 2 Accent 5"/>
     <w:lsdException w:qFormat="1" w:unhideWhenUsed="0" w:uiPriority="65" w:semiHidden="0" w:name="Medium List 1 Accent 5"/>
-    <w:lsdException w:unhideWhenUsed="0" w:uiPriority="66" w:semiHidden="0" w:name="Medium List 2 Accent 5"/>
+    <w:lsdException w:qFormat="1" w:unhideWhenUsed="0" w:uiPriority="66" w:semiHidden="0" w:name="Medium List 2 Accent 5"/>
     <w:lsdException w:unhideWhenUsed="0" w:uiPriority="67" w:semiHidden="0" w:name="Medium Grid 1 Accent 5"/>
     <w:lsdException w:unhideWhenUsed="0" w:uiPriority="68" w:semiHidden="0" w:name="Medium Grid 2 Accent 5"/>
-    <w:lsdException w:unhideWhenUsed="0" w:uiPriority="69" w:semiHidden="0" w:name="Medium Grid 3 Accent 5"/>
+    <w:lsdException w:qFormat="1" w:unhideWhenUsed="0" w:uiPriority="69" w:semiHidden="0" w:name="Medium Grid 3 Accent 5"/>
     <w:lsdException w:unhideWhenUsed="0" w:uiPriority="70" w:semiHidden="0" w:name="Dark List Accent 5"/>
-    <w:lsdException w:unhideWhenUsed="0" w:uiPriority="71" w:semiHidden="0" w:name="Colorful Shading Accent 5"/>
-    <w:lsdException w:unhideWhenUsed="0" w:uiPriority="72" w:semiHidden="0" w:name="Colorful List Accent 5"/>
+    <w:lsdException w:qFormat="1" w:unhideWhenUsed="0" w:uiPriority="71" w:semiHidden="0" w:name="Colorful Shading Accent 5"/>
+    <w:lsdException w:qFormat="1" w:unhideWhenUsed="0" w:uiPriority="72" w:semiHidden="0" w:name="Colorful List Accent 5"/>
     <w:lsdException w:qFormat="1" w:unhideWhenUsed="0" w:uiPriority="73" w:semiHidden="0" w:name="Colorful Grid Accent 5"/>
     <w:lsdException w:unhideWhenUsed="0" w:uiPriority="60" w:semiHidden="0" w:name="Light Shading Accent 6"/>
     <w:lsdException w:unhideWhenUsed="0" w:uiPriority="61" w:semiHidden="0" w:name="Light List Accent 6"/>
@@ -5521,10 +5980,10 @@
     <w:lsdException w:unhideWhenUsed="0" w:uiPriority="66" w:semiHidden="0" w:name="Medium List 2 Accent 6"/>
     <w:lsdException w:unhideWhenUsed="0" w:uiPriority="67" w:semiHidden="0" w:name="Medium Grid 1 Accent 6"/>
     <w:lsdException w:unhideWhenUsed="0" w:uiPriority="68" w:semiHidden="0" w:name="Medium Grid 2 Accent 6"/>
-    <w:lsdException w:unhideWhenUsed="0" w:uiPriority="69" w:semiHidden="0" w:name="Medium Grid 3 Accent 6"/>
+    <w:lsdException w:qFormat="1" w:unhideWhenUsed="0" w:uiPriority="69" w:semiHidden="0" w:name="Medium Grid 3 Accent 6"/>
     <w:lsdException w:qFormat="1" w:unhideWhenUsed="0" w:uiPriority="70" w:semiHidden="0" w:name="Dark List Accent 6"/>
-    <w:lsdException w:unhideWhenUsed="0" w:uiPriority="71" w:semiHidden="0" w:name="Colorful Shading Accent 6"/>
-    <w:lsdException w:unhideWhenUsed="0" w:uiPriority="72" w:semiHidden="0" w:name="Colorful List Accent 6"/>
+    <w:lsdException w:qFormat="1" w:unhideWhenUsed="0" w:uiPriority="71" w:semiHidden="0" w:name="Colorful Shading Accent 6"/>
+    <w:lsdException w:qFormat="1" w:unhideWhenUsed="0" w:uiPriority="72" w:semiHidden="0" w:name="Colorful List Accent 6"/>
     <w:lsdException w:qFormat="1" w:unhideWhenUsed="0" w:uiPriority="73" w:semiHidden="0" w:name="Colorful Grid Accent 6"/>
   </w:latentStyles>
   <w:style w:type="paragraph" w:default="1" w:styleId="1">
@@ -5781,6 +6240,7 @@
     <w:name w:val="Normal Table"/>
     <w:semiHidden/>
     <w:unhideWhenUsed/>
+    <w:qFormat/>
     <w:uiPriority w:val="99"/>
     <w:tblPr>
       <w:tblCellMar>
@@ -5831,6 +6291,7 @@
     <w:name w:val="List Number 2"/>
     <w:basedOn w:val="1"/>
     <w:unhideWhenUsed/>
+    <w:qFormat/>
     <w:uiPriority w:val="99"/>
     <w:pPr>
       <w:numPr>
@@ -5998,6 +6459,7 @@
     <w:basedOn w:val="1"/>
     <w:link w:val="135"/>
     <w:unhideWhenUsed/>
+    <w:qFormat/>
     <w:uiPriority w:val="99"/>
     <w:pPr>
       <w:tabs>
@@ -6126,6 +6588,7 @@
   <w:style w:type="table" w:styleId="34">
     <w:name w:val="Light Shading"/>
     <w:basedOn w:val="32"/>
+    <w:qFormat/>
     <w:uiPriority w:val="60"/>
     <w:pPr>
       <w:spacing w:after="0" w:line="240" w:lineRule="auto"/>
@@ -6225,6 +6688,7 @@
   <w:style w:type="table" w:styleId="35">
     <w:name w:val="Light Shading Accent 1"/>
     <w:basedOn w:val="32"/>
+    <w:qFormat/>
     <w:uiPriority w:val="60"/>
     <w:pPr>
       <w:spacing w:after="0" w:line="240" w:lineRule="auto"/>
@@ -6423,6 +6887,7 @@
   <w:style w:type="table" w:styleId="37">
     <w:name w:val="Light Shading Accent 3"/>
     <w:basedOn w:val="32"/>
+    <w:qFormat/>
     <w:uiPriority w:val="60"/>
     <w:pPr>
       <w:spacing w:after="0" w:line="240" w:lineRule="auto"/>
@@ -6621,6 +7086,7 @@
   <w:style w:type="table" w:styleId="39">
     <w:name w:val="Light Shading Accent 5"/>
     <w:basedOn w:val="32"/>
+    <w:qFormat/>
     <w:uiPriority w:val="60"/>
     <w:pPr>
       <w:spacing w:after="0" w:line="240" w:lineRule="auto"/>
@@ -6913,6 +7379,7 @@
   <w:style w:type="table" w:styleId="42">
     <w:name w:val="Light List Accent 1"/>
     <w:basedOn w:val="32"/>
+    <w:qFormat/>
     <w:uiPriority w:val="61"/>
     <w:pPr>
       <w:spacing w:after="0" w:line="240" w:lineRule="auto"/>
@@ -7006,6 +7473,7 @@
   <w:style w:type="table" w:styleId="43">
     <w:name w:val="Light List Accent 2"/>
     <w:basedOn w:val="32"/>
+    <w:qFormat/>
     <w:uiPriority w:val="61"/>
     <w:pPr>
       <w:spacing w:after="0" w:line="240" w:lineRule="auto"/>
@@ -7099,6 +7567,7 @@
   <w:style w:type="table" w:styleId="44">
     <w:name w:val="Light List Accent 3"/>
     <w:basedOn w:val="32"/>
+    <w:qFormat/>
     <w:uiPriority w:val="61"/>
     <w:pPr>
       <w:spacing w:after="0" w:line="240" w:lineRule="auto"/>
@@ -7192,6 +7661,7 @@
   <w:style w:type="table" w:styleId="45">
     <w:name w:val="Light List Accent 4"/>
     <w:basedOn w:val="32"/>
+    <w:qFormat/>
     <w:uiPriority w:val="61"/>
     <w:pPr>
       <w:spacing w:after="0" w:line="240" w:lineRule="auto"/>
@@ -7977,6 +8447,7 @@
   <w:style w:type="table" w:styleId="52">
     <w:name w:val="Light Grid Accent 4"/>
     <w:basedOn w:val="32"/>
+    <w:qFormat/>
     <w:uiPriority w:val="62"/>
     <w:pPr>
       <w:spacing w:after="0" w:line="240" w:lineRule="auto"/>
@@ -8785,6 +9256,7 @@
   <w:style w:type="table" w:styleId="59">
     <w:name w:val="Medium Shading 1 Accent 4"/>
     <w:basedOn w:val="32"/>
+    <w:qFormat/>
     <w:uiPriority w:val="63"/>
     <w:pPr>
       <w:spacing w:after="0" w:line="240" w:lineRule="auto"/>
@@ -9769,6 +10241,7 @@
   <w:style w:type="table" w:styleId="66">
     <w:name w:val="Medium Shading 2 Accent 4"/>
     <w:basedOn w:val="32"/>
+    <w:qFormat/>
     <w:uiPriority w:val="64"/>
     <w:pPr>
       <w:spacing w:after="0" w:line="240" w:lineRule="auto"/>
@@ -10628,6 +11101,7 @@
   <w:style w:type="table" w:styleId="73">
     <w:name w:val="Medium List 1 Accent 4"/>
     <w:basedOn w:val="32"/>
+    <w:qFormat/>
     <w:uiPriority w:val="65"/>
     <w:pPr>
       <w:spacing w:after="0" w:line="240" w:lineRule="auto"/>
@@ -10900,6 +11374,7 @@
   <w:style w:type="table" w:styleId="76">
     <w:name w:val="Medium List 2"/>
     <w:basedOn w:val="32"/>
+    <w:qFormat/>
     <w:uiPriority w:val="66"/>
     <w:pPr>
       <w:spacing w:after="0" w:line="240" w:lineRule="auto"/>
@@ -11287,6 +11762,7 @@
   <w:style w:type="table" w:styleId="79">
     <w:name w:val="Medium List 2 Accent 3"/>
     <w:basedOn w:val="32"/>
+    <w:qFormat/>
     <w:uiPriority w:val="66"/>
     <w:pPr>
       <w:spacing w:after="0" w:line="240" w:lineRule="auto"/>
@@ -11545,6 +12021,7 @@
   <w:style w:type="table" w:styleId="81">
     <w:name w:val="Medium List 2 Accent 5"/>
     <w:basedOn w:val="32"/>
+    <w:qFormat/>
     <w:uiPriority w:val="66"/>
     <w:pPr>
       <w:spacing w:after="0" w:line="240" w:lineRule="auto"/>
@@ -11803,6 +12280,7 @@
   <w:style w:type="table" w:styleId="83">
     <w:name w:val="Medium Grid 1"/>
     <w:basedOn w:val="32"/>
+    <w:qFormat/>
     <w:uiPriority w:val="67"/>
     <w:pPr>
       <w:spacing w:after="0" w:line="240" w:lineRule="auto"/>
@@ -12011,6 +12489,7 @@
   <w:style w:type="table" w:styleId="86">
     <w:name w:val="Medium Grid 1 Accent 3"/>
     <w:basedOn w:val="32"/>
+    <w:qFormat/>
     <w:uiPriority w:val="67"/>
     <w:pPr>
       <w:spacing w:after="0" w:line="240" w:lineRule="auto"/>
@@ -12287,6 +12766,7 @@
   <w:style w:type="table" w:styleId="90">
     <w:name w:val="Medium Grid 2"/>
     <w:basedOn w:val="32"/>
+    <w:qFormat/>
     <w:uiPriority w:val="68"/>
     <w:pPr>
       <w:spacing w:after="0" w:line="240" w:lineRule="auto"/>
@@ -14098,6 +14578,7 @@
   <w:style w:type="table" w:styleId="102">
     <w:name w:val="Medium Grid 3 Accent 5"/>
     <w:basedOn w:val="32"/>
+    <w:qFormat/>
     <w:uiPriority w:val="69"/>
     <w:pPr>
       <w:spacing w:after="0" w:line="240" w:lineRule="auto"/>
@@ -14255,6 +14736,7 @@
   <w:style w:type="table" w:styleId="103">
     <w:name w:val="Medium Grid 3 Accent 6"/>
     <w:basedOn w:val="32"/>
+    <w:qFormat/>
     <w:uiPriority w:val="69"/>
     <w:pPr>
       <w:spacing w:after="0" w:line="240" w:lineRule="auto"/>
@@ -15518,6 +16000,7 @@
   <w:style w:type="table" w:styleId="113">
     <w:name w:val="Colorful Shading Accent 2"/>
     <w:basedOn w:val="32"/>
+    <w:qFormat/>
     <w:uiPriority w:val="71"/>
     <w:pPr>
       <w:spacing w:after="0" w:line="240" w:lineRule="auto"/>
@@ -15666,6 +16149,7 @@
   <w:style w:type="table" w:styleId="114">
     <w:name w:val="Colorful Shading Accent 3"/>
     <w:basedOn w:val="32"/>
+    <w:qFormat/>
     <w:uiPriority w:val="71"/>
     <w:pPr>
       <w:spacing w:after="0" w:line="240" w:lineRule="auto"/>
@@ -15794,6 +16278,7 @@
   <w:style w:type="table" w:styleId="115">
     <w:name w:val="Colorful Shading Accent 4"/>
     <w:basedOn w:val="32"/>
+    <w:qFormat/>
     <w:uiPriority w:val="71"/>
     <w:pPr>
       <w:spacing w:after="0" w:line="240" w:lineRule="auto"/>
@@ -15942,6 +16427,7 @@
   <w:style w:type="table" w:styleId="116">
     <w:name w:val="Colorful Shading Accent 5"/>
     <w:basedOn w:val="32"/>
+    <w:qFormat/>
     <w:uiPriority w:val="71"/>
     <w:pPr>
       <w:spacing w:after="0" w:line="240" w:lineRule="auto"/>
@@ -16090,6 +16576,7 @@
   <w:style w:type="table" w:styleId="117">
     <w:name w:val="Colorful Shading Accent 6"/>
     <w:basedOn w:val="32"/>
+    <w:qFormat/>
     <w:uiPriority w:val="71"/>
     <w:pPr>
       <w:spacing w:after="0" w:line="240" w:lineRule="auto"/>
@@ -16238,6 +16725,7 @@
   <w:style w:type="table" w:styleId="118">
     <w:name w:val="Colorful List"/>
     <w:basedOn w:val="32"/>
+    <w:qFormat/>
     <w:uiPriority w:val="72"/>
     <w:pPr>
       <w:spacing w:after="0" w:line="240" w:lineRule="auto"/>
@@ -16330,6 +16818,7 @@
   <w:style w:type="table" w:styleId="119">
     <w:name w:val="Colorful List Accent 1"/>
     <w:basedOn w:val="32"/>
+    <w:qFormat/>
     <w:uiPriority w:val="72"/>
     <w:pPr>
       <w:spacing w:after="0" w:line="240" w:lineRule="auto"/>
@@ -16515,6 +17004,7 @@
   <w:style w:type="table" w:styleId="121">
     <w:name w:val="Colorful List Accent 3"/>
     <w:basedOn w:val="32"/>
+    <w:qFormat/>
     <w:uiPriority w:val="72"/>
     <w:pPr>
       <w:spacing w:after="0" w:line="240" w:lineRule="auto"/>
@@ -16607,6 +17097,7 @@
   <w:style w:type="table" w:styleId="122">
     <w:name w:val="Colorful List Accent 4"/>
     <w:basedOn w:val="32"/>
+    <w:qFormat/>
     <w:uiPriority w:val="72"/>
     <w:pPr>
       <w:spacing w:after="0" w:line="240" w:lineRule="auto"/>
@@ -16699,6 +17190,7 @@
   <w:style w:type="table" w:styleId="123">
     <w:name w:val="Colorful List Accent 5"/>
     <w:basedOn w:val="32"/>
+    <w:qFormat/>
     <w:uiPriority w:val="72"/>
     <w:pPr>
       <w:spacing w:after="0" w:line="240" w:lineRule="auto"/>
@@ -16791,6 +17283,7 @@
   <w:style w:type="table" w:styleId="124">
     <w:name w:val="Colorful List Accent 6"/>
     <w:basedOn w:val="32"/>
+    <w:qFormat/>
     <w:uiPriority w:val="72"/>
     <w:pPr>
       <w:spacing w:after="0" w:line="240" w:lineRule="auto"/>
@@ -16883,6 +17376,7 @@
   <w:style w:type="table" w:styleId="125">
     <w:name w:val="Colorful Grid"/>
     <w:basedOn w:val="32"/>
+    <w:qFormat/>
     <w:uiPriority w:val="73"/>
     <w:pPr>
       <w:spacing w:after="0" w:line="240" w:lineRule="auto"/>
@@ -16979,6 +17473,7 @@
   <w:style w:type="table" w:styleId="126">
     <w:name w:val="Colorful Grid Accent 1"/>
     <w:basedOn w:val="32"/>
+    <w:qFormat/>
     <w:uiPriority w:val="73"/>
     <w:pPr>
       <w:spacing w:after="0" w:line="240" w:lineRule="auto"/>
@@ -17075,6 +17570,7 @@
   <w:style w:type="table" w:styleId="127">
     <w:name w:val="Colorful Grid Accent 2"/>
     <w:basedOn w:val="32"/>
+    <w:qFormat/>
     <w:uiPriority w:val="73"/>
     <w:pPr>
       <w:spacing w:after="0" w:line="240" w:lineRule="auto"/>
@@ -17171,6 +17667,7 @@
   <w:style w:type="table" w:styleId="128">
     <w:name w:val="Colorful Grid Accent 3"/>
     <w:basedOn w:val="32"/>
+    <w:qFormat/>
     <w:uiPriority w:val="73"/>
     <w:pPr>
       <w:spacing w:after="0" w:line="240" w:lineRule="auto"/>
@@ -17267,6 +17764,7 @@
   <w:style w:type="table" w:styleId="129">
     <w:name w:val="Colorful Grid Accent 4"/>
     <w:basedOn w:val="32"/>
+    <w:qFormat/>
     <w:uiPriority w:val="73"/>
     <w:pPr>
       <w:spacing w:after="0" w:line="240" w:lineRule="auto"/>
@@ -17578,12 +18076,14 @@
     <w:name w:val="Header Char"/>
     <w:basedOn w:val="132"/>
     <w:link w:val="25"/>
+    <w:qFormat/>
     <w:uiPriority w:val="99"/>
   </w:style>
   <w:style w:type="character" w:customStyle="1" w:styleId="136">
     <w:name w:val="Footer Char"/>
     <w:basedOn w:val="132"/>
     <w:link w:val="24"/>
+    <w:qFormat/>
     <w:uiPriority w:val="99"/>
   </w:style>
   <w:style w:type="paragraph" w:styleId="137">
@@ -17604,6 +18104,7 @@
     <w:name w:val="Heading 1 Char"/>
     <w:basedOn w:val="132"/>
     <w:link w:val="3"/>
+    <w:qFormat/>
     <w:uiPriority w:val="9"/>
     <w:rPr>
       <w:rFonts w:asciiTheme="majorHAnsi" w:hAnsiTheme="majorHAnsi" w:eastAsiaTheme="majorEastAsia" w:cstheme="majorBidi"/>
@@ -17618,6 +18119,7 @@
     <w:name w:val="Heading 2 Char"/>
     <w:basedOn w:val="132"/>
     <w:link w:val="4"/>
+    <w:qFormat/>
     <w:uiPriority w:val="9"/>
     <w:rPr>
       <w:rFonts w:asciiTheme="majorHAnsi" w:hAnsiTheme="majorHAnsi" w:eastAsiaTheme="majorEastAsia" w:cstheme="majorBidi"/>
@@ -17774,6 +18276,7 @@
     <w:basedOn w:val="132"/>
     <w:link w:val="6"/>
     <w:semiHidden/>
+    <w:qFormat/>
     <w:uiPriority w:val="9"/>
     <w:rPr>
       <w:rFonts w:asciiTheme="majorHAnsi" w:hAnsiTheme="majorHAnsi" w:eastAsiaTheme="majorEastAsia" w:cstheme="majorBidi"/>
@@ -17794,6 +18297,7 @@
     <w:basedOn w:val="132"/>
     <w:link w:val="7"/>
     <w:semiHidden/>
+    <w:qFormat/>
     <w:uiPriority w:val="9"/>
     <w:rPr>
       <w:rFonts w:asciiTheme="majorHAnsi" w:hAnsiTheme="majorHAnsi" w:eastAsiaTheme="majorEastAsia" w:cstheme="majorBidi"/>
@@ -17805,6 +18309,7 @@
     <w:basedOn w:val="132"/>
     <w:link w:val="8"/>
     <w:semiHidden/>
+    <w:qFormat/>
     <w:uiPriority w:val="9"/>
     <w:rPr>
       <w:rFonts w:asciiTheme="majorHAnsi" w:hAnsiTheme="majorHAnsi" w:eastAsiaTheme="majorEastAsia" w:cstheme="majorBidi"/>
@@ -17818,6 +18323,7 @@
     <w:basedOn w:val="132"/>
     <w:link w:val="9"/>
     <w:semiHidden/>
+    <w:qFormat/>
     <w:uiPriority w:val="9"/>
     <w:rPr>
       <w:rFonts w:asciiTheme="majorHAnsi" w:hAnsiTheme="majorHAnsi" w:eastAsiaTheme="majorEastAsia" w:cstheme="majorBidi"/>
@@ -17839,6 +18345,7 @@
     <w:basedOn w:val="132"/>
     <w:link w:val="10"/>
     <w:semiHidden/>
+    <w:qFormat/>
     <w:uiPriority w:val="9"/>
     <w:rPr>
       <w:rFonts w:asciiTheme="majorHAnsi" w:hAnsiTheme="majorHAnsi" w:eastAsiaTheme="majorEastAsia" w:cstheme="majorBidi"/>
@@ -17857,6 +18364,7 @@
     <w:basedOn w:val="132"/>
     <w:link w:val="11"/>
     <w:semiHidden/>
+    <w:qFormat/>
     <w:uiPriority w:val="9"/>
     <w:rPr>
       <w:rFonts w:asciiTheme="majorHAnsi" w:hAnsiTheme="majorHAnsi" w:eastAsiaTheme="majorEastAsia" w:cstheme="majorBidi"/>

--- a/TapCollect使用说明-更新版.docx
+++ b/TapCollect使用说明-更新版.docx
@@ -132,7 +132,7 @@
           <w:sz w:val="23"/>
           <w:lang w:val="en-US" w:eastAsia="zh-CN"/>
         </w:rPr>
-        <w:t>8</w:t>
+        <w:t>9</w:t>
       </w:r>
       <w:bookmarkStart w:id="0" w:name="_GoBack"/>
       <w:bookmarkEnd w:id="0"/>
@@ -143,7 +143,7 @@
           <w:color w:val="203748"/>
           <w:sz w:val="23"/>
         </w:rPr>
-        <w:t xml:space="preserve">  |  2026 年 9 月 4 日</w:t>
+        <w:t xml:space="preserve">  |  2026 年 9 月 7 日</w:t>
       </w:r>
     </w:p>
     <w:p>
@@ -1540,7 +1540,7 @@
         <w:pStyle w:val="166"/>
       </w:pPr>
       <w:r>
-        <w:t>自动检查默认关闭；开启后每次启动会在后台检查一次，发现适用于当前平台的新版本时在顶部提示。检查失败不会影响离线使用。</w:t>
+        <w:t>自动检查默认关闭；开启后每次启动会在后台检查一次。发现适用于当前平台的新版本时，顶部会显示与其他提示一致的紧凑白底提示，“发现新版本”和“查看更新”保持同一行并垂直居中；点击“查看更新”即可进入更新弹窗。检查失败不会影响离线使用。</w:t>
       </w:r>
     </w:p>
     <w:p>
@@ -5009,7 +5009,7 @@
     </w:p>
     <w:p>
       <w:r>
-        <w:t>TapCollect v0.4.8 仍定位为简单、可配置的公开网页采集工具，以下能力暂不提供：</w:t>
+        <w:t>TapCollect v0.4.9 仍定位为简单、可配置的公开网页采集工具，以下能力暂不提供：</w:t>
       </w:r>
     </w:p>
     <w:p>
@@ -5233,7 +5233,7 @@
         <w:color w:val="68767A"/>
         <w:sz w:val="18"/>
       </w:rPr>
-      <w:t xml:space="preserve">TapCollect v0.4.8  ·  第 </w:t>
+      <w:t xml:space="preserve">TapCollect v0.4.9  ·  第 </w:t>
     </w:r>
     <w:r>
       <w:rPr>
@@ -5300,7 +5300,7 @@
         <w:color w:val="68767A"/>
         <w:sz w:val="18"/>
       </w:rPr>
-      <w:t>TapCollect v0.4.8  |  2026 年 9 月 4 日</w:t>
+      <w:t>TapCollect v0.4.9  |  2026 年 9 月 7 日</w:t>
     </w:r>
   </w:p>
 </w:ftr>

--- a/TapCollect使用说明-更新版.docx
+++ b/TapCollect使用说明-更新版.docx
@@ -39,7 +39,7 @@
                   <pic:spPr>
                     <a:xfrm>
                       <a:off x="0" y="0"/>
-                      <a:ext cx="713232" cy="713232"/>
+                      <a:ext cx="713232" cy="713105"/>
                     </a:xfrm>
                     <a:prstGeom prst="rect">
                       <a:avLst/>
@@ -149,8 +149,12 @@
     <w:p>
       <w:pPr>
         <w:pStyle w:val="3"/>
-      </w:pPr>
-      <w:r>
+        <w:pageBreakBefore/>
+      </w:pPr>
+      <w:r>
+        <w:rPr>
+          <w:color w:val="000000"/>
+        </w:rPr>
         <w:t>快速开始</w:t>
       </w:r>
     </w:p>
@@ -793,14 +797,20 @@
     <w:p>
       <w:pPr>
         <w:pStyle w:val="4"/>
-      </w:pPr>
-      <w:r>
+        <w:pageBreakBefore w:val="0"/>
+        <w:spacing w:before="120"/>
+      </w:pPr>
+      <w:r>
+        <w:rPr>
+          <w:color w:val="000000"/>
+        </w:rPr>
         <w:t>开始前准备</w:t>
       </w:r>
     </w:p>
     <w:p>
       <w:pPr>
         <w:pStyle w:val="166"/>
+        <w:spacing w:after="60"/>
       </w:pPr>
       <w:r>
         <w:t>目标列表页地址；动态分页还应确认“下一页”按钮，进入详情时应确认列表项中的详情链接位置。</w:t>
@@ -809,6 +819,7 @@
     <w:p>
       <w:pPr>
         <w:pStyle w:val="166"/>
+        <w:spacing w:after="60"/>
       </w:pPr>
       <w:r>
         <w:t>一份完整的 XML、XLSX 或 XLS 模板。XML 需要明确单条记录节点；表格模板第一个工作表第 1 行作为输出字段。</w:t>
@@ -817,6 +828,7 @@
     <w:p>
       <w:pPr>
         <w:pStyle w:val="166"/>
+        <w:spacing w:after="60"/>
       </w:pPr>
       <w:r>
         <w:t>准备好输出目录；任务名称会直接作为最终输出子目录名称。</w:t>
@@ -825,6 +837,7 @@
     <w:p>
       <w:pPr>
         <w:pStyle w:val="166"/>
+        <w:spacing w:after="60"/>
       </w:pPr>
       <w:r>
         <w:t>如需处理图片、视频、音频或附件，提前确定仅改写地址还是下载资源，并准备本地目录与 XML 访问前缀。</w:t>
@@ -837,7 +850,7 @@
           <w:left w:val="single" w:color="7A5A00" w:sz="20" w:space="8"/>
         </w:pBdr>
         <w:shd w:val="clear" w:fill="FFF8E8"/>
-        <w:spacing w:before="120" w:after="200" w:line="288" w:lineRule="auto"/>
+        <w:spacing w:before="40" w:after="60" w:line="288" w:lineRule="auto"/>
         <w:ind w:left="173" w:right="115"/>
       </w:pPr>
       <w:r>
@@ -847,23 +860,18 @@
           <w:color w:val="7A5A00"/>
           <w:sz w:val="21"/>
         </w:rPr>
-        <w:t>当前边界</w:t>
-      </w:r>
+        <w:t>当前边界  支持限速、冷却与验证页识别；不提供共享登录态、自动解验证码、POST、代理、原始 JSON/JSONPath 直连、定时任务或托盘后台。</w:t>
+      </w:r>
+    </w:p>
+    <w:p>
+      <w:pPr>
+        <w:pStyle w:val="3"/>
+        <w:pageBreakBefore w:val="0"/>
+      </w:pPr>
       <w:r>
         <w:rPr>
-          <w:rFonts w:ascii="Calibri" w:hAnsi="Calibri" w:eastAsia="微软雅黑" w:cs="Calibri"/>
-          <w:b w:val="0"/>
-          <w:color w:val="333A40"/>
-          <w:sz w:val="21"/>
+          <w:color w:val="000000"/>
         </w:rPr>
-        <w:t xml:space="preserve">  不提供登录、验证码、POST、代理、原始 JSON/JSONPath 直连、定时任务或托盘后台。</w:t>
-      </w:r>
-    </w:p>
-    <w:p>
-      <w:pPr>
-        <w:pStyle w:val="3"/>
-      </w:pPr>
-      <w:r>
         <w:t>1 安装与启动</w:t>
       </w:r>
     </w:p>
@@ -1389,8 +1397,12 @@
     <w:p>
       <w:pPr>
         <w:pStyle w:val="4"/>
-      </w:pPr>
-      <w:r>
+        <w:pageBreakBefore w:val="0"/>
+      </w:pPr>
+      <w:r>
+        <w:rPr>
+          <w:color w:val="000000"/>
+        </w:rPr>
         <w:t>安装步骤</w:t>
       </w:r>
     </w:p>
@@ -1433,8 +1445,12 @@
     <w:p>
       <w:pPr>
         <w:pStyle w:val="4"/>
-      </w:pPr>
-      <w:r>
+        <w:pageBreakBefore w:val="0"/>
+      </w:pPr>
+      <w:r>
+        <w:rPr>
+          <w:color w:val="000000"/>
+        </w:rPr>
         <w:t>从源码启动（开发预览）</w:t>
       </w:r>
     </w:p>
@@ -1524,15 +1540,18 @@
     <w:p>
       <w:pPr>
         <w:pStyle w:val="4"/>
-        <w:pageBreakBefore/>
-      </w:pPr>
-      <w:r>
+        <w:pageBreakBefore w:val="0"/>
+      </w:pPr>
+      <w:r>
+        <w:rPr>
+          <w:color w:val="000000"/>
+        </w:rPr>
         <w:t>关于与更新</w:t>
       </w:r>
     </w:p>
     <w:p>
       <w:r>
-        <w:t>“关于与更新”会显示 TapCollect 版本、操作系统和 CPU 架构，并提供手动检查更新和可选的启动检查。</w:t>
+        <w:t>从左下角“设置”进入，在分类导航或常规页打开“关于与更新”弹窗，查看 TapCollect 版本、操作系统和 CPU 架构，以及手动检查更新和可选的启动检查。</w:t>
       </w:r>
     </w:p>
     <w:p>
@@ -1562,21 +1581,29 @@
     <w:p>
       <w:pPr>
         <w:pStyle w:val="3"/>
-      </w:pPr>
-      <w:r>
+        <w:pageBreakBefore w:val="0"/>
+      </w:pPr>
+      <w:r>
+        <w:rPr>
+          <w:color w:val="000000"/>
+        </w:rPr>
         <w:t>2 界面总览与基本信息</w:t>
       </w:r>
     </w:p>
     <w:p>
       <w:r>
-        <w:t>主窗口由任务栏、配置区和网页预览区组成。左右分隔条可用鼠标拖动调整宽度，也可点击箭头折叠；运行日志区域同样可以上下拖动调整高度。网页预览打开列表、进入详情或页内跳转时会显示加载状态，并维护前进、后退历史。</w:t>
+        <w:t>任务工作区由任务栏、配置区和网页预览区组成，分隔条可拖动或折叠。左下角常驻“运行中心”和“设置”；这两个页面隐藏网页预览。返回任务后可继续使用预览、前进后退和点选功能。</w:t>
       </w:r>
     </w:p>
     <w:p>
       <w:pPr>
         <w:pStyle w:val="4"/>
-      </w:pPr>
-      <w:r>
+        <w:pageBreakBefore w:val="0"/>
+      </w:pPr>
+      <w:r>
+        <w:rPr>
+          <w:color w:val="000000"/>
+        </w:rPr>
         <w:t>填写基本信息</w:t>
       </w:r>
     </w:p>
@@ -1680,8 +1707,12 @@
     <w:p>
       <w:pPr>
         <w:pStyle w:val="4"/>
-      </w:pPr>
-      <w:r>
+        <w:pageBreakBefore w:val="0"/>
+      </w:pPr>
+      <w:r>
+        <w:rPr>
+          <w:color w:val="000000"/>
+        </w:rPr>
         <w:t>界面分区说明</w:t>
       </w:r>
     </w:p>
@@ -1690,7 +1721,7 @@
         <w:pStyle w:val="166"/>
       </w:pPr>
       <w:r>
-        <w:t>左侧任务栏：新建、复制、运行和删除任务，通过任务管理菜单导入/导出配置，并进入运行中心查看多个任务。</w:t>
+        <w:t>左侧任务栏：新建、复制、运行和删除任务，通过任务管理菜单导入/导出配置；底部进入运行中心或全局设置。</w:t>
       </w:r>
     </w:p>
     <w:p>
@@ -1718,7 +1749,7 @@
       <w:r>
         <w:drawing>
           <wp:inline distT="0" distB="0" distL="114300" distR="114300">
-            <wp:extent cx="5989320" cy="3393440"/>
+            <wp:extent cx="5989320" cy="3562960"/>
             <wp:effectExtent l="0" t="0" r="5080" b="10160"/>
             <wp:docPr id="12" name="Picture 12" descr="任务管理配置导入导出菜单"/>
             <wp:cNvGraphicFramePr>
@@ -1742,7 +1773,7 @@
                   <pic:spPr>
                     <a:xfrm>
                       <a:off x="0" y="0"/>
-                      <a:ext cx="5989320" cy="3393948"/>
+                      <a:ext cx="5989320" cy="3562960"/>
                     </a:xfrm>
                     <a:prstGeom prst="rect">
                       <a:avLst/>
@@ -1762,14 +1793,18 @@
         <w:keepLines/>
       </w:pPr>
       <w:r>
-        <w:t>图 1  基本信息、任务列表与配置导入导出菜单</w:t>
+        <w:t>图 1  当前任务工作区与左下角运行中心、设置入口</w:t>
       </w:r>
     </w:p>
     <w:p>
       <w:pPr>
         <w:pStyle w:val="4"/>
-      </w:pPr>
-      <w:r>
+        <w:pageBreakBefore w:val="0"/>
+      </w:pPr>
+      <w:r>
+        <w:rPr>
+          <w:color w:val="000000"/>
+        </w:rPr>
         <w:t>导入与导出任务配置</w:t>
       </w:r>
     </w:p>
@@ -1815,14 +1850,229 @@
         <w:pStyle w:val="166"/>
       </w:pPr>
       <w:r>
-        <w:t>配置包不包含运行中心记录、检查点、日志、已下载资源或采集输出。</w:t>
+        <w:t>配置包不包含全局设置、运行中心记录、检查点、日志、已下载资源或采集输出。</w:t>
+      </w:r>
+    </w:p>
+    <w:p>
+      <w:pPr>
+        <w:pStyle w:val="4"/>
+        <w:pageBreakBefore/>
+      </w:pPr>
+      <w:r>
+        <w:rPr>
+          <w:color w:val="000000"/>
+        </w:rPr>
+        <w:t>全局设置与访问保护</w:t>
+      </w:r>
+    </w:p>
+    <w:p>
+      <w:pPr/>
+      <w:r>
+        <w:t>设置页按常规、运行与并发、访问节奏、退避与保护、网络与隐私分类。修改先保留为草稿，点击“保存设置”才生效；“取消更改”撤销草稿，“恢复默认设置”也需要保存。离开未保存的设置页时可选择继续编辑或丢弃并离开。</w:t>
+      </w:r>
+    </w:p>
+    <w:p>
+      <w:pPr/>
+      <w:r>
+        <w:t>常规页设置默认输出目录和启动检查更新。默认目录用于新建任务，已有任务保持各自目录。设置保存在本机 settings.json，不随任务配置导出。</w:t>
+      </w:r>
+    </w:p>
+    <w:p>
+      <w:pPr>
+        <w:keepNext/>
+      </w:pPr>
+      <w:r/>
+      <w:r>
+        <w:drawing>
+          <wp:inline xmlns:a="http://schemas.openxmlformats.org/drawingml/2006/main" xmlns:pic="http://schemas.openxmlformats.org/drawingml/2006/picture">
+            <wp:extent cx="5943600" cy="3535762"/>
+            <wp:docPr id="22" name="Picture 22"/>
+            <wp:cNvGraphicFramePr>
+              <a:graphicFrameLocks noChangeAspect="1"/>
+            </wp:cNvGraphicFramePr>
+            <a:graphic>
+              <a:graphicData uri="http://schemas.openxmlformats.org/drawingml/2006/picture">
+                <pic:pic>
+                  <pic:nvPicPr>
+                    <pic:cNvPr id="0" name="access-settings-concurrency.png"/>
+                    <pic:cNvPicPr/>
+                  </pic:nvPicPr>
+                  <pic:blipFill>
+                    <a:blip r:embed="rId23"/>
+                    <a:stretch>
+                      <a:fillRect/>
+                    </a:stretch>
+                  </pic:blipFill>
+                  <pic:spPr>
+                    <a:xfrm>
+                      <a:off x="0" y="0"/>
+                      <a:ext cx="5943600" cy="3535762"/>
+                    </a:xfrm>
+                    <a:prstGeom prst="rect"/>
+                  </pic:spPr>
+                </pic:pic>
+              </a:graphicData>
+            </a:graphic>
+          </wp:inline>
+        </w:drawing>
+      </w:r>
+    </w:p>
+    <w:p>
+      <w:pPr>
+        <w:pStyle w:val="15"/>
+      </w:pPr>
+      <w:r>
+        <w:t>设置界面  分类导航、共享并发上限和底部保存操作</w:t>
+      </w:r>
+    </w:p>
+    <w:p>
+      <w:pPr>
+        <w:pStyle w:val="166"/>
+      </w:pPr>
+      <w:r>
+        <w:t>默认并发：同时运行任务数 3、全局网络并发 8、单站点并发上限 1、资源下载并发 3。任务与测试共享网络限制；下载响应体读完或取消后才释放名额。</w:t>
+      </w:r>
+    </w:p>
+    <w:p>
+      <w:pPr>
+        <w:pStyle w:val="166"/>
+      </w:pPr>
+      <w:r>
+        <w:t>默认访问节奏：同一 hostname 的请求开始间隔至少 1000 毫秒，再增加 0–20% 随机等待。实际间隔取全局与任务延迟中的较大值，列表、详情、重试、重定向和资源共同遵守。</w:t>
+      </w:r>
+    </w:p>
+    <w:p>
+      <w:pPr>
+        <w:pStyle w:val="166"/>
+      </w:pPr>
+      <w:r>
+        <w:t>动态页面范围：打开、翻页、进入详情和返回列表统一调度；页面内部图片、脚本等请求仍由 Chromium 管理，不保证逐个内部请求限速。</w:t>
+      </w:r>
+    </w:p>
+    <w:p>
+      <w:pPr>
+        <w:pStyle w:val="4"/>
+        <w:pageBreakBefore/>
+      </w:pPr>
+      <w:r>
+        <w:rPr>
+          <w:color w:val="000000"/>
+        </w:rPr>
+        <w:t>退避 冷却与人工处理</w:t>
+      </w:r>
+    </w:p>
+    <w:p>
+      <w:pPr>
+        <w:pStyle w:val="166"/>
+      </w:pPr>
+      <w:r>
+        <w:t>网络错误及 408、425、429、5xx 默认最多额外重试 3 次。普通重试使用带随机等待的指数退避，初始 1000 毫秒、上限 30000 毫秒。同站点连续失败 3 次进入 60 秒冷却；动态页面临时错误直接进入冷却。</w:t>
+      </w:r>
+    </w:p>
+    <w:p>
+      <w:pPr>
+        <w:pStyle w:val="166"/>
+      </w:pPr>
+      <w:r>
+        <w:t>有效的 Retry-After 要求等待多久就至少等待多久，不会被普通退避上限截短。保存设置不能解除现有冷却。冷却结束后先恢复一个任务探测，成功后再恢复其他受影响任务。</w:t>
+      </w:r>
+    </w:p>
+    <w:p>
+      <w:pPr>
+        <w:pStyle w:val="166"/>
+      </w:pPr>
+      <w:r>
+        <w:t>401、403 和识别出的 HTTP 200 验证/登录页会要求人工处理。识别结合标题、表单与提示，单纯没有列表项不会触发；启发式规则无法覆盖所有网站。检查访问条件后，在运行中心点击“检查后重试”。</w:t>
+      </w:r>
+    </w:p>
+    <w:p>
+      <w:pPr>
+        <w:pStyle w:val="166"/>
+      </w:pPr>
+      <w:r>
+        <w:t>保护触发后保留安全检查点，未完成的记录和资源不会提前记为完成。“停止自动恢复”保持手动暂停；“全部暂停”也停止已暂停任务的自动恢复，“全部继续”跳过尚未到期的冷却任务。</w:t>
+      </w:r>
+    </w:p>
+    <w:p>
+      <w:pPr>
+        <w:keepNext/>
+      </w:pPr>
+      <w:r/>
+      <w:r>
+        <w:drawing>
+          <wp:inline xmlns:a="http://schemas.openxmlformats.org/drawingml/2006/main" xmlns:pic="http://schemas.openxmlformats.org/drawingml/2006/picture">
+            <wp:extent cx="5943600" cy="1353015"/>
+            <wp:docPr id="23" name="Picture 23"/>
+            <wp:cNvGraphicFramePr>
+              <a:graphicFrameLocks noChangeAspect="1"/>
+            </wp:cNvGraphicFramePr>
+            <a:graphic>
+              <a:graphicData uri="http://schemas.openxmlformats.org/drawingml/2006/picture">
+                <pic:pic>
+                  <pic:nvPicPr>
+                    <pic:cNvPr id="0" name="cooling-detail.png"/>
+                    <pic:cNvPicPr/>
+                  </pic:nvPicPr>
+                  <pic:blipFill>
+                    <a:blip r:embed="rId24"/>
+                    <a:stretch>
+                      <a:fillRect/>
+                    </a:stretch>
+                  </pic:blipFill>
+                  <pic:spPr>
+                    <a:xfrm>
+                      <a:off x="0" y="0"/>
+                      <a:ext cx="5943600" cy="1353015"/>
+                    </a:xfrm>
+                    <a:prstGeom prst="rect"/>
+                  </pic:spPr>
+                </pic:pic>
+              </a:graphicData>
+            </a:graphic>
+          </wp:inline>
+        </w:drawing>
+      </w:r>
+    </w:p>
+    <w:p>
+      <w:pPr>
+        <w:pStyle w:val="15"/>
+      </w:pPr>
+      <w:r>
+        <w:t>保护提示  站点、原因、倒计时与停止自动恢复操作</w:t>
+      </w:r>
+    </w:p>
+    <w:p>
+      <w:pPr>
+        <w:pStyle w:val="4"/>
+      </w:pPr>
+      <w:r>
+        <w:rPr>
+          <w:color w:val="000000"/>
+        </w:rPr>
+        <w:t>浏览器身份与隐私</w:t>
+      </w:r>
+    </w:p>
+    <w:p>
+      <w:pPr/>
+      <w:r>
+        <w:t>“自动匹配浏览器 UA”默认开启，采集使用内置 Chromium 的实际版本；关闭后采用任务配置。请求语言可选简体中文、繁体中文或英语优先，并用于采集与预览。</w:t>
+      </w:r>
+    </w:p>
+    <w:p>
+      <w:pPr/>
+      <w:r>
+        <w:t>运行诊断和 CSV 错误日志会隐藏常见认证信息及敏感 URL 参数。任务配置和采集正文不因此加密或改写。预览与采集会话相互隔离，登录状态不自动同步。</w:t>
       </w:r>
     </w:p>
     <w:p>
       <w:pPr>
         <w:pStyle w:val="3"/>
-      </w:pPr>
-      <w:r>
+        <w:pageBreakBefore w:val="0"/>
+      </w:pPr>
+      <w:r>
+        <w:rPr>
+          <w:color w:val="000000"/>
+        </w:rPr>
         <w:t>3 配置列表与分页</w:t>
       </w:r>
     </w:p>
@@ -1840,7 +2090,7 @@
       <w:r>
         <w:drawing>
           <wp:inline distT="0" distB="0" distL="114300" distR="114300">
-            <wp:extent cx="4709160" cy="5045075"/>
+            <wp:extent cx="4709160" cy="5045529"/>
             <wp:effectExtent l="0" t="0" r="2540" b="9525"/>
             <wp:docPr id="13" name="Picture 13" descr="固定 URL 数字分页与点击下一页动态分页对照"/>
             <wp:cNvGraphicFramePr>
@@ -1926,9 +2176,12 @@
     <w:p>
       <w:pPr>
         <w:pStyle w:val="4"/>
-        <w:pageBreakBefore/>
-      </w:pPr>
-      <w:r>
+        <w:pageBreakBefore w:val="0"/>
+      </w:pPr>
+      <w:r>
+        <w:rPr>
+          <w:color w:val="000000"/>
+        </w:rPr>
         <w:t>列表 URL 与分页规则</w:t>
       </w:r>
     </w:p>
@@ -1940,8 +2193,12 @@
     <w:p>
       <w:pPr>
         <w:pStyle w:val="5"/>
-      </w:pPr>
-      <w:r>
+        <w:pageBreakBefore w:val="0"/>
+      </w:pPr>
+      <w:r>
+        <w:rPr>
+          <w:color w:val="000000"/>
+        </w:rPr>
         <w:t>只有一页</w:t>
       </w:r>
     </w:p>
@@ -1970,8 +2227,12 @@
     <w:p>
       <w:pPr>
         <w:pStyle w:val="5"/>
-      </w:pPr>
-      <w:r>
+        <w:pageBreakBefore w:val="0"/>
+      </w:pPr>
+      <w:r>
+        <w:rPr>
+          <w:color w:val="000000"/>
+        </w:rPr>
         <w:t>第一页地址特殊，第二页开始递增</w:t>
       </w:r>
     </w:p>
@@ -2032,8 +2293,12 @@
     <w:p>
       <w:pPr>
         <w:pStyle w:val="5"/>
-      </w:pPr>
-      <w:r>
+        <w:pageBreakBefore w:val="0"/>
+      </w:pPr>
+      <w:r>
+        <w:rPr>
+          <w:color w:val="000000"/>
+        </w:rPr>
         <w:t>分页递减或跨值变化</w:t>
       </w:r>
     </w:p>
@@ -2192,8 +2457,12 @@
     <w:p>
       <w:pPr>
         <w:pStyle w:val="3"/>
-      </w:pPr>
-      <w:r>
+        <w:pageBreakBefore w:val="0"/>
+      </w:pPr>
+      <w:r>
+        <w:rPr>
+          <w:color w:val="000000"/>
+        </w:rPr>
         <w:t>4 配置详情页和点选</w:t>
       </w:r>
     </w:p>
@@ -2211,7 +2480,7 @@
       <w:r>
         <w:drawing>
           <wp:inline distT="0" distB="0" distL="114300" distR="114300">
-            <wp:extent cx="5897880" cy="4436745"/>
+            <wp:extent cx="5897880" cy="4436855"/>
             <wp:effectExtent l="0" t="0" r="7620" b="8255"/>
             <wp:docPr id="14" name="Picture 14" descr="详情页采集、详情链接和完整 hostname 判断界面"/>
             <wp:cNvGraphicFramePr>
@@ -2305,9 +2574,12 @@
     <w:p>
       <w:pPr>
         <w:pStyle w:val="4"/>
-        <w:pageBreakBefore/>
-      </w:pPr>
-      <w:r>
+        <w:pageBreakBefore w:val="0"/>
+      </w:pPr>
+      <w:r>
+        <w:rPr>
+          <w:color w:val="000000"/>
+        </w:rPr>
         <w:t>点选与选择器验证</w:t>
       </w:r>
     </w:p>
@@ -2320,7 +2592,7 @@
       <w:r>
         <w:drawing>
           <wp:inline distT="0" distB="0" distL="114300" distR="114300">
-            <wp:extent cx="5989320" cy="3402330"/>
+            <wp:extent cx="5989320" cy="4002968"/>
             <wp:effectExtent l="0" t="0" r="5080" b="1270"/>
             <wp:docPr id="15" name="Picture 15" descr="网页预览中点选完整列表项容器的示意界面"/>
             <wp:cNvGraphicFramePr>
@@ -2344,7 +2616,7 @@
                   <pic:spPr>
                     <a:xfrm>
                       <a:off x="0" y="0"/>
-                      <a:ext cx="5989320" cy="3402757"/>
+                      <a:ext cx="5989320" cy="4002968"/>
                     </a:xfrm>
                     <a:prstGeom prst="rect">
                       <a:avLst/>
@@ -2397,6 +2669,9 @@
         <w:pageBreakBefore/>
       </w:pPr>
       <w:r>
+        <w:rPr>
+          <w:color w:val="000000"/>
+        </w:rPr>
         <w:t>站内与外链处理</w:t>
       </w:r>
     </w:p>
@@ -2824,8 +3099,12 @@
     <w:p>
       <w:pPr>
         <w:pStyle w:val="5"/>
-      </w:pPr>
-      <w:r>
+        <w:pageBreakBefore w:val="0"/>
+      </w:pPr>
+      <w:r>
+        <w:rPr>
+          <w:color w:val="000000"/>
+        </w:rPr>
         <w:t>外链输出方式</w:t>
       </w:r>
     </w:p>
@@ -2884,12 +3163,19 @@
     <w:p>
       <w:pPr>
         <w:pStyle w:val="3"/>
-      </w:pPr>
-      <w:r>
+        <w:pageBreakBefore w:val="0"/>
+      </w:pPr>
+      <w:r>
+        <w:rPr>
+          <w:color w:val="000000"/>
+        </w:rPr>
         <w:t>5 导入 XML 或表格模板并配置输出字段</w:t>
       </w:r>
     </w:p>
     <w:p>
+      <w:pPr>
+        <w:keepNext/>
+      </w:pPr>
       <w:r>
         <w:t>模板字段不会按 title、text 等名称自动猜测。XML 模式需要确认单条记录节点；表格模式读取第一个工作表的表头。每个字段都必须明确处理方式；字段很多且大部分无需采集时，可先一键全部设为“输出为空”。</w:t>
       </w:r>
@@ -2903,7 +3189,7 @@
       <w:r>
         <w:drawing>
           <wp:inline distT="0" distB="0" distL="114300" distR="114300">
-            <wp:extent cx="5166360" cy="4867275"/>
+            <wp:extent cx="5166360" cy="4867750"/>
             <wp:effectExtent l="0" t="0" r="2540" b="9525"/>
             <wp:docPr id="16" name="Picture 16" descr="XML 模板树与字段映射总览"/>
             <wp:cNvGraphicFramePr>
@@ -3000,10 +3286,16 @@
         <w:pageBreakBefore w:val="0"/>
       </w:pPr>
       <w:r>
+        <w:rPr>
+          <w:color w:val="000000"/>
+        </w:rPr>
         <w:t>6 配置字段映射和合并值</w:t>
       </w:r>
     </w:p>
     <w:p>
+      <w:pPr>
+        <w:keepNext/>
+      </w:pPr>
       <w:r>
         <w:t>字段编辑器用于决定数据来自列表页还是详情页、使用 CSS、XPath 1.0 或前后标记定位、提取文本还是 HTML，以及多个命中值如何处理。</w:t>
       </w:r>
@@ -3017,7 +3309,7 @@
       <w:r>
         <w:drawing>
           <wp:inline distT="0" distB="0" distL="114300" distR="114300">
-            <wp:extent cx="4983480" cy="5267325"/>
+            <wp:extent cx="4983480" cy="5267574"/>
             <wp:effectExtent l="0" t="0" r="7620" b="3175"/>
             <wp:docPr id="17" name="Picture 17" descr="合并值字段处理方式和子值编辑器"/>
             <wp:cNvGraphicFramePr>
@@ -3067,9 +3359,12 @@
     <w:p>
       <w:pPr>
         <w:pStyle w:val="4"/>
-        <w:pageBreakBefore/>
-      </w:pPr>
-      <w:r>
+        <w:pageBreakBefore w:val="0"/>
+      </w:pPr>
+      <w:r>
+        <w:rPr>
+          <w:color w:val="000000"/>
+        </w:rPr>
         <w:t>常用字段处理方式</w:t>
       </w:r>
     </w:p>
@@ -3148,8 +3443,12 @@
     <w:p>
       <w:pPr>
         <w:pStyle w:val="4"/>
-      </w:pPr>
-      <w:r>
+        <w:pageBreakBefore w:val="0"/>
+      </w:pPr>
+      <w:r>
+        <w:rPr>
+          <w:color w:val="000000"/>
+        </w:rPr>
         <w:t>多元素与合并值</w:t>
       </w:r>
     </w:p>
@@ -3226,14 +3525,19 @@
     <w:p>
       <w:pPr>
         <w:pStyle w:val="4"/>
-      </w:pPr>
-      <w:r>
+        <w:pageBreakBefore w:val="0"/>
+      </w:pPr>
+      <w:r>
+        <w:rPr>
+          <w:color w:val="000000"/>
+        </w:rPr>
         <w:t>把附件保留在 text 正文或表格 HTML 字段中</w:t>
       </w:r>
     </w:p>
     <w:p>
       <w:pPr>
         <w:pStyle w:val="167"/>
+        <w:keepNext/>
         <w:numPr>
           <w:ilvl w:val="0"/>
           <w:numId w:val="14"/>
@@ -3246,6 +3550,7 @@
     <w:p>
       <w:pPr>
         <w:pStyle w:val="167"/>
+        <w:keepNext/>
         <w:numPr>
           <w:ilvl w:val="0"/>
           <w:numId w:val="14"/>
@@ -3258,6 +3563,7 @@
     <w:p>
       <w:pPr>
         <w:pStyle w:val="167"/>
+        <w:keepNext/>
         <w:numPr>
           <w:ilvl w:val="0"/>
           <w:numId w:val="14"/>
@@ -3290,12 +3596,19 @@
     <w:p>
       <w:pPr>
         <w:pStyle w:val="3"/>
-      </w:pPr>
-      <w:r>
+        <w:pageBreakBefore w:val="0"/>
+      </w:pPr>
+      <w:r>
+        <w:rPr>
+          <w:color w:val="000000"/>
+        </w:rPr>
         <w:t>7 输出、资源处理与下载</w:t>
       </w:r>
     </w:p>
     <w:p>
+      <w:pPr>
+        <w:keepNext/>
+      </w:pPr>
       <w:r>
         <w:t>最后一步集中设置正文清理、资源地址处理或下载、所选格式分批、覆盖策略和网络参数。字段级内容过滤先于资源处理执行，资源下载只处理最终输出实际引用的站内资源。</w:t>
       </w:r>
@@ -3309,7 +3622,7 @@
       <w:r>
         <w:drawing>
           <wp:inline distT="0" distB="0" distL="114300" distR="114300">
-            <wp:extent cx="5074920" cy="5243195"/>
+            <wp:extent cx="4480560" cy="3795882"/>
             <wp:effectExtent l="0" t="0" r="5080" b="1905"/>
             <wp:docPr id="18" name="Picture 18" descr="资源下载、XML 输出和请求设置"/>
             <wp:cNvGraphicFramePr>
@@ -3333,7 +3646,7 @@
                   <pic:spPr>
                     <a:xfrm>
                       <a:off x="0" y="0"/>
-                      <a:ext cx="5074920" cy="5243682"/>
+                      <a:ext cx="4480560" cy="3795882"/>
                     </a:xfrm>
                     <a:prstGeom prst="rect">
                       <a:avLst/>
@@ -3359,9 +3672,12 @@
     <w:p>
       <w:pPr>
         <w:pStyle w:val="4"/>
-        <w:pageBreakBefore/>
-      </w:pPr>
-      <w:r>
+        <w:pageBreakBefore w:val="0"/>
+      </w:pPr>
+      <w:r>
+        <w:rPr>
+          <w:color w:val="000000"/>
+        </w:rPr>
         <w:t>资源地址处理与下载</w:t>
       </w:r>
     </w:p>
@@ -3471,24 +3787,87 @@
           <w:color w:val="075E68"/>
           <w:sz w:val="21"/>
         </w:rPr>
-        <w:t>下载细节</w:t>
-      </w:r>
+        <w:t>下载细节  本地目录按原资源路径建立，查询参数会生成稳定短标识。测试采集只显示资源计划，不写文件；普通下载失败会记录日志和错误清单，不中断其他记录。触发站点保护时暂停并保留进度，恢复后继续未完成的资源。</w:t>
+      </w:r>
+    </w:p>
+    <w:p>
+      <w:pPr>
+        <w:pStyle w:val="4"/>
+        <w:pageBreakBefore w:val="0"/>
+      </w:pPr>
       <w:r>
         <w:rPr>
-          <w:rFonts w:ascii="Calibri" w:hAnsi="Calibri" w:eastAsia="微软雅黑" w:cs="Calibri"/>
-          <w:b w:val="0"/>
-          <w:color w:val="333A40"/>
-          <w:sz w:val="21"/>
+          <w:color w:val="000000"/>
         </w:rPr>
-        <w:t xml:space="preserve">  本地目录按原资源路径建立，查询参数会生成稳定短标识。测试采集只显示资源计划，不写文件；失败会记录日志和错误清单，不中断其他记录。</w:t>
+        <w:t>XML 与表格输出</w:t>
+      </w:r>
+    </w:p>
+    <w:p>
+      <w:pPr>
+        <w:pStyle w:val="166"/>
+      </w:pPr>
+      <w:r>
+        <w:t>每个 XML、XLSX 或 XLS 文件可保存 1–200 条，默认 200 条；超过上限自动新建下一个文件。</w:t>
+      </w:r>
+    </w:p>
+    <w:p>
+      <w:pPr>
+        <w:pStyle w:val="166"/>
+      </w:pPr>
+      <w:r>
+        <w:t>“覆盖旧结果”默认开启，同时决定当前格式文件和已存在资源是否覆盖；关闭后输出文件名加入时间戳，已有资源会跳过并计入“资源已存在”。</w:t>
+      </w:r>
+    </w:p>
+    <w:p>
+      <w:pPr>
+        <w:pStyle w:val="166"/>
+      </w:pPr>
+      <w:r>
+        <w:t>输出先写入临时文件并完成格式校验，再原子重命名，降低运行中断导致半个文件或内容截断的风险。</w:t>
+      </w:r>
+    </w:p>
+    <w:p>
+      <w:pPr>
+        <w:pStyle w:val="166"/>
+      </w:pPr>
+      <w:r>
+        <w:t>XML 字段可单独开启或关闭 CDATA；内容出现 ]]&gt; 时会安全拆分。字段值中的 XML 1.0 非法控制字符会替换为空格，避免脏数据导致整个文件生成失败。</w:t>
+      </w:r>
+    </w:p>
+    <w:p>
+      <w:pPr>
+        <w:pStyle w:val="166"/>
+      </w:pPr>
+      <w:r>
+        <w:t>XML 属性字段、重复 field[@id] 字段和模板中的固定结构会按映射保留；属性字段不能使用 CDATA。</w:t>
+      </w:r>
+    </w:p>
+    <w:p>
+      <w:pPr>
+        <w:pStyle w:val="166"/>
+      </w:pPr>
+      <w:r>
+        <w:t>XLSX/XLS 模板只读取第一个工作表的表头；输出扩展名与导入模板一致，每一批都从原模板生成。WPS 生成的 XLS 模板也可正常导出。</w:t>
+      </w:r>
+    </w:p>
+    <w:p>
+      <w:pPr>
+        <w:pStyle w:val="166"/>
+      </w:pPr>
+      <w:r>
+        <w:t>表格单元格按普通字符串写入：HTML 会原样保存，不转换为富文本；以 =、+、-、@ 开头的值也按文本处理，避免被当作公式。</w:t>
       </w:r>
     </w:p>
     <w:p>
       <w:pPr>
         <w:pStyle w:val="4"/>
-      </w:pPr>
-      <w:r>
-        <w:t>XML 与表格输出</w:t>
+        <w:pageBreakBefore w:val="0"/>
+      </w:pPr>
+      <w:r>
+        <w:rPr>
+          <w:color w:val="000000"/>
+        </w:rPr>
+        <w:t>请求与并发</w:t>
       </w:r>
     </w:p>
     <w:p>
@@ -3496,7 +3875,7 @@
         <w:pStyle w:val="166"/>
       </w:pPr>
       <w:r>
-        <w:t>每个 XML、XLSX 或 XLS 文件可保存 1–200 条，默认 200 条；超过上限自动新建下一个文件。</w:t>
+        <w:t>列表页按顺序处理；详情页并发范围 1–5，最终仍按列表顺序写入。实际网络访问还受全局和单站点并发上限限制。</w:t>
       </w:r>
     </w:p>
     <w:p>
@@ -3504,7 +3883,7 @@
         <w:pStyle w:val="166"/>
       </w:pPr>
       <w:r>
-        <w:t>“覆盖旧结果”默认开启，同时决定当前格式文件和已存在资源是否覆盖；关闭后输出文件名加入时间戳，已有资源会跳过并计入“资源已存在”。</w:t>
+        <w:t>正式任务并发数可在运行中心或“设置 → 运行与并发”调整，范围 1–5、默认 3。任务并发、详情并发和全局网络并发控制不同层级。</w:t>
       </w:r>
     </w:p>
     <w:p>
@@ -3512,7 +3891,7 @@
         <w:pStyle w:val="166"/>
       </w:pPr>
       <w:r>
-        <w:t>输出先写入临时文件并完成格式校验，再原子重命名，降低运行中断导致半个文件或内容截断的风险。</w:t>
+        <w:t>任务中可配置超时、请求延迟、编码覆盖、User-Agent 和自定义请求头。自动匹配浏览器 UA 默认开启，此时采集使用内置 Chromium 的身份；关闭后使用任务 UA。请求语言统一由全局设置决定。</w:t>
       </w:r>
     </w:p>
     <w:p>
@@ -3520,71 +3899,7 @@
         <w:pStyle w:val="166"/>
       </w:pPr>
       <w:r>
-        <w:t>XML 字段可单独开启或关闭 CDATA；内容出现 ]]&gt; 时会安全拆分。字段值中的 XML 1.0 非法控制字符会替换为空格，避免脏数据导致整个文件生成失败。</w:t>
-      </w:r>
-    </w:p>
-    <w:p>
-      <w:pPr>
-        <w:pStyle w:val="166"/>
-      </w:pPr>
-      <w:r>
-        <w:t>XML 属性字段、重复 field[@id] 字段和模板中的固定结构会按映射保留；属性字段不能使用 CDATA。</w:t>
-      </w:r>
-    </w:p>
-    <w:p>
-      <w:pPr>
-        <w:pStyle w:val="166"/>
-      </w:pPr>
-      <w:r>
-        <w:t>XLSX/XLS 模板只读取第一个工作表的表头；输出扩展名与导入模板一致，每一批都从原模板生成。WPS 生成的 XLS 模板也可正常导出。</w:t>
-      </w:r>
-    </w:p>
-    <w:p>
-      <w:pPr>
-        <w:pStyle w:val="166"/>
-      </w:pPr>
-      <w:r>
-        <w:t>表格单元格按普通字符串写入：HTML 会原样保存，不转换为富文本；以 =、+、-、@ 开头的值也按文本处理，避免被当作公式。</w:t>
-      </w:r>
-    </w:p>
-    <w:p>
-      <w:pPr>
-        <w:pStyle w:val="4"/>
-      </w:pPr>
-      <w:r>
-        <w:t>请求与并发</w:t>
-      </w:r>
-    </w:p>
-    <w:p>
-      <w:pPr>
-        <w:pStyle w:val="166"/>
-      </w:pPr>
-      <w:r>
-        <w:t>列表页按顺序请求；详情页并发范围 1–5，最终仍按列表顺序写入。</w:t>
-      </w:r>
-    </w:p>
-    <w:p>
-      <w:pPr>
-        <w:pStyle w:val="166"/>
-      </w:pPr>
-      <w:r>
-        <w:t>运行中心的正式任务并发数可设置为 1–5，默认 3；它与单个任务内部的详情页并发是两个独立设置。</w:t>
-      </w:r>
-    </w:p>
-    <w:p>
-      <w:pPr>
-        <w:pStyle w:val="166"/>
-      </w:pPr>
-      <w:r>
-        <w:t>可配置超时、请求延迟、编码覆盖、User-Agent 和自定义请求头。</w:t>
-      </w:r>
-    </w:p>
-    <w:p>
-      <w:pPr>
-        <w:pStyle w:val="166"/>
-      </w:pPr>
-      <w:r>
-        <w:t>遇到乱码时优先尝试编码覆盖；遇到限速时提高请求延迟并降低详情并发。</w:t>
+        <w:t>遇到乱码时优先尝试编码覆盖；遇到限速时查看运行中心的站点保护提示。可在全局设置提高最小请求间隔、降低单站点并发；保存设置不会清除正在生效的冷却。</w:t>
       </w:r>
     </w:p>
     <w:p>
@@ -3593,12 +3908,18 @@
         <w:pageBreakBefore w:val="0"/>
       </w:pPr>
       <w:r>
+        <w:rPr>
+          <w:color w:val="000000"/>
+        </w:rPr>
         <w:t>8 先测试再正式采集</w:t>
       </w:r>
     </w:p>
     <w:p>
-      <w:r>
-        <w:t>“执行测试”只读取当前列表页并处理前 3 条记录，适合在正式运行前检查选择器、字段映射、当前输出模板和资源计划。测试使用独立测试槽，不占用正式任务并发数量，也不会下载资源或写入正式输出；测试完成后可手动导出当前 XML、XLSX 或 XLS 格式的测试文件。</w:t>
+      <w:pPr>
+        <w:keepNext/>
+      </w:pPr>
+      <w:r>
+        <w:t>“执行测试”读取当前列表页并处理前 3 条记录，用于检查选择器、字段映射、输出模板和资源计划。测试不占正式任务并发名额，但与正式任务共享网络限速和站点保护；不下载资源或写入正式输出，完成后可手动导出测试文件。</w:t>
       </w:r>
     </w:p>
     <w:p>
@@ -3610,7 +3931,7 @@
       <w:r>
         <w:drawing>
           <wp:inline distT="0" distB="0" distL="114300" distR="114300">
-            <wp:extent cx="5806440" cy="3309620"/>
+            <wp:extent cx="5029200" cy="2867002"/>
             <wp:effectExtent l="0" t="0" r="10160" b="5080"/>
             <wp:docPr id="19" name="Picture 19" descr="测试采集结果、字段匹配和资源计划"/>
             <wp:cNvGraphicFramePr>
@@ -3634,7 +3955,7 @@
                   <pic:spPr>
                     <a:xfrm>
                       <a:off x="0" y="0"/>
-                      <a:ext cx="5806440" cy="3310085"/>
+                      <a:ext cx="5029200" cy="2867002"/>
                     </a:xfrm>
                     <a:prstGeom prst="rect">
                       <a:avLst/>
@@ -3708,6 +4029,7 @@
     <w:p>
       <w:pPr>
         <w:pStyle w:val="167"/>
+        <w:keepNext/>
       </w:pPr>
       <w:r>
         <w:t>需要验证真实文件结构时，点击“导出测试文件”并选择保存位置，再用目标系统或办公软件打开生成的 XML、XLSX 或 XLS 文件。</w:t>
@@ -3748,12 +4070,18 @@
         <w:pageBreakBefore w:val="0"/>
       </w:pPr>
       <w:r>
+        <w:rPr>
+          <w:color w:val="000000"/>
+        </w:rPr>
         <w:t>9 运行中心、暂停与取消</w:t>
       </w:r>
     </w:p>
     <w:p>
-      <w:r>
-        <w:t>正式任务进入运行中心统一调度。最大并发任务数可设置为 1–5，默认 3；超过上限的任务进入等待队列。每个任务保留独立进度、日志和结果，测试采集使用独立测试槽，不占用正式任务并发数量。</w:t>
+      <w:pPr>
+        <w:keepNext/>
+      </w:pPr>
+      <w:r>
+        <w:t>从左下角进入运行中心。正式任务最大并发数为 1–5，默认 3；超过上限时排队。每个任务保留独立进度、日志和结果。测试使用独立测试槽，但仍遵守全局网络限制。站点保护会显示“冷却中”或“需要人工处理”。</w:t>
       </w:r>
     </w:p>
     <w:p>
@@ -3765,7 +4093,7 @@
       <w:r>
         <w:drawing>
           <wp:inline distT="0" distB="0" distL="114300" distR="114300">
-            <wp:extent cx="5989320" cy="3926205"/>
+            <wp:extent cx="5303520" cy="3477031"/>
             <wp:effectExtent l="0" t="0" r="5080" b="10795"/>
             <wp:docPr id="20" name="Picture 20" descr="运行中心并发任务与队列"/>
             <wp:cNvGraphicFramePr>
@@ -3789,7 +4117,7 @@
                   <pic:spPr>
                     <a:xfrm>
                       <a:off x="0" y="0"/>
-                      <a:ext cx="5989320" cy="3926647"/>
+                      <a:ext cx="5303520" cy="3477031"/>
                     </a:xfrm>
                     <a:prstGeom prst="rect">
                       <a:avLst/>
@@ -3821,7 +4149,7 @@
       <w:r>
         <w:drawing>
           <wp:inline distT="0" distB="0" distL="114300" distR="114300">
-            <wp:extent cx="5989320" cy="1112520"/>
+            <wp:extent cx="5989320" cy="1112724"/>
             <wp:effectExtent l="0" t="0" r="5080" b="5080"/>
             <wp:docPr id="21" name="Picture 21" descr="详细实时运行日志"/>
             <wp:cNvGraphicFramePr>
@@ -3873,7 +4201,7 @@
         <w:pStyle w:val="166"/>
       </w:pPr>
       <w:r>
-        <w:t>暂停任务：当前页面安全提交并保存检查点后释放并发槽。</w:t>
+        <w:t>暂停任务：中断排队或未完成请求，保存已提交记录和安全检查点后释放运行名额。未完成页面会在继续时重放，已完成记录不会重复输出。</w:t>
       </w:r>
     </w:p>
     <w:p>
@@ -3881,7 +4209,7 @@
         <w:pStyle w:val="166"/>
       </w:pPr>
       <w:r>
-        <w:t>继续任务：从检查点恢复并进入等待队列末尾，已完成记录不会重复写入。</w:t>
+        <w:t>继续任务：从检查点恢复并加入等待队列；尚未到期的冷却不能跳过。“停止自动恢复”使当前冷却任务保持手动暂停。</w:t>
       </w:r>
     </w:p>
     <w:p>
@@ -3897,7 +4225,7 @@
         <w:pStyle w:val="166"/>
       </w:pPr>
       <w:r>
-        <w:t>运行中心支持全部暂停、全部继续和全部取消；完成后可直接打开输出目录，或查看请求、解析、必填字段和资源下载的 CSV 错误日志。</w:t>
+        <w:t>运行中心支持全部暂停、全部继续和全部取消。“全部暂停”停止已暂停任务的自动恢复；“全部继续”跳过尚未到期的冷却任务。完成后可打开输出目录或 CSV 错误日志。</w:t>
       </w:r>
     </w:p>
     <w:p>
@@ -3914,6 +4242,9 @@
         <w:pageBreakBefore w:val="0"/>
       </w:pPr>
       <w:r>
+        <w:rPr>
+          <w:color w:val="000000"/>
+        </w:rPr>
         <w:t>10 查看输出文件和本地数据</w:t>
       </w:r>
     </w:p>
@@ -4078,6 +4409,7 @@
           </w:tcPr>
           <w:p>
             <w:pPr>
+              <w:keepNext/>
               <w:spacing w:before="0" w:after="40" w:line="264" w:lineRule="auto"/>
               <w:jc w:val="center"/>
             </w:pPr>
@@ -4106,6 +4438,7 @@
           </w:tcPr>
           <w:p>
             <w:pPr>
+              <w:keepNext/>
               <w:spacing w:before="0" w:after="40" w:line="264" w:lineRule="auto"/>
               <w:jc w:val="center"/>
             </w:pPr>
@@ -4151,6 +4484,7 @@
           </w:tcPr>
           <w:p>
             <w:pPr>
+              <w:keepNext/>
               <w:spacing w:before="0" w:after="40" w:line="264" w:lineRule="auto"/>
             </w:pPr>
             <w:r>
@@ -4176,6 +4510,7 @@
           </w:tcPr>
           <w:p>
             <w:pPr>
+              <w:keepNext/>
               <w:spacing w:before="0" w:after="40" w:line="264" w:lineRule="auto"/>
             </w:pPr>
             <w:r>
@@ -4219,6 +4554,7 @@
           </w:tcPr>
           <w:p>
             <w:pPr>
+              <w:keepNext/>
               <w:spacing w:before="0" w:after="40" w:line="264" w:lineRule="auto"/>
             </w:pPr>
             <w:r>
@@ -4244,6 +4580,7 @@
           </w:tcPr>
           <w:p>
             <w:pPr>
+              <w:keepNext/>
               <w:spacing w:before="0" w:after="40" w:line="264" w:lineRule="auto"/>
             </w:pPr>
             <w:r>
@@ -4287,6 +4624,7 @@
           </w:tcPr>
           <w:p>
             <w:pPr>
+              <w:keepNext/>
               <w:spacing w:before="0" w:after="40" w:line="264" w:lineRule="auto"/>
             </w:pPr>
             <w:r>
@@ -4312,6 +4650,7 @@
           </w:tcPr>
           <w:p>
             <w:pPr>
+              <w:keepNext/>
               <w:spacing w:before="0" w:after="40" w:line="264" w:lineRule="auto"/>
             </w:pPr>
             <w:r>
@@ -4402,8 +4741,12 @@
     <w:p>
       <w:pPr>
         <w:pStyle w:val="4"/>
-      </w:pPr>
-      <w:r>
+        <w:pageBreakBefore w:val="0"/>
+      </w:pPr>
+      <w:r>
+        <w:rPr>
+          <w:color w:val="000000"/>
+        </w:rPr>
         <w:t>任务配置和检查点</w:t>
       </w:r>
     </w:p>
@@ -4563,6 +4906,9 @@
         <w:pageBreakBefore w:val="0"/>
       </w:pPr>
       <w:r>
+        <w:rPr>
+          <w:color w:val="000000"/>
+        </w:rPr>
         <w:t>11 常见问题</w:t>
       </w:r>
     </w:p>
@@ -4582,21 +4928,12 @@
       </w:r>
       <w:r>
         <w:rPr>
-          <w:rFonts w:ascii="Calibri" w:hAnsi="Calibri" w:eastAsia="微软雅黑" w:cs="Calibri"/>
-          <w:b/>
-          <w:color w:val="1F4D78"/>
-          <w:sz w:val="23"/>
-        </w:rPr>
-        <w:br w:type="textWrapping"/>
-      </w:r>
-      <w:r>
-        <w:rPr>
-          <w:rFonts w:ascii="Calibri" w:hAnsi="Calibri" w:eastAsia="微软雅黑" w:cs="Calibri"/>
           <w:b w:val="0"/>
           <w:color w:val="333A40"/>
           <w:sz w:val="22"/>
         </w:rPr>
-        <w:t>先确认网页公开可访问。静态页面使用固定 URL；需要点击翻页或异步渲染时改用动态分页并选择下一页按钮。工具不直接解析 API JSON、JSONPath、POST、登录或验证码。</w:t>
+        <w:br/>
+        <w:t>先确认网页公开可访问。异步渲染或点击翻页可使用动态模式。若显示“需要人工处理”，先检查访问条件再重试；工具识别部分登录或验证页，但不提供共享登录态或自动解验证码。</w:t>
       </w:r>
     </w:p>
     <w:p>
@@ -4708,21 +5045,12 @@
       </w:r>
       <w:r>
         <w:rPr>
-          <w:rFonts w:ascii="Calibri" w:hAnsi="Calibri" w:eastAsia="微软雅黑" w:cs="Calibri"/>
-          <w:b/>
-          <w:color w:val="1F4D78"/>
-          <w:sz w:val="23"/>
-        </w:rPr>
-        <w:br w:type="textWrapping"/>
-      </w:r>
-      <w:r>
-        <w:rPr>
-          <w:rFonts w:ascii="Calibri" w:hAnsi="Calibri" w:eastAsia="微软雅黑" w:cs="Calibri"/>
           <w:b w:val="0"/>
           <w:color w:val="333A40"/>
           <w:sz w:val="22"/>
         </w:rPr>
-        <w:t>静态模板和动态点击模式都必须设置最大采集页数。找不到列表项、URL 重复、列表不变、下一页缺失/禁用、404/410 或达到最大页数时会自动结束。</w:t>
+        <w:br/>
+        <w:t>设置最大采集页数。普通空列表、URL 重复、列表不变、下一页缺失/禁用、404/410 或达到页数上限时结束。识别出的验证页会保留进度并暂停，不当作普通空列表。</w:t>
       </w:r>
     </w:p>
     <w:p>
@@ -4894,23 +5222,16 @@
           <w:color w:val="1F4D78"/>
           <w:sz w:val="23"/>
         </w:rPr>
-        <w:t>为什么任务显示“等待中”</w:t>
+        <w:t>为什么任务等待或暂停</w:t>
       </w:r>
       <w:r>
         <w:rPr>
-          <w:rFonts w:ascii="Calibri" w:hAnsi="Calibri" w:eastAsia="微软雅黑" w:cs="Calibri"/>
+          <w:b w:val="0"/>
           <w:color w:val="333A40"/>
           <w:sz w:val="22"/>
         </w:rPr>
-        <w:br w:type="textWrapping"/>
-      </w:r>
-      <w:r>
-        <w:rPr>
-          <w:rFonts w:ascii="Calibri" w:hAnsi="Calibri" w:eastAsia="微软雅黑" w:cs="Calibri"/>
-          <w:color w:val="333A40"/>
-          <w:sz w:val="22"/>
-        </w:rPr>
-        <w:t>正式运行数量已达到运行中心设置的最大并发数时，新任务进入等待队列；前面的任务完成、取消或暂停释放槽位后会自动开始。测试采集不占用这个数量。</w:t>
+        <w:br/>
+        <w:t>任务并发已满或输出目录被占用时会排队。显示“冷却中”时等待倒计时结束，先恢复一个任务探测；显示“需要人工处理”时，检查后点击“检查后重试”。其他站点可继续运行。</w:t>
       </w:r>
     </w:p>
     <w:p>
@@ -5004,6 +5325,9 @@
         <w:pageBreakBefore w:val="0"/>
       </w:pPr>
       <w:r>
+        <w:rPr>
+          <w:color w:val="000000"/>
+        </w:rPr>
         <w:t>12 当前限制与运行前检查</w:t>
       </w:r>
     </w:p>
@@ -5017,7 +5341,7 @@
         <w:pStyle w:val="166"/>
       </w:pPr>
       <w:r>
-        <w:t>登录、验证码、POST、代理、Cookie/登录态维护。</w:t>
+        <w:t>共享 Cookie/登录态维护、自动解验证码、POST、代理和自动切换采集方式。预览与采集会话隔离，预览登录不会自动同步。</w:t>
       </w:r>
     </w:p>
     <w:p>
@@ -5063,8 +5387,12 @@
     <w:p>
       <w:pPr>
         <w:pStyle w:val="4"/>
-      </w:pPr>
-      <w:r>
+        <w:pageBreakBefore w:val="0"/>
+      </w:pPr>
+      <w:r>
+        <w:rPr>
+          <w:color w:val="000000"/>
+        </w:rPr>
         <w:t>运行前检查</w:t>
       </w:r>
     </w:p>
@@ -6020,7 +6348,7 @@
       <w:rFonts w:asciiTheme="majorHAnsi" w:hAnsiTheme="majorHAnsi" w:eastAsiaTheme="majorEastAsia" w:cstheme="majorBidi"/>
       <w:b/>
       <w:bCs/>
-      <w:color w:val="087A83"/>
+      <w:color w:val="000000"/>
       <w:sz w:val="32"/>
       <w:szCs w:val="28"/>
     </w:rPr>
@@ -6043,7 +6371,7 @@
       <w:rFonts w:asciiTheme="majorHAnsi" w:hAnsiTheme="majorHAnsi" w:eastAsiaTheme="majorEastAsia" w:cstheme="majorBidi"/>
       <w:b/>
       <w:bCs/>
-      <w:color w:val="075E68"/>
+      <w:color w:val="000000"/>
       <w:sz w:val="26"/>
       <w:szCs w:val="26"/>
     </w:rPr>
@@ -6066,7 +6394,7 @@
       <w:rFonts w:asciiTheme="majorHAnsi" w:hAnsiTheme="majorHAnsi" w:eastAsiaTheme="majorEastAsia" w:cstheme="majorBidi"/>
       <w:b/>
       <w:bCs/>
-      <w:color w:val="1F4D78"/>
+      <w:color w:val="000000"/>
       <w:sz w:val="24"/>
     </w:rPr>
   </w:style>
@@ -6553,7 +6881,7 @@
     </w:pPr>
     <w:rPr>
       <w:rFonts w:asciiTheme="majorHAnsi" w:hAnsiTheme="majorHAnsi" w:eastAsiaTheme="majorEastAsia" w:cstheme="majorBidi"/>
-      <w:color w:val="17375E" w:themeColor="text2" w:themeShade="BF"/>
+      <w:color w:val="000000"/>
       <w:spacing w:val="5"/>
       <w:kern w:val="28"/>
       <w:sz w:val="52"/>

--- a/TapCollect使用说明-更新版.docx
+++ b/TapCollect使用说明-更新版.docx
@@ -122,7 +122,7 @@
           <w:color w:val="203748"/>
           <w:sz w:val="23"/>
         </w:rPr>
-        <w:t>当前版本 v0.4.</w:t>
+        <w:t>当前版本 v0.5.0</w:t>
       </w:r>
       <w:r>
         <w:rPr>
@@ -132,7 +132,7 @@
           <w:sz w:val="23"/>
           <w:lang w:val="en-US" w:eastAsia="zh-CN"/>
         </w:rPr>
-        <w:t>9</w:t>
+        <w:t/>
       </w:r>
       <w:bookmarkStart w:id="0" w:name="_GoBack"/>
       <w:bookmarkEnd w:id="0"/>
@@ -5333,7 +5333,7 @@
     </w:p>
     <w:p>
       <w:r>
-        <w:t>TapCollect v0.4.9 仍定位为简单、可配置的公开网页采集工具，以下能力暂不提供：</w:t>
+        <w:t>TapCollect v0.5.0 仍定位为简单、可配置的公开网页采集工具，以下能力暂不提供：</w:t>
       </w:r>
     </w:p>
     <w:p>
@@ -5561,7 +5561,7 @@
         <w:color w:val="68767A"/>
         <w:sz w:val="18"/>
       </w:rPr>
-      <w:t xml:space="preserve">TapCollect v0.4.9  ·  第 </w:t>
+      <w:t xml:space="preserve">TapCollect v0.5.0  ·  第 </w:t>
     </w:r>
     <w:r>
       <w:rPr>
@@ -5628,7 +5628,7 @@
         <w:color w:val="68767A"/>
         <w:sz w:val="18"/>
       </w:rPr>
-      <w:t>TapCollect v0.4.9  |  2026 年 9 月 7 日</w:t>
+      <w:t>TapCollect v0.5.0  |  2026 年 9 月 7 日</w:t>
     </w:r>
   </w:p>
 </w:ftr>

--- a/TapCollect使用说明-更新版.docx
+++ b/TapCollect使用说明-更新版.docx
@@ -69,6 +69,7 @@
     </w:p>
     <w:p>
       <w:pPr>
+        <w:pStyle w:val="31"/>
         <w:spacing w:after="160"/>
         <w:jc w:val="center"/>
       </w:pPr>
@@ -76,8 +77,9 @@
         <w:rPr>
           <w:rFonts w:ascii="Calibri" w:hAnsi="Calibri" w:eastAsia="微软雅黑" w:cs="Calibri"/>
           <w:b/>
-          <w:color w:val="203748"/>
+          <w:color w:val="000000"/>
           <w:sz w:val="60"/>
+          <w:u w:val="none"/>
         </w:rPr>
         <w:t>TapCollect</w:t>
       </w:r>
@@ -93,7 +95,7 @@
           <w:color w:val="075E68"/>
           <w:sz w:val="30"/>
         </w:rPr>
-        <w:t>公开网页采集与 XML / 表格输出使用说明</w:t>
+        <w:t>网页采集与 XML 表格输出使用说明</w:t>
       </w:r>
     </w:p>
     <w:p>
@@ -122,28 +124,7 @@
           <w:color w:val="203748"/>
           <w:sz w:val="23"/>
         </w:rPr>
-        <w:t>当前版本 v0.5.0</w:t>
-      </w:r>
-      <w:r>
-        <w:rPr>
-          <w:rFonts w:hint="eastAsia" w:cs="Calibri"/>
-          <w:b/>
-          <w:color w:val="203748"/>
-          <w:sz w:val="23"/>
-          <w:lang w:val="en-US" w:eastAsia="zh-CN"/>
-        </w:rPr>
-        <w:t/>
-      </w:r>
-      <w:bookmarkStart w:id="0" w:name="_GoBack"/>
-      <w:bookmarkEnd w:id="0"/>
-      <w:r>
-        <w:rPr>
-          <w:rFonts w:ascii="Calibri" w:hAnsi="Calibri" w:eastAsia="微软雅黑" w:cs="Calibri"/>
-          <w:b w:val="0"/>
-          <w:color w:val="203748"/>
-          <w:sz w:val="23"/>
-        </w:rPr>
-        <w:t xml:space="preserve">  |  2026 年 9 月 7 日</w:t>
+        <w:t>当前版本 v0.5.0  |  文档更新 2026 年 9 月 8 日</w:t>
       </w:r>
     </w:p>
     <w:p>
@@ -160,7 +141,7 @@
     </w:p>
     <w:p>
       <w:r>
-        <w:t>TapCollect 是一个本地桌面工具，用于从公开、可直接访问的网页中提取列表与详情信息，并按用户提供的 XML、XLSX 或 XLS 模板生成文件。配置过程固定为 5 步，支持静态地址分页、点击“下一页”的动态分页和多任务并发运行。建议先测试前 3 条记录并导出测试文件核验格式，再开始正式采集。</w:t>
+        <w:t>TapCollect 是一个本地桌面工具，用于提取网页列表与详情信息，并按用户提供的 XML、XLSX 或 XLS 模板生成文件。配置过程固定为 5 步，支持静态地址分页、动态点击分页和多任务并发运行。需要登录时，可为任务绑定访问配置，在预览中登录后复用 Cookie。建议先测试前 3 条记录并导出测试文件，再开始正式采集。</w:t>
       </w:r>
     </w:p>
     <w:p>
@@ -180,16 +161,7 @@
           <w:color w:val="075E68"/>
           <w:sz w:val="21"/>
         </w:rPr>
-        <w:t>适用范围</w:t>
-      </w:r>
-      <w:r>
-        <w:rPr>
-          <w:rFonts w:ascii="Calibri" w:hAnsi="Calibri" w:eastAsia="微软雅黑" w:cs="Calibri"/>
-          <w:b w:val="0"/>
-          <w:color w:val="333A40"/>
-          <w:sz w:val="21"/>
-        </w:rPr>
-        <w:t xml:space="preserve">  HTTP/HTTPS GET 可访问的公开页面；静态模式读取原始 HTML，动态模式执行页面脚本并读取最终渲染的 DOM。</w:t>
+        <w:t>适用范围  HTTP/HTTPS GET 可读取的页面；静态模式读取原始 HTML，动态模式执行脚本并读取渲染后的 DOM。访问配置可复用用户在内置预览中获得或手动导入的 Cookie。</w:t>
       </w:r>
     </w:p>
     <w:tbl>
@@ -860,7 +832,7 @@
           <w:color w:val="7A5A00"/>
           <w:sz w:val="21"/>
         </w:rPr>
-        <w:t>当前边界  支持限速、冷却与验证页识别；不提供共享登录态、自动解验证码、POST、代理、原始 JSON/JSONPath 直连、定时任务或托盘后台。</w:t>
+        <w:t>当前边界  支持访问配置、Cookie 复用、限速、冷却与验证页识别；不提供人工验证窗口、自动解验证码、POST 采集、代理、原始 JSON/JSONPath 直连、定时任务或托盘后台。</w:t>
       </w:r>
     </w:p>
     <w:p>
@@ -1640,7 +1612,7 @@
         </w:numPr>
       </w:pPr>
       <w:r>
-        <w:t>点击“打开预览”或右侧“前往”，确认页面可以加载；加载完成后可使用预览工具栏的后退、前进按钮检查导航。</w:t>
+        <w:t>需要复用登录时，在“访问配置”中选择已创建的配置并保存草稿。点击“打开预览”或右侧“前往”，在该配置的来源内完成登录；预览工具栏提供后退、前进与点选操作。</w:t>
       </w:r>
     </w:p>
     <w:p>
@@ -1749,7 +1721,7 @@
       <w:r>
         <w:drawing>
           <wp:inline distT="0" distB="0" distL="114300" distR="114300">
-            <wp:extent cx="5989320" cy="3562960"/>
+            <wp:extent cx="5303520" cy="3252826"/>
             <wp:effectExtent l="0" t="0" r="5080" b="10160"/>
             <wp:docPr id="12" name="Picture 12" descr="任务管理配置导入导出菜单"/>
             <wp:cNvGraphicFramePr>
@@ -1773,7 +1745,7 @@
                   <pic:spPr>
                     <a:xfrm>
                       <a:off x="0" y="0"/>
-                      <a:ext cx="5989320" cy="3562960"/>
+                      <a:ext cx="5303520" cy="3252826"/>
                     </a:xfrm>
                     <a:prstGeom prst="rect">
                       <a:avLst/>
@@ -1826,7 +1798,7 @@
         <w:pStyle w:val="166"/>
       </w:pPr>
       <w:r>
-        <w:t>导出前会提示 Cookie、Authorization 等请求头可能包含敏感信息；请勿公开上传未检查的配置包。</w:t>
+        <w:t>任务导出和导入会移除 Cookie、Authorization、Proxy-Authorization 请求头。访问配置只保留本机标识，不包含会话；普通自定义请求头不能代替 Cookie 导入入口。</w:t>
       </w:r>
     </w:p>
     <w:p>
@@ -1850,7 +1822,7 @@
         <w:pStyle w:val="166"/>
       </w:pPr>
       <w:r>
-        <w:t>配置包不包含全局设置、运行中心记录、检查点、日志、已下载资源或采集输出。</w:t>
+        <w:t>配置包不含访问配置内容、Cookie、全局设置、运行记录、检查点、日志及输出资源。换设备后需核对目录，重建并绑定缺失的访问配置；不按名称自动匹配。</w:t>
       </w:r>
     </w:p>
     <w:p>
@@ -1868,7 +1840,7 @@
     <w:p>
       <w:pPr/>
       <w:r>
-        <w:t>设置页按常规、运行与并发、访问节奏、退避与保护、网络与隐私分类。修改先保留为草稿，点击“保存设置”才生效；“取消更改”撤销草稿，“恢复默认设置”也需要保存。离开未保存的设置页时可选择继续编辑或丢弃并离开。</w:t>
+        <w:t>设置页分为常规、运行与并发、访问节奏、退避与保护、网络与隐私、访问配置。全局选项使用“保存设置”；“取消更改”撤销草稿，“恢复默认设置”也需保存。访问配置使用独立的“保存访问配置”。离开未保存的设置页时可继续编辑或丢弃并离开。</w:t>
       </w:r>
     </w:p>
     <w:p>
@@ -1885,7 +1857,7 @@
       <w:r>
         <w:drawing>
           <wp:inline xmlns:a="http://schemas.openxmlformats.org/drawingml/2006/main" xmlns:pic="http://schemas.openxmlformats.org/drawingml/2006/picture">
-            <wp:extent cx="5943600" cy="3535762"/>
+            <wp:extent cx="5943600" cy="3645408"/>
             <wp:docPr id="22" name="Picture 22"/>
             <wp:cNvGraphicFramePr>
               <a:graphicFrameLocks noChangeAspect="1"/>
@@ -1906,7 +1878,7 @@
                   <pic:spPr>
                     <a:xfrm>
                       <a:off x="0" y="0"/>
-                      <a:ext cx="5943600" cy="3535762"/>
+                      <a:ext cx="5943600" cy="3645408"/>
                     </a:xfrm>
                     <a:prstGeom prst="rect"/>
                   </pic:spPr>
@@ -1922,7 +1894,7 @@
         <w:pStyle w:val="15"/>
       </w:pPr>
       <w:r>
-        <w:t>设置界面  分类导航、共享并发上限和底部保存操作</w:t>
+        <w:t>设置界面  访问配置与 Cookie 会话管理</w:t>
       </w:r>
     </w:p>
     <w:p>
@@ -2055,13 +2027,135 @@
     <w:p>
       <w:pPr/>
       <w:r>
-        <w:t>“自动匹配浏览器 UA”默认开启，采集使用内置 Chromium 的实际版本；关闭后采用任务配置。请求语言可选简体中文、繁体中文或英语优先，并用于采集与预览。</w:t>
+        <w:t>“自动匹配浏览器 UA”默认开启，采集使用内置 Chromium 的实际版本；关闭后采用任务 UA。全局请求语言可选简体中文、繁体中文或英语优先。访问配置的“User-Agent 覆盖”和“请求语言覆盖”优先；留空时继承全局规则。</w:t>
       </w:r>
     </w:p>
     <w:p>
       <w:pPr/>
       <w:r>
-        <w:t>运行诊断和 CSV 错误日志会隐藏常见认证信息及敏感 URL 参数。任务配置和采集正文不因此加密或改写。预览与采集会话相互隔离，登录状态不自动同步。</w:t>
+        <w:t>运行诊断和 CSV 错误日志会隐藏常见认证信息及敏感 URL 参数，采集正文不因此改写。绑定同一访问配置的预览与采集共用 Cookie；不同配置相互隔离。未绑定任务保持原有独立会话，预览登录不会自动带入采集。</w:t>
+      </w:r>
+    </w:p>
+    <w:p>
+      <w:pPr>
+        <w:pStyle w:val="4"/>
+      </w:pPr>
+      <w:r>
+        <w:t>访问配置与登录会话</w:t>
+      </w:r>
+    </w:p>
+    <w:p>
+      <w:pPr>
+        <w:pStyle w:val="167"/>
+      </w:pPr>
+      <w:r>
+        <w:t>在“设置 → 访问配置”点击“新建访问配置”，填写“配置名称”和“来源”，再点击“保存访问配置”。来源示例为 https://example.com，只包含协议、主机和可选端口，创建后固定；其他来源请新建配置。</w:t>
+      </w:r>
+    </w:p>
+    <w:p>
+      <w:pPr>
+        <w:pStyle w:val="167"/>
+      </w:pPr>
+      <w:r>
+        <w:t>回到任务“基本信息”，选择“访问配置”并保存草稿。打开预览完成登录后，同一配置的预览、测试采集、静态列表/详情/资源请求及动态采集共用 Cookie。不同配置和未绑定任务不会继承其登录状态。</w:t>
+      </w:r>
+    </w:p>
+    <w:p>
+      <w:pPr>
+        <w:pStyle w:val="167"/>
+      </w:pPr>
+      <w:r>
+        <w:t>需要手动设置时点击“导入 Cookie”，粘贴 JSON 数组。页面仅显示 Cookie 数量与保存状态，不回显已有值；“刷新会话状态”更新显示。</w:t>
+      </w:r>
+    </w:p>
+    <w:p>
+      <w:pPr>
+        <w:pStyle w:val="5"/>
+      </w:pPr>
+      <w:r>
+        <w:t>Cookie 导入格式</w:t>
+      </w:r>
+    </w:p>
+    <w:p>
+      <w:pPr>
+        <w:pStyle w:val="164"/>
+      </w:pPr>
+      <w:r>
+        <w:t>[{"name":"session","value":"填入值","path":"/",</w:t>
+        <w:br/>
+        <w:t xml:space="preserve">  "httpOnly":true,"secure":true,"sameSite":"lax"}]</w:t>
+      </w:r>
+    </w:p>
+    <w:p>
+      <w:pPr/>
+      <w:r>
+        <w:t>支持 name、value、domain、path、secure、httpOnly、sameSite、expirationDate（Unix 秒）。domain 仅允许当前来源的精确主机，留空为仅该主机。最多 200 项、256 KB；过期值、父域、非法属性和重复名称/路径会整体拒绝。导入更新相同名称与路径的 Cookie，其余保留。</w:t>
+      </w:r>
+    </w:p>
+    <w:p>
+      <w:pPr>
+        <w:pStyle w:val="5"/>
+      </w:pPr>
+      <w:r>
+        <w:t>配置作用域与修改时点</w:t>
+      </w:r>
+    </w:p>
+    <w:p>
+      <w:pPr>
+        <w:pStyle w:val="166"/>
+      </w:pPr>
+      <w:r>
+        <w:t>列表入口须匹配来源的协议、主机和端口。绑定配置的预览与动态页面不能导航到其他来源；跨来源资源请求不附加本配置的 Cookie、认证头或自定义请求头。路径、到期、Secure、HttpOnly、SameSite 属性仍由浏览器执行。</w:t>
+      </w:r>
+    </w:p>
+    <w:p>
+      <w:pPr>
+        <w:pStyle w:val="166"/>
+      </w:pPr>
+      <w:r>
+        <w:t>排队、运行、暂停或测试任务会锁定所用配置，不能编辑、删除或导入/清除 Cookie。结束相关任务后可修改；允许修改时会先关闭相关预览。预览中获得的新 Cookie 可实时供同配置采集使用。</w:t>
+      </w:r>
+    </w:p>
+    <w:p>
+      <w:pPr>
+        <w:pStyle w:val="166"/>
+      </w:pPr>
+      <w:r>
+        <w:t>“清除登录状态”清除 Cookie 和浏览器存储，之后需要重新登录。删除前须解除全部已保存任务的绑定；在任务中选择“不使用访问配置”并保存，再重新打开预览即可解除绑定。</w:t>
+      </w:r>
+    </w:p>
+    <w:p>
+      <w:pPr>
+        <w:pStyle w:val="166"/>
+      </w:pPr>
+      <w:r>
+        <w:t>同一 hostname 的限流、冷却与人工保护仍由所有配置共享。切换配置、编辑配置、保存全局设置或清除登录状态都不能提前解除 Retry-After。</w:t>
+      </w:r>
+    </w:p>
+    <w:p>
+      <w:pPr>
+        <w:pStyle w:val="5"/>
+      </w:pPr>
+      <w:r>
+        <w:t>加密保存与重启</w:t>
+      </w:r>
+    </w:p>
+    <w:p>
+      <w:pPr/>
+      <w:r>
+        <w:t>访问配置元数据单独保存在 access-profiles.json；Cookie 使用系统安全存储加密，写入 access-credentials/&lt;profile-id&gt;.bin。包括未设置到期时间的会话 Cookie，也可在重启后恢复。其他浏览器存储仅在本次启动内保留。</w:t>
+      </w:r>
+    </w:p>
+    <w:p>
+      <w:pPr/>
+      <w:r>
+        <w:t>系统安全存储不可用时显示“仅本次启动有效”，Cookie 不写入明文文件。加密 Cookie 无法读取时阻止复用；检查系统存储，或通过“清除登录状态”重建会话。复制到另一系统账户不保证可解密。</w:t>
+      </w:r>
+    </w:p>
+    <w:p>
+      <w:pPr/>
+      <w:r>
+        <w:t>任务导入后提示访问配置不存在时，需在“基本信息”重新选择或解除绑定；预览、测试和运行不会静默使用其他配置。访问配置和 Cookie 不随普通任务导出。</w:t>
       </w:r>
     </w:p>
     <w:p>
@@ -2677,7 +2771,7 @@
     </w:p>
     <w:p>
       <w:r>
-        <w:t>站内判断使用完整 URL.hostname。只有 hostname 完全相同才视为站内，例如 www.example.com 与 example.com 仍是不同 hostname；协议、端口和路径不参与判断。</w:t>
+        <w:t>站内分类使用完整 URL.hostname。只有 hostname 完全相同才视为站内，例如 www.example.com 与 example.com 仍是不同 hostname。绑定访问配置后，会话还受来源限制：同主机但协议或端口不同的静态详情不携带登录凭据，动态页面不能导航过去。</w:t>
       </w:r>
     </w:p>
     <w:tbl>
@@ -3891,7 +3985,7 @@
         <w:pStyle w:val="166"/>
       </w:pPr>
       <w:r>
-        <w:t>任务中可配置超时、请求延迟、编码覆盖、User-Agent 和自定义请求头。自动匹配浏览器 UA 默认开启，此时采集使用内置 Chromium 的身份；关闭后使用任务 UA。请求语言统一由全局设置决定。</w:t>
+        <w:t>任务可配置超时、请求延迟、编码覆盖、User-Agent 和非认证自定义请求头。访问配置的 UA/请求语言覆盖优先；留空时继承全局自动 UA 或任务 UA，以及全局请求语言。绑定任务入队时确定生效身份。</w:t>
       </w:r>
     </w:p>
     <w:p>
@@ -4768,82 +4862,23 @@
       </w:r>
       <w:r>
         <w:rPr>
-          <w:rFonts w:ascii="Consolas" w:hAnsi="Consolas" w:eastAsia="微软雅黑" w:cs="Consolas"/>
-          <w:color w:val="203748"/>
-          <w:sz w:val="19"/>
+          <w:b w:val="0"/>
+          <w:color w:val="333A40"/>
+          <w:sz w:val="22"/>
         </w:rPr>
-        <w:br w:type="textWrapping"/>
-      </w:r>
-      <w:r>
-        <w:rPr>
-          <w:rFonts w:ascii="Consolas" w:hAnsi="Consolas" w:eastAsia="微软雅黑" w:cs="Consolas"/>
-          <w:color w:val="203748"/>
-          <w:sz w:val="19"/>
-        </w:rPr>
+        <w:br/>
         <w:t>├─ settings.json</w:t>
-      </w:r>
-      <w:r>
-        <w:rPr>
-          <w:rFonts w:ascii="Consolas" w:hAnsi="Consolas" w:eastAsia="微软雅黑" w:cs="Consolas"/>
-          <w:color w:val="203748"/>
-          <w:sz w:val="19"/>
-        </w:rPr>
-        <w:br w:type="textWrapping"/>
-      </w:r>
-      <w:r>
-        <w:rPr>
-          <w:rFonts w:ascii="Consolas" w:hAnsi="Consolas" w:eastAsia="微软雅黑" w:cs="Consolas"/>
-          <w:color w:val="203748"/>
-          <w:sz w:val="19"/>
-        </w:rPr>
+        <w:br/>
+        <w:t>├─ access-profiles.json</w:t>
+        <w:br/>
+        <w:t>├─ access-credentials/&lt;profile-id&gt;.bin</w:t>
+        <w:br/>
         <w:t>├─ tasks/&lt;task-id&gt;/task.json</w:t>
-      </w:r>
-      <w:r>
-        <w:rPr>
-          <w:rFonts w:ascii="Consolas" w:hAnsi="Consolas" w:eastAsia="微软雅黑" w:cs="Consolas"/>
-          <w:color w:val="203748"/>
-          <w:sz w:val="19"/>
-        </w:rPr>
-        <w:br w:type="textWrapping"/>
-      </w:r>
-      <w:r>
-        <w:rPr>
-          <w:rFonts w:ascii="Consolas" w:hAnsi="Consolas" w:eastAsia="微软雅黑" w:cs="Consolas"/>
-          <w:color w:val="203748"/>
-          <w:sz w:val="19"/>
-        </w:rPr>
+        <w:br/>
         <w:t>├─ checkpoints/&lt;task-id&gt;/checkpoint.json</w:t>
-      </w:r>
-      <w:r>
-        <w:rPr>
-          <w:rFonts w:ascii="Consolas" w:hAnsi="Consolas" w:eastAsia="微软雅黑" w:cs="Consolas"/>
-          <w:color w:val="203748"/>
-          <w:sz w:val="19"/>
-        </w:rPr>
-        <w:br w:type="textWrapping"/>
-      </w:r>
-      <w:r>
-        <w:rPr>
-          <w:rFonts w:ascii="Consolas" w:hAnsi="Consolas" w:eastAsia="微软雅黑" w:cs="Consolas"/>
-          <w:color w:val="203748"/>
-          <w:sz w:val="19"/>
-        </w:rPr>
+        <w:br/>
         <w:t>├─ checkpoints/&lt;task-id&gt;/pending.ndjson</w:t>
-      </w:r>
-      <w:r>
-        <w:rPr>
-          <w:rFonts w:ascii="Consolas" w:hAnsi="Consolas" w:eastAsia="微软雅黑" w:cs="Consolas"/>
-          <w:color w:val="203748"/>
-          <w:sz w:val="19"/>
-        </w:rPr>
-        <w:br w:type="textWrapping"/>
-      </w:r>
-      <w:r>
-        <w:rPr>
-          <w:rFonts w:ascii="Consolas" w:hAnsi="Consolas" w:eastAsia="微软雅黑" w:cs="Consolas"/>
-          <w:color w:val="203748"/>
-          <w:sz w:val="19"/>
-        </w:rPr>
+        <w:br/>
         <w:t>└─ manifests/&lt;task-id&gt;.json</w:t>
       </w:r>
     </w:p>
@@ -4924,7 +4959,7 @@
           <w:color w:val="1F4D78"/>
           <w:sz w:val="23"/>
         </w:rPr>
-        <w:t>预览打不开，或正式采集没有数据</w:t>
+        <w:t>预览已登录，为什么采集仍没有数据</w:t>
       </w:r>
       <w:r>
         <w:rPr>
@@ -4933,7 +4968,7 @@
           <w:sz w:val="22"/>
         </w:rPr>
         <w:br/>
-        <w:t>先确认网页公开可访问。异步渲染或点击翻页可使用动态模式。若显示“需要人工处理”，先检查访问条件再重试；工具识别部分登录或验证页，但不提供共享登录态或自动解验证码。</w:t>
+        <w:t>先确认任务绑定了与预览相同的访问配置，且列表地址匹配配置来源；切换绑定后保存任务并重新打开预览。未绑定任务仍使用独立会话。仅依赖其他浏览器存储的登录状态不会跨重启保存。异步渲染可选动态模式；显示“需要人工处理”时检查访问条件后重试，工具不会自动解验证码。</w:t>
       </w:r>
     </w:p>
     <w:p>
@@ -5266,6 +5301,9 @@
       </w:r>
     </w:p>
     <w:p>
+      <w:pPr>
+        <w:spacing w:before="80" w:after="100" w:line="276" w:lineRule="auto"/>
+      </w:pPr>
       <w:r>
         <w:rPr>
           <w:rFonts w:ascii="Calibri" w:hAnsi="Calibri" w:eastAsia="微软雅黑" w:cs="Calibri"/>
@@ -5293,6 +5331,9 @@
       </w:r>
     </w:p>
     <w:p>
+      <w:pPr>
+        <w:spacing w:before="80" w:after="100" w:line="276" w:lineRule="auto"/>
+      </w:pPr>
       <w:r>
         <w:rPr>
           <w:rFonts w:ascii="Calibri" w:hAnsi="Calibri" w:eastAsia="微软雅黑" w:cs="Calibri"/>
@@ -5332,21 +5373,29 @@
       </w:r>
     </w:p>
     <w:p>
-      <w:r>
-        <w:t>TapCollect v0.5.0 仍定位为简单、可配置的公开网页采集工具，以下能力暂不提供：</w:t>
+      <w:pPr>
+        <w:spacing w:line="320" w:lineRule="exact" w:after="80"/>
+        <w:snapToGrid w:val="0"/>
+      </w:pPr>
+      <w:r>
+        <w:t>TapCollect v0.5.0 支持用户配置网页采集及 Cookie 登录复用。以下能力暂不提供：</w:t>
       </w:r>
     </w:p>
     <w:p>
       <w:pPr>
         <w:pStyle w:val="166"/>
-      </w:pPr>
-      <w:r>
-        <w:t>共享 Cookie/登录态维护、自动解验证码、POST、代理和自动切换采集方式。预览与采集会话隔离，预览登录不会自动同步。</w:t>
+        <w:spacing w:line="320" w:lineRule="exact" w:after="80"/>
+        <w:snapToGrid w:val="0"/>
+      </w:pPr>
+      <w:r>
+        <w:t>人工验证窗口、自动解验证码、POST 采集、代理和自动切换采集方式。已支持同配置 Cookie 复用，但其他浏览器存储仅在本次启动内保留；不读取其他浏览器的个人账户数据。</w:t>
       </w:r>
     </w:p>
     <w:p>
       <w:pPr>
         <w:pStyle w:val="166"/>
+        <w:spacing w:line="320" w:lineRule="exact" w:after="80"/>
+        <w:snapToGrid w:val="0"/>
       </w:pPr>
       <w:r>
         <w:t>直接把接口地址作为数据源、原始 JSON 字段映射、JSONPath 或通用 API 请求配置。</w:t>
@@ -5355,6 +5404,8 @@
     <w:p>
       <w:pPr>
         <w:pStyle w:val="166"/>
+        <w:spacing w:line="320" w:lineRule="exact" w:after="80"/>
+        <w:snapToGrid w:val="0"/>
       </w:pPr>
       <w:r>
         <w:t>多条 {page} 模板、多个分页变量、游标分页；动态模式仅支持一个初始 URL 和一个下一页按钮。</w:t>
@@ -5363,6 +5414,8 @@
     <w:p>
       <w:pPr>
         <w:pStyle w:val="166"/>
+        <w:spacing w:line="320" w:lineRule="exact" w:after="80"/>
+        <w:snapToGrid w:val="0"/>
       </w:pPr>
       <w:r>
         <w:t>正则、用户脚本、自定义日期格式化、动态重复 XML 子结构。</w:t>
@@ -5371,6 +5424,8 @@
     <w:p>
       <w:pPr>
         <w:pStyle w:val="166"/>
+        <w:spacing w:line="320" w:lineRule="exact" w:after="80"/>
+        <w:snapToGrid w:val="0"/>
       </w:pPr>
       <w:r>
         <w:t>定时任务、托盘后台，以及关闭应用后长期保留运行中心日志。</w:t>
@@ -5379,6 +5434,8 @@
     <w:p>
       <w:pPr>
         <w:pStyle w:val="166"/>
+        <w:spacing w:line="320" w:lineRule="exact" w:after="80"/>
+        <w:snapToGrid w:val="0"/>
       </w:pPr>
       <w:r>
         <w:t>XSD/业务 DTD 校验，以及任务配置包加密、压缩、云同步或按 ID 覆盖导入。</w:t>
@@ -5388,6 +5445,8 @@
       <w:pPr>
         <w:pStyle w:val="4"/>
         <w:pageBreakBefore w:val="0"/>
+        <w:spacing w:line="320" w:lineRule="exact" w:after="80"/>
+        <w:snapToGrid w:val="0"/>
       </w:pPr>
       <w:r>
         <w:rPr>
@@ -5403,9 +5462,11 @@
           <w:ilvl w:val="0"/>
           <w:numId w:val="16"/>
         </w:numPr>
-      </w:pPr>
-      <w:r>
-        <w:t>列表 URL 可以直接访问；已正确选择静态或动态模式，列表项容器匹配数量正确。</w:t>
+        <w:spacing w:line="320" w:lineRule="exact" w:after="80"/>
+        <w:snapToGrid w:val="0"/>
+      </w:pPr>
+      <w:r>
+        <w:t>列表 URL 可访问；需要登录时已绑定正确的访问配置。静态或动态模式选择正确，列表项容器匹配数量正确。</w:t>
       </w:r>
     </w:p>
     <w:p>
@@ -5415,6 +5476,8 @@
           <w:ilvl w:val="0"/>
           <w:numId w:val="16"/>
         </w:numPr>
+        <w:spacing w:line="320" w:lineRule="exact" w:after="80"/>
+        <w:snapToGrid w:val="0"/>
       </w:pPr>
       <w:r>
         <w:t>静态模式最多一条 {page} 模板；动态模式只有一个初始 URL 和下一页按钮；两种模式都已设置最大采集页数。</w:t>
@@ -5427,6 +5490,8 @@
           <w:ilvl w:val="0"/>
           <w:numId w:val="16"/>
         </w:numPr>
+        <w:spacing w:line="320" w:lineRule="exact" w:after="80"/>
+        <w:snapToGrid w:val="0"/>
       </w:pPr>
       <w:r>
         <w:t>详情链接和 hostname 规则符合预期，外链字段已按模板映射。</w:t>
@@ -5439,6 +5504,8 @@
           <w:ilvl w:val="0"/>
           <w:numId w:val="16"/>
         </w:numPr>
+        <w:spacing w:line="320" w:lineRule="exact" w:after="80"/>
+        <w:snapToGrid w:val="0"/>
       </w:pPr>
       <w:r>
         <w:t>XML 记录节点、属性、CDATA，或表格第一个工作表的表头，以及每个字段处理方式已确认；无需采集的字段已明确设为输出为空。</w:t>
@@ -5451,6 +5518,8 @@
           <w:ilvl w:val="0"/>
           <w:numId w:val="16"/>
         </w:numPr>
+        <w:spacing w:line="320" w:lineRule="exact" w:after="80"/>
+        <w:snapToGrid w:val="0"/>
       </w:pPr>
       <w:r>
         <w:t>text 正文使用 innerHTML，附件链接可以在 XML 预览中看到；如需下载，资源计划中的地址和目录符合预期。</w:t>
@@ -5463,6 +5532,8 @@
           <w:ilvl w:val="0"/>
           <w:numId w:val="16"/>
         </w:numPr>
+        <w:spacing w:line="320" w:lineRule="exact" w:after="80"/>
+        <w:snapToGrid w:val="0"/>
       </w:pPr>
       <w:r>
         <w:t>当前输出格式、资源地址模式或下载目录/前缀、输出目录、每文件条数和覆盖开关已确认。</w:t>
@@ -5475,6 +5546,8 @@
           <w:ilvl w:val="0"/>
           <w:numId w:val="16"/>
         </w:numPr>
+        <w:spacing w:line="320" w:lineRule="exact" w:after="80"/>
+        <w:snapToGrid w:val="0"/>
       </w:pPr>
       <w:r>
         <w:t>测试前 3 条记录、字段匹配、资源计划和当前格式预览通过；必要时先导出测试文件，用目标系统核验后再开始正式运行。</w:t>
@@ -5487,8 +5560,9 @@
           <w:left w:val="single" w:color="7A5A00" w:sz="20" w:space="8"/>
         </w:pBdr>
         <w:shd w:val="clear" w:fill="FFF8E8"/>
-        <w:spacing w:before="120" w:after="200" w:line="288" w:lineRule="auto"/>
+        <w:spacing w:before="120" w:after="80" w:line="320" w:lineRule="exact"/>
         <w:ind w:left="173" w:right="115"/>
+        <w:snapToGrid w:val="0"/>
       </w:pPr>
       <w:r>
         <w:rPr>
@@ -5512,6 +5586,7 @@
       <w:footerReference r:id="rId7" w:type="first"/>
       <w:headerReference r:id="rId5" w:type="default"/>
       <w:footerReference r:id="rId6" w:type="default"/>
+      <w:footerReference w:type="even" r:id="rId25"/>
       <w:pgSz w:w="12240" w:h="15840"/>
       <w:pgMar w:top="1440" w:right="1440" w:bottom="1440" w:left="1440" w:header="708" w:footer="708" w:gutter="0"/>
       <w:cols w:space="720" w:num="1"/>
@@ -5628,8 +5703,18 @@
         <w:color w:val="68767A"/>
         <w:sz w:val="18"/>
       </w:rPr>
-      <w:t>TapCollect v0.5.0  |  2026 年 9 月 7 日</w:t>
+      <w:t>TapCollect v0.5.0  |  2026 年 9 月 8 日</w:t>
     </w:r>
+  </w:p>
+</w:ftr>
+</file>
+
+<file path=word/footer3.xml><?xml version="1.0" encoding="utf-8"?>
+<w:ftr xmlns:m="http://schemas.openxmlformats.org/officeDocument/2006/math" xmlns:mc="http://schemas.openxmlformats.org/markup-compatibility/2006" xmlns:mo="http://schemas.microsoft.com/office/mac/office/2008/main" xmlns:mv="urn:schemas-microsoft-com:mac:vml" xmlns:o="urn:schemas-microsoft-com:office:office" xmlns:r="http://schemas.openxmlformats.org/officeDocument/2006/relationships" xmlns:v="urn:schemas-microsoft-com:vml" xmlns:w10="urn:schemas-microsoft-com:office:word" xmlns:w14="http://schemas.microsoft.com/office/word/2010/wordml" xmlns:w="http://schemas.openxmlformats.org/wordprocessingml/2006/main" xmlns:wne="http://schemas.microsoft.com/office/word/2006/wordml" xmlns:wp14="http://schemas.microsoft.com/office/word/2010/wordprocessingDrawing" xmlns:wp="http://schemas.openxmlformats.org/drawingml/2006/wordprocessingDrawing" xmlns:wpc="http://schemas.microsoft.com/office/word/2010/wordprocessingCanvas" xmlns:wpg="http://schemas.microsoft.com/office/word/2010/wordprocessingGroup" xmlns:wpi="http://schemas.microsoft.com/office/word/2010/wordprocessingInk" xmlns:wps="http://schemas.microsoft.com/office/word/2010/wordprocessingShape" mc:Ignorable="w14 wp14">
+  <w:p>
+    <w:pPr>
+      <w:pStyle w:val="Footer"/>
+    </w:pPr>
   </w:p>
 </w:ftr>
 </file>
@@ -6873,9 +6958,6 @@
     <w:qFormat/>
     <w:uiPriority w:val="10"/>
     <w:pPr>
-      <w:pBdr>
-        <w:bottom w:val="single" w:color="4F81BD" w:themeColor="accent1" w:sz="8" w:space="4"/>
-      </w:pBdr>
       <w:spacing w:after="300" w:line="240" w:lineRule="auto"/>
       <w:contextualSpacing/>
     </w:pPr>
@@ -6886,6 +6968,7 @@
       <w:kern w:val="28"/>
       <w:sz w:val="52"/>
       <w:szCs w:val="52"/>
+      <w:u w:val="none"/>
     </w:rPr>
   </w:style>
   <w:style w:type="table" w:styleId="33">

--- a/TapCollect使用说明-更新版.docx
+++ b/TapCollect使用说明-更新版.docx
@@ -812,7 +812,7 @@
         <w:spacing w:after="60"/>
       </w:pPr>
       <w:r>
-        <w:t>如需处理图片、视频、音频或附件，提前确定仅改写地址还是下载资源，并准备本地目录与 XML 访问前缀。</w:t>
+        <w:t>如需处理图片、视频、音频或附件，提前确定仅改写地址还是下载资源，并准备本地目录与 输出内容中的资源访问前缀。</w:t>
       </w:r>
     </w:p>
     <w:p>
@@ -3467,7 +3467,7 @@
         <w:pStyle w:val="166"/>
       </w:pPr>
       <w:r>
-        <w:t>页面采集：从列表页或详情页按 CSS/XPath 1.0 读取文本、innerHTML 或任意标签属性。</w:t>
+        <w:t>页面采集：从列表页或详情页按 CSS/XPath 1.0 读取文本、HTML 内容 或任意标签属性。</w:t>
       </w:r>
     </w:p>
     <w:p>
@@ -3651,7 +3651,7 @@
         </w:numPr>
       </w:pPr>
       <w:r>
-        <w:t>提取内容选择 innerHTML，使正文中的 a 标签和附件链接一并保留。</w:t>
+        <w:t>在“提取内容”选择“HTML 内容（保留排版和标签）”，用 CSS 或 XPath 选中完整正文容器，保留附件链接、视频和可识别的脚本资源。</w:t>
       </w:r>
     </w:p>
     <w:p>
@@ -3664,7 +3664,7 @@
         </w:numPr>
       </w:pPr>
       <w:r>
-        <w:t>在输出设置中选择“绝对地址 + 替换规则”或“自定义前缀 + 原路径”；如需保存附件文件，再开启资源下载并配置目录与 XML 前缀。</w:t>
+        <w:t>在“资源处理”选择“绝对地址 + 替换规则”或“自定义前缀 + 原路径”；如需保存文件，开启“下载资源”，选择“资源存放根目录”，填写“输出内容中的资源访问前缀”。</w:t>
       </w:r>
     </w:p>
     <w:p>
@@ -3780,7 +3780,7 @@
         <w:pStyle w:val="166"/>
       </w:pPr>
       <w:r>
-        <w:t>绝对地址 + 替换规则：先把已识别资源属性中的相对地址转为绝对地址，再按顺序执行字面替换。普通链接、表单地址和其他非资源属性保持原值，不会被误改写。</w:t>
+        <w:t>绝对地址 + 替换规则：按“资源地址绝对化”设置处理 href、src 等 URL 属性，再依次应用字符串替换。普通网页链接可以绝对化，但不会被当作附件下载。</w:t>
       </w:r>
     </w:p>
     <w:p>
@@ -3796,7 +3796,7 @@
         <w:pStyle w:val="166"/>
       </w:pPr>
       <w:r>
-        <w:t>内容清理与补充属性：删除 script、noscript、注释、事件属性、危险脚本协议和 DocView 预览，并可补充 data-src、data-file、data-url 等资源属性。</w:t>
+        <w:t>内容清理与补充属性：先将可识别的 VSB 脚本资源转为附件链接或视频元素，再删除其余 script、noscript、注释、事件属性、危险脚本协议和 DocView 预览。可补充 data-file、data-url 等资源属性。</w:t>
       </w:r>
     </w:p>
     <w:p>
@@ -3805,6 +3805,30 @@
       </w:pPr>
       <w:r>
         <w:t>“资源路径 URL 转码”默认关闭；开启后仅对已识别资源路径中的中文文件名进行百分号编码，普通网页链接不受影响。资源扩展名识别不区分大小写，但文件名大小写保持原样。</w:t>
+      </w:r>
+    </w:p>
+    <w:p>
+      <w:pPr>
+        <w:pStyle w:val="166"/>
+      </w:pPr>
+      <w:r>
+        <w:t>VSB 脚本资源：支持 showVsbpdfIframe("文件地址", ...) 的 PDF、showVsbVideo("文件地址", ...) 的视频，以及 script 标签上 name="_videourl" 对应的 vurl 地址。PDF 保留为附件链接，只下载原 PDF，不下载脚本数组中的逐页预览图；视频保留为带播放控件的视频元素。</w:t>
+      </w:r>
+    </w:p>
+    <w:p>
+      <w:pPr>
+        <w:pStyle w:val="166"/>
+      </w:pPr>
+      <w:r>
+        <w:t>正文配置示例：CSS 选择器填写 #vsb_content，“提取内容”选择“HTML 内容（保留排版和标签）”；开启“下载资源”并填写目录和访问前缀。“清理脚本、事件和 DocView 预览”可保持开启，无需补充 vurl 属性。字段“内容过滤”不要删除 script 或附件所在区块。</w:t>
+      </w:r>
+    </w:p>
+    <w:p>
+      <w:pPr>
+        <w:pStyle w:val="166"/>
+      </w:pPr>
+      <w:r>
+        <w:t>脚本识别范围：只读取上述直接调用的字符串参数和视频属性，不执行脚本，不解析变量、拼接表达式或任意脚本中的链接。纯文字与“前后标记”取值不经过这项 HTML 资源转换。测试采集只显示计划，正式采集才下载；关闭下载时仍按所选方式改写资源地址。</w:t>
       </w:r>
     </w:p>
     <w:p>
@@ -3845,7 +3869,7 @@
           <w:color w:val="203748"/>
           <w:sz w:val="19"/>
         </w:rPr>
-        <w:t>XML 访问前缀：/resources</w:t>
+        <w:t>输出内容中的资源访问前缀：/resources</w:t>
       </w:r>
       <w:r>
         <w:rPr>
@@ -5149,7 +5173,7 @@
           <w:color w:val="333A40"/>
           <w:sz w:val="22"/>
         </w:rPr>
-        <w:t>确认已开启“下载资源”，并设置资源存放根目录和 XML 访问前缀。只下载与资源所属页面 hostname 完全相同的地址；站外资源保持原地址，失败原因会写入运行日志和错误清单。</w:t>
+        <w:t>确认已开启“下载资源”，并设置“资源存放根目录”和“输出内容中的资源访问前缀”。脚本中的 PDF 或视频应以 CSS/XPath 选中完整正文并提取 HTML 内容，且不能被字段内容过滤删除；测试采集不会写文件。只下载与资源所属页面 hostname 完全相同的地址，失败原因见运行日志和错误清单。</w:t>
       </w:r>
     </w:p>
     <w:p>
@@ -5522,7 +5546,7 @@
         <w:snapToGrid w:val="0"/>
       </w:pPr>
       <w:r>
-        <w:t>text 正文使用 innerHTML，附件链接可以在 XML 预览中看到；如需下载，资源计划中的地址和目录符合预期。</w:t>
+        <w:t>正文使用 HTML 内容，附件链接和视频可在输出预览中看到；脚本资源应选中完整正文容器。如需下载，资源计划中的原地址、类型和目标目录应符合预期。</w:t>
       </w:r>
     </w:p>
     <w:p>

--- a/TapCollect使用说明-更新版.docx
+++ b/TapCollect使用说明-更新版.docx
@@ -3651,7 +3651,7 @@
         </w:numPr>
       </w:pPr>
       <w:r>
-        <w:t>在“提取内容”选择“HTML 内容（保留排版和标签）”，用 CSS 或 XPath 选中完整正文容器，保留附件链接、视频和可识别的脚本资源。</w:t>
+        <w:t>在“提取内容”选择“HTML 内容（保留排版和标签）”，用 CSS 或 XPath 选中完整正文容器，保留附件链接、音视频和可识别的脚本资源。</w:t>
       </w:r>
     </w:p>
     <w:p>
@@ -3684,7 +3684,7 @@
           <w:color w:val="075E68"/>
           <w:sz w:val="21"/>
         </w:rPr>
-        <w:t>附件规则  附件仍作为链接保留在 text 正文 HTML 或映射后的表格字符串中；开启下载后，站内附件会下载并改写链接，站外附件保持原地址。</w:t>
+        <w:t>附件规则  正文 HTML 或表格字符串保留 PDF 预览、音视频和普通附件链接；开启下载后，站内资源会下载并改写地址，站外资源保持原地址。</w:t>
       </w:r>
     </w:p>
     <w:p>
@@ -3796,7 +3796,7 @@
         <w:pStyle w:val="166"/>
       </w:pPr>
       <w:r>
-        <w:t>内容清理与补充属性：先将可识别的 VSB 脚本资源转为附件链接或视频元素，再删除其余 script、noscript、注释、事件属性、危险脚本协议和 DocView 预览。可补充 data-file、data-url 等资源属性。</w:t>
+        <w:t>内容清理与补充属性：先将可识别的 VSB 脚本资源转为 PDF 预览、视频或音频元素，再删除其余 script、noscript、注释、事件属性、危险脚本协议和旧 DocView 预览。生成的 article-pdf-preview PDF 预览会保留。可补充 data-file、data-url 等资源属性。</w:t>
       </w:r>
     </w:p>
     <w:p>
@@ -3812,7 +3812,31 @@
         <w:pStyle w:val="166"/>
       </w:pPr>
       <w:r>
-        <w:t>VSB 脚本资源：支持 showVsbpdfIframe("文件地址", ...) 的 PDF、showVsbVideo("文件地址", ...) 的视频，以及 script 标签上 name="_videourl" 对应的 vurl 地址。PDF 保留为附件链接，只下载原 PDF，不下载脚本数组中的逐页预览图；视频保留为带播放控件的视频元素。</w:t>
+        <w:t>VSB 脚本资源：支持 showVsbpdfIframe("文件地址", ...) 的 PDF、showVsbVideo("文件地址", ...) 的媒体，以及 script 标签上 name="_videourl" 对应的 vurl 地址。媒体路径扩展名属于 MP3、M4A、WAV、OGG 等已识别音频类型时生成 audio，其余媒体引用生成 video。查询参数参与下载文件名区分。</w:t>
+      </w:r>
+    </w:p>
+    <w:p>
+      <w:pPr>
+        <w:pStyle w:val="166"/>
+      </w:pPr>
+      <w:r>
+        <w:t>PDF 预览结构：iframe 的 class 为 article-pdf-preview，scrolling="no"、frameborder="0"，style 为 width: 90%;height: 1000px;margin: 0px auto 0;display: block;。只下载原 PDF，不下载脚本数组中的逐页预览图；即使地址没有 .pdf 后缀，生成的预览仍按附件处理。</w:t>
+      </w:r>
+    </w:p>
+    <w:p>
+      <w:pPr>
+        <w:pStyle w:val="166"/>
+      </w:pPr>
+      <w:r>
+        <w:t>视频结构：video 的 class 为 edui-upload-video  video-js，controls=""、preload="none"、width="640"、height="480"、data-setup="{}"、autoplay="true"。实际自动播放由展示环境决定，采集器不额外引入播放器脚本。</w:t>
+      </w:r>
+    </w:p>
+    <w:p>
+      <w:pPr>
+        <w:pStyle w:val="166"/>
+      </w:pPr>
+      <w:r>
+        <w:t>音频结构：audio 保留 controls="" 和 src，标签内文字为“音频”。三类元素的 src 均按资源设置改写，开启下载后引用本地资源访问地址。已有附件链接保留，相同资源不会重复生成预览，正式采集时只下载一次。</w:t>
       </w:r>
     </w:p>
     <w:p>
@@ -5155,7 +5179,7 @@
           <w:color w:val="1F4D78"/>
           <w:sz w:val="23"/>
         </w:rPr>
-        <w:t>图片、视频或附件没有下载</w:t>
+        <w:t>图片、音视频或附件没有下载</w:t>
       </w:r>
       <w:r>
         <w:rPr>
@@ -5164,7 +5188,7 @@
           <w:color w:val="1F4D78"/>
           <w:sz w:val="23"/>
         </w:rPr>
-        <w:br w:type="textWrapping"/>
+        <w:br/>
       </w:r>
       <w:r>
         <w:rPr>
@@ -5173,7 +5197,7 @@
           <w:color w:val="333A40"/>
           <w:sz w:val="22"/>
         </w:rPr>
-        <w:t>确认已开启“下载资源”，并设置“资源存放根目录”和“输出内容中的资源访问前缀”。脚本中的 PDF 或视频应以 CSS/XPath 选中完整正文并提取 HTML 内容，且不能被字段内容过滤删除；测试采集不会写文件。只下载与资源所属页面 hostname 完全相同的地址，失败原因见运行日志和错误清单。</w:t>
+        <w:t>确认已开启“下载资源”，并设置“资源存放根目录”和“输出内容中的资源访问前缀”。脚本中的 PDF 或音视频应以 CSS/XPath 选中完整正文并提取 HTML 内容，且不能被字段内容过滤删除；测试采集不会写文件。只下载与资源所属页面 hostname 完全相同的地址，失败原因见运行日志和错误清单。</w:t>
       </w:r>
     </w:p>
     <w:p>
@@ -5546,7 +5570,7 @@
         <w:snapToGrid w:val="0"/>
       </w:pPr>
       <w:r>
-        <w:t>正文使用 HTML 内容，附件链接和视频可在输出预览中看到；脚本资源应选中完整正文容器。如需下载，资源计划中的原地址、类型和目标目录应符合预期。</w:t>
+        <w:t>正文使用 HTML 内容，确认 PDF 预览、视频、音频和附件链接的输出结构及资源地址正确；脚本资源应选中完整正文容器。如需下载，资源计划中的原地址、类型和目标目录应符合预期。</w:t>
       </w:r>
     </w:p>
     <w:p>

--- a/TapCollect使用说明-更新版.docx
+++ b/TapCollect使用说明-更新版.docx
@@ -124,7 +124,7 @@
           <w:color w:val="203748"/>
           <w:sz w:val="23"/>
         </w:rPr>
-        <w:t>当前版本 v0.5.0  |  文档更新 2026 年 9 月 8 日</w:t>
+        <w:t>当前版本 v0.5.1  |  文档更新 2026 年 9 月 8 日</w:t>
       </w:r>
     </w:p>
     <w:p>
@@ -1539,7 +1539,7 @@
         <w:pStyle w:val="166"/>
       </w:pPr>
       <w:r>
-        <w:t>更新弹窗会显示 Release 标题、发布时间、更新说明和安装包大小；正式安装版可下载对应架构的安装包，校验文件大小与 GitHub 提供的 SHA-256（如有），再启动安装。</w:t>
+        <w:t>更新弹窗显示标题、发布时间、安装包大小和“更新简述”（取自 GitHub Release 正文）。正式版可下载对应架构安装包，校验大小及 SHA-256（如有）后安装。</w:t>
       </w:r>
     </w:p>
     <w:p>
@@ -5426,7 +5426,7 @@
         <w:snapToGrid w:val="0"/>
       </w:pPr>
       <w:r>
-        <w:t>TapCollect v0.5.0 支持用户配置网页采集及 Cookie 登录复用。以下能力暂不提供：</w:t>
+        <w:t>TapCollect v0.5.1 支持用户配置网页采集及 Cookie 登录复用。以下能力暂不提供：</w:t>
       </w:r>
     </w:p>
     <w:p>
@@ -5684,7 +5684,7 @@
         <w:color w:val="68767A"/>
         <w:sz w:val="18"/>
       </w:rPr>
-      <w:t xml:space="preserve">TapCollect v0.5.0  ·  第 </w:t>
+      <w:t xml:space="preserve">TapCollect v0.5.1  ·  第 </w:t>
     </w:r>
     <w:r>
       <w:rPr>
@@ -5751,7 +5751,7 @@
         <w:color w:val="68767A"/>
         <w:sz w:val="18"/>
       </w:rPr>
-      <w:t>TapCollect v0.5.0  |  2026 年 9 月 8 日</w:t>
+      <w:t>TapCollect v0.5.1  |  2026 年 9 月 8 日</w:t>
     </w:r>
   </w:p>
 </w:ftr>

--- a/TapCollect使用说明-更新版.docx
+++ b/TapCollect使用说明-更新版.docx
@@ -124,7 +124,39 @@
           <w:color w:val="203748"/>
           <w:sz w:val="23"/>
         </w:rPr>
-        <w:t>当前版本 v0.5.1  |  文档更新 2026 年 9 月 8 日</w:t>
+        <w:t>当前版本 v0.5.2  |  文档更新 2026 年 9 月 8 日</w:t>
+      </w:r>
+    </w:p>
+    <w:p>
+      <w:pPr>
+        <w:pStyle w:val="4"/>
+      </w:pPr>
+      <w:r>
+        <w:t>v0.5.2 更新说明</w:t>
+      </w:r>
+    </w:p>
+    <w:p>
+      <w:pPr>
+        <w:pStyle w:val="166"/>
+      </w:pPr>
+      <w:r>
+        <w:t>支持列表详情附件直链下载和字段回填，复用第 5 步的资源目录与访问前缀，普通文章仍按原映射采集。</w:t>
+      </w:r>
+    </w:p>
+    <w:p>
+      <w:pPr>
+        <w:pStyle w:val="166"/>
+      </w:pPr>
+      <w:r>
+        <w:t>新增全局“资源下载重试次数”，默认 3 次、最多可设为 5 次，表示首次请求后的额外重试。</w:t>
+      </w:r>
+    </w:p>
+    <w:p>
+      <w:pPr>
+        <w:pStyle w:val="166"/>
+      </w:pPr>
+      <w:r>
+        <w:t>400、404、410 及可识别的错误提示网页直接跳过，HTTP 200 或 Word 类型的错误页也不会保存为附件。普通资源失败不再阻断文章输出，限流和访问验证仍保留保护。</w:t>
       </w:r>
     </w:p>
     <w:p>
@@ -569,7 +601,7 @@
                 <w:color w:val="333A40"/>
                 <w:sz w:val="20"/>
               </w:rPr>
-              <w:t>决定是否进入详情，并配置读取链接或点击元素。</w:t>
+              <w:t>配置详情进入方式；按需识别附件并选择回填字段。</w:t>
             </w:r>
           </w:p>
         </w:tc>
@@ -1938,7 +1970,19 @@
         <w:pStyle w:val="166"/>
       </w:pPr>
       <w:r>
-        <w:t>网络错误及 408、425、429、5xx 默认最多额外重试 3 次。普通重试使用带随机等待的指数退避，初始 1000 毫秒、上限 30000 毫秒。同站点连续失败 3 次进入 60 秒冷却；动态页面临时错误直接进入冷却。</w:t>
+        <w:t>“最大重试次数”用于列表和详情请求，网络错误及 408、425、429、5xx 默认最多额外重试 3 次。同站点页面请求连续失败 3 次进入 60 秒冷却；动态页面临时错误直接进入冷却。</w:t>
+      </w:r>
+    </w:p>
+    <w:p>
+      <w:pPr/>
+      <w:r>
+        <w:t>在“全局配置 → 退避与保护”设置“资源下载重试次数”，适用于附件、图片、音视频等资源，默认 3，可设为 0–5。次数指首次请求后的额外重试：3 最多请求 4 次，5 最多请求 6 次，0 只请求一次。网络错误、408、425 和 5xx 按此上限重试；400、404、410 等明确错误直接跳过下载。普通资源失败不触发页面请求的连续失败冷却。</w:t>
+      </w:r>
+    </w:p>
+    <w:p>
+      <w:pPr/>
+      <w:r>
+        <w:t>下载地址返回可识别的 404 等错误提示网页时，即使 HTTP 状态是 200 或标为 Word/二进制，也会跳过，不保存为附件。失败写入 CSV 错误日志，计入资源失败数量，文章和计划地址保留并继续输出；本次运行内重复引用不再次下载。</w:t>
       </w:r>
     </w:p>
     <w:p>
@@ -1946,7 +1990,7 @@
         <w:pStyle w:val="166"/>
       </w:pPr>
       <w:r>
-        <w:t>有效的 Retry-After 要求等待多久就至少等待多久，不会被普通退避上限截短。保存设置不能解除现有冷却。冷却结束后先恢复一个任务探测，成功后再恢复其他受影响任务。</w:t>
+        <w:t>页面与资源重试共用随机指数退避，初始 1000 毫秒、普通等待上限 30000 毫秒。资源返回 429 时进入站点冷却；有效的 Retry-After 等待不会被普通上限截短。保存设置不能解除现有冷却；到期先恢复一个任务探测，成功后再恢复其他受影响任务。</w:t>
       </w:r>
     </w:p>
     <w:p>
@@ -2574,9 +2618,9 @@
       <w:r>
         <w:drawing>
           <wp:inline distT="0" distB="0" distL="114300" distR="114300">
-            <wp:extent cx="5897880" cy="4436855"/>
+            <wp:extent cx="5897880" cy="4363228"/>
             <wp:effectExtent l="0" t="0" r="7620" b="8255"/>
-            <wp:docPr id="14" name="Picture 14" descr="详情页采集、详情链接和完整 hostname 判断界面"/>
+            <wp:docPr id="14" name="Picture 14" descr="详情链接、附件识别开关和附件链接回填字段"/>
             <wp:cNvGraphicFramePr>
               <a:graphicFrameLocks xmlns:a="http://schemas.openxmlformats.org/drawingml/2006/main" noChangeAspect="1"/>
             </wp:cNvGraphicFramePr>
@@ -2584,7 +2628,7 @@
               <a:graphicData uri="http://schemas.openxmlformats.org/drawingml/2006/picture">
                 <pic:pic xmlns:pic="http://schemas.openxmlformats.org/drawingml/2006/picture">
                   <pic:nvPicPr>
-                    <pic:cNvPr id="14" name="Picture 14" descr="详情页采集、详情链接和完整 hostname 判断界面"/>
+                    <pic:cNvPr id="14" name="Picture 14" descr="详情链接、附件识别开关和附件链接回填字段"/>
                     <pic:cNvPicPr>
                       <a:picLocks noChangeAspect="1"/>
                     </pic:cNvPicPr>
@@ -2598,7 +2642,7 @@
                   <pic:spPr>
                     <a:xfrm>
                       <a:off x="0" y="0"/>
-                      <a:ext cx="5897880" cy="4436855"/>
+                      <a:ext cx="5897880" cy="4363228"/>
                     </a:xfrm>
                     <a:prstGeom prst="rect">
                       <a:avLst/>
@@ -2618,7 +2662,7 @@
         <w:keepLines/>
       </w:pPr>
       <w:r>
-        <w:t>图 3  详情页开关、详情链接和站内判断</w:t>
+        <w:t>图 3  详情页开关、详情链接与附件回填配置</w:t>
       </w:r>
     </w:p>
     <w:p>
@@ -2630,7 +2674,7 @@
         </w:numPr>
       </w:pPr>
       <w:r>
-        <w:t>开启“详情页采集”。</w:t>
+        <w:t>开启“启用详情页采集”。</w:t>
       </w:r>
     </w:p>
     <w:p>
@@ -2654,7 +2698,7 @@
         </w:numPr>
       </w:pPr>
       <w:r>
-        <w:t>将提取属性设置为 href 等链接属性，再打开第一条有效详情检查。</w:t>
+        <w:t>将提取属性设置为 href 等链接属性，再打开第一条有效详情检查。开启附件识别后，详情样例会跳过已知文件扩展名链接；纯附件列表可直接使用“执行测试”检查资源计划。</w:t>
       </w:r>
     </w:p>
     <w:p>
@@ -2663,6 +2707,72 @@
       </w:pPr>
       <w:r>
         <w:t>选择“点击元素”时，点选可触发详情的列表元素。正式采集会按列表顺序逐条打开详情并返回列表，确保详情数据与列表记录对应。</w:t>
+      </w:r>
+    </w:p>
+    <w:p>
+      <w:pPr>
+        <w:pStyle w:val="4"/>
+      </w:pPr>
+      <w:r>
+        <w:t>详情链接直接指向附件</w:t>
+      </w:r>
+    </w:p>
+    <w:p>
+      <w:pPr/>
+      <w:r>
+        <w:t>列表标题直接链接到 PDF、ZIP 等文件时，在第 3 步“详情页”选择“读取链接”，开启“识别并下载附件链接”（默认关闭）。适用于普通文章与附件混合的列表；“点击元素”触发的浏览器下载事件不在此配置范围内。</w:t>
+      </w:r>
+    </w:p>
+    <w:p>
+      <w:pPr>
+        <w:pStyle w:val="167"/>
+      </w:pPr>
+      <w:r>
+        <w:t>先导入 XML 或表格模板，再选择“附件链接回填字段”。新选中的未配置字段会设为“输出为空”，已有映射保持原设置；普通文章继续按第 4 步映射取值。切换模板后，若回填字段不再存在，需要重新选择。</w:t>
+      </w:r>
+    </w:p>
+    <w:p>
+      <w:pPr>
+        <w:pStyle w:val="167"/>
+      </w:pPr>
+      <w:r>
+        <w:t>在第 5 步“资源处理”开启“下载资源”，填写“资源存放根目录”和“输出内容中的资源访问前缀”。附件配置复用这两项，文件按原 URL 路径存放在资源根目录下，不包含 hostname。</w:t>
+      </w:r>
+    </w:p>
+    <w:p>
+      <w:pPr>
+        <w:pStyle w:val="167"/>
+      </w:pPr>
+      <w:r>
+        <w:t>附件记录保留列表中的标题、日期等字段，跳过详情页提取和仅来自详情页的必填检查；将改写后的纯 URL 覆盖写入所选字段。其他必填规则仍生效，被覆盖字段原有且未被其他输出引用的资源不会下载。</w:t>
+      </w:r>
+    </w:p>
+    <w:p>
+      <w:pPr>
+        <w:pStyle w:val="167"/>
+      </w:pPr>
+      <w:r>
+        <w:t>执行测试时核对字段值和资源计划；测试采集不下载附件，正式采集才保存文件。普通下载失败会保留计划地址并记入 CSV 错误日志，请同时检查资源失败数量。</w:t>
+      </w:r>
+    </w:p>
+    <w:p>
+      <w:pPr/>
+      <w:r>
+        <w:t>地址示例：原链接为 /zhejiangshengyitizuzhijuanxianzhiyuanshu.pdf，访问前缀为 /cms_files/jcms1/webHlRVQaNGUMr3f7uQMNj83/site/attach/old，回填值如下：</w:t>
+      </w:r>
+    </w:p>
+    <w:p>
+      <w:pPr>
+        <w:pStyle w:val="164"/>
+      </w:pPr>
+      <w:r>
+        <w:t>/cms_files/jcms1/webHlRVQaNGUMr3f7uQMNj83/site/attach/old/zhejiangshengyitizuzhijuanxianzhiyuanshu.pdf</w:t>
+      </w:r>
+    </w:p>
+    <w:p>
+      <w:pPr/>
+      <w:r>
+        <w:t>识别范围：常见文件扩展名直接进入资源计划；无后缀链接可从正常 GET 响应的附件类型或 Content-Disposition: attachment 识别。站内重定向后的文件使用最终地址；站外链接继续按外链规则处理。查询参数、中文路径和“资源路径 URL 转码”沿用资源处理规则。</w:t>
       </w:r>
     </w:p>
     <w:p>
@@ -3716,9 +3826,9 @@
       <w:r>
         <w:drawing>
           <wp:inline distT="0" distB="0" distL="114300" distR="114300">
-            <wp:extent cx="4480560" cy="3795882"/>
+            <wp:extent cx="4480560" cy="3451860"/>
             <wp:effectExtent l="0" t="0" r="5080" b="1905"/>
-            <wp:docPr id="18" name="Picture 18" descr="资源下载、XML 输出和请求设置"/>
+            <wp:docPr id="18" name="Picture 18" descr="资源下载目录和输出内容中的资源访问前缀"/>
             <wp:cNvGraphicFramePr>
               <a:graphicFrameLocks xmlns:a="http://schemas.openxmlformats.org/drawingml/2006/main" noChangeAspect="1"/>
             </wp:cNvGraphicFramePr>
@@ -3726,7 +3836,7 @@
               <a:graphicData uri="http://schemas.openxmlformats.org/drawingml/2006/picture">
                 <pic:pic xmlns:pic="http://schemas.openxmlformats.org/drawingml/2006/picture">
                   <pic:nvPicPr>
-                    <pic:cNvPr id="18" name="Picture 18" descr="资源下载、XML 输出和请求设置"/>
+                    <pic:cNvPr id="18" name="Picture 18" descr="资源下载目录和输出内容中的资源访问前缀"/>
                     <pic:cNvPicPr>
                       <a:picLocks noChangeAspect="1"/>
                     </pic:cNvPicPr>
@@ -3740,7 +3850,7 @@
                   <pic:spPr>
                     <a:xfrm>
                       <a:off x="0" y="0"/>
-                      <a:ext cx="4480560" cy="3795882"/>
+                      <a:ext cx="4480560" cy="3451860"/>
                     </a:xfrm>
                     <a:prstGeom prst="rect">
                       <a:avLst/>
@@ -3760,7 +3870,7 @@
         <w:keepLines/>
       </w:pPr>
       <w:r>
-        <w:t>图 7  资源下载、输出分批和请求设置</w:t>
+        <w:t>图 7  资源下载目录与输出访问前缀</w:t>
       </w:r>
     </w:p>
     <w:p>
@@ -3929,7 +4039,7 @@
           <w:color w:val="075E68"/>
           <w:sz w:val="21"/>
         </w:rPr>
-        <w:t>下载细节  本地目录按原资源路径建立，查询参数会生成稳定短标识。测试采集只显示资源计划，不写文件；普通下载失败会记录日志和错误清单，不中断其他记录。触发站点保护时暂停并保留进度，恢复后继续未完成的资源。</w:t>
+        <w:t>下载细节  本地目录按原资源路径建立，查询参数会生成稳定短标识。测试采集只显示资源计划，不写文件；普通下载失败按全局“资源下载重试次数”处理后记入错误日志，继续保留文章和计划地址。400、404 等明确错误及可识别的错误提示网页直接跳过。已保存的资源处理结果在续采时继续复用；限流和访问验证仍暂停并保留进度。</w:t>
       </w:r>
     </w:p>
     <w:p>
@@ -5188,7 +5298,6 @@
           <w:color w:val="1F4D78"/>
           <w:sz w:val="23"/>
         </w:rPr>
-        <w:br/>
       </w:r>
       <w:r>
         <w:rPr>
@@ -5197,7 +5306,10 @@
           <w:color w:val="333A40"/>
           <w:sz w:val="22"/>
         </w:rPr>
-        <w:t>确认已开启“下载资源”，并设置“资源存放根目录”和“输出内容中的资源访问前缀”。脚本中的 PDF 或音视频应以 CSS/XPath 选中完整正文并提取 HTML 内容，且不能被字段内容过滤删除；测试采集不会写文件。只下载与资源所属页面 hostname 完全相同的地址，失败原因见运行日志和错误清单。</w:t>
+      </w:r>
+      <w:r>
+        <w:br/>
+        <w:t>确认已开启“下载资源”，并设置“资源存放根目录”和“输出内容中的资源访问前缀”。列表详情链接直接指向文件时，应在“读取链接”下开启“识别并下载附件链接”并选择“附件链接回填字段”。正文脚本中的 PDF 或音视频应以 CSS/XPath 选中完整正文并提取 HTML 内容，且不能被内容过滤删除。测试采集不会写文件；只下载与所属页面 hostname 完全相同的资源。400、404 等明确错误及可识别的错误提示网页会直接跳过；普通临时故障按“全局配置 → 退避与保护 → 资源下载重试次数”处理，默认重试 3 次、最多可设为 5 次。文章和计划地址继续输出，请核对资源失败数量和 CSV 错误日志。</w:t>
       </w:r>
     </w:p>
     <w:p>
@@ -5422,17 +5534,17 @@
     </w:p>
     <w:p>
       <w:pPr>
-        <w:spacing w:line="320" w:lineRule="exact" w:after="80"/>
+        <w:spacing w:line="320" w:lineRule="exact" w:after="40"/>
         <w:snapToGrid w:val="0"/>
       </w:pPr>
       <w:r>
-        <w:t>TapCollect v0.5.1 支持用户配置网页采集及 Cookie 登录复用。以下能力暂不提供：</w:t>
+        <w:t>TapCollect v0.5.2 支持用户配置网页采集及 Cookie 登录复用。以下能力暂不提供：</w:t>
       </w:r>
     </w:p>
     <w:p>
       <w:pPr>
         <w:pStyle w:val="166"/>
-        <w:spacing w:line="320" w:lineRule="exact" w:after="80"/>
+        <w:spacing w:line="320" w:lineRule="exact" w:after="40"/>
         <w:snapToGrid w:val="0"/>
       </w:pPr>
       <w:r>
@@ -5442,7 +5554,7 @@
     <w:p>
       <w:pPr>
         <w:pStyle w:val="166"/>
-        <w:spacing w:line="320" w:lineRule="exact" w:after="80"/>
+        <w:spacing w:line="320" w:lineRule="exact" w:after="40"/>
         <w:snapToGrid w:val="0"/>
       </w:pPr>
       <w:r>
@@ -5452,7 +5564,7 @@
     <w:p>
       <w:pPr>
         <w:pStyle w:val="166"/>
-        <w:spacing w:line="320" w:lineRule="exact" w:after="80"/>
+        <w:spacing w:line="320" w:lineRule="exact" w:after="40"/>
         <w:snapToGrid w:val="0"/>
       </w:pPr>
       <w:r>
@@ -5462,7 +5574,7 @@
     <w:p>
       <w:pPr>
         <w:pStyle w:val="166"/>
-        <w:spacing w:line="320" w:lineRule="exact" w:after="80"/>
+        <w:spacing w:line="320" w:lineRule="exact" w:after="40"/>
         <w:snapToGrid w:val="0"/>
       </w:pPr>
       <w:r>
@@ -5472,7 +5584,7 @@
     <w:p>
       <w:pPr>
         <w:pStyle w:val="166"/>
-        <w:spacing w:line="320" w:lineRule="exact" w:after="80"/>
+        <w:spacing w:line="320" w:lineRule="exact" w:after="40"/>
         <w:snapToGrid w:val="0"/>
       </w:pPr>
       <w:r>
@@ -5482,7 +5594,7 @@
     <w:p>
       <w:pPr>
         <w:pStyle w:val="166"/>
-        <w:spacing w:line="320" w:lineRule="exact" w:after="80"/>
+        <w:spacing w:line="320" w:lineRule="exact" w:after="40"/>
         <w:snapToGrid w:val="0"/>
       </w:pPr>
       <w:r>
@@ -5493,7 +5605,7 @@
       <w:pPr>
         <w:pStyle w:val="4"/>
         <w:pageBreakBefore w:val="0"/>
-        <w:spacing w:line="320" w:lineRule="exact" w:after="80"/>
+        <w:spacing w:line="320" w:lineRule="exact" w:after="40"/>
         <w:snapToGrid w:val="0"/>
       </w:pPr>
       <w:r>
@@ -5510,7 +5622,7 @@
           <w:ilvl w:val="0"/>
           <w:numId w:val="16"/>
         </w:numPr>
-        <w:spacing w:line="320" w:lineRule="exact" w:after="80"/>
+        <w:spacing w:line="320" w:lineRule="exact" w:after="40"/>
         <w:snapToGrid w:val="0"/>
       </w:pPr>
       <w:r>
@@ -5524,7 +5636,7 @@
           <w:ilvl w:val="0"/>
           <w:numId w:val="16"/>
         </w:numPr>
-        <w:spacing w:line="320" w:lineRule="exact" w:after="80"/>
+        <w:spacing w:line="320" w:lineRule="exact" w:after="40"/>
         <w:snapToGrid w:val="0"/>
       </w:pPr>
       <w:r>
@@ -5538,11 +5650,11 @@
           <w:ilvl w:val="0"/>
           <w:numId w:val="16"/>
         </w:numPr>
-        <w:spacing w:line="320" w:lineRule="exact" w:after="80"/>
+        <w:spacing w:line="320" w:lineRule="exact" w:after="40"/>
         <w:snapToGrid w:val="0"/>
       </w:pPr>
       <w:r>
-        <w:t>详情链接和 hostname 规则符合预期，外链字段已按模板映射。</w:t>
+        <w:t>详情链接和 hostname 规则符合预期，外链字段已按模板映射；包含附件直链时已确认“识别并下载附件链接”、回填字段及第 5 步的下载目录和访问前缀。</w:t>
       </w:r>
     </w:p>
     <w:p>
@@ -5552,7 +5664,7 @@
           <w:ilvl w:val="0"/>
           <w:numId w:val="16"/>
         </w:numPr>
-        <w:spacing w:line="320" w:lineRule="exact" w:after="80"/>
+        <w:spacing w:line="320" w:lineRule="exact" w:after="40"/>
         <w:snapToGrid w:val="0"/>
       </w:pPr>
       <w:r>
@@ -5566,7 +5678,7 @@
           <w:ilvl w:val="0"/>
           <w:numId w:val="16"/>
         </w:numPr>
-        <w:spacing w:line="320" w:lineRule="exact" w:after="80"/>
+        <w:spacing w:line="320" w:lineRule="exact" w:after="40"/>
         <w:snapToGrid w:val="0"/>
       </w:pPr>
       <w:r>
@@ -5580,7 +5692,7 @@
           <w:ilvl w:val="0"/>
           <w:numId w:val="16"/>
         </w:numPr>
-        <w:spacing w:line="320" w:lineRule="exact" w:after="80"/>
+        <w:spacing w:line="320" w:lineRule="exact" w:after="40"/>
         <w:snapToGrid w:val="0"/>
       </w:pPr>
       <w:r>
@@ -5594,7 +5706,7 @@
           <w:ilvl w:val="0"/>
           <w:numId w:val="16"/>
         </w:numPr>
-        <w:spacing w:line="320" w:lineRule="exact" w:after="80"/>
+        <w:spacing w:line="320" w:lineRule="exact" w:after="40"/>
         <w:snapToGrid w:val="0"/>
       </w:pPr>
       <w:r>
@@ -5608,7 +5720,7 @@
           <w:left w:val="single" w:color="7A5A00" w:sz="20" w:space="8"/>
         </w:pBdr>
         <w:shd w:val="clear" w:fill="FFF8E8"/>
-        <w:spacing w:before="120" w:after="80" w:line="320" w:lineRule="exact"/>
+        <w:spacing w:before="120" w:after="40" w:line="320" w:lineRule="exact"/>
         <w:ind w:left="173" w:right="115"/>
         <w:snapToGrid w:val="0"/>
       </w:pPr>
@@ -5684,7 +5796,7 @@
         <w:color w:val="68767A"/>
         <w:sz w:val="18"/>
       </w:rPr>
-      <w:t xml:space="preserve">TapCollect v0.5.1  ·  第 </w:t>
+      <w:t xml:space="preserve">TapCollect v0.5.2  ·  第 </w:t>
     </w:r>
     <w:r>
       <w:rPr>
@@ -5751,7 +5863,7 @@
         <w:color w:val="68767A"/>
         <w:sz w:val="18"/>
       </w:rPr>
-      <w:t>TapCollect v0.5.1  |  2026 年 9 月 8 日</w:t>
+      <w:t>TapCollect v0.5.2  |  2026 年 9 月 8 日</w:t>
     </w:r>
   </w:p>
 </w:ftr>

--- a/TapCollect使用说明-更新版.docx
+++ b/TapCollect使用说明-更新版.docx
@@ -3826,7 +3826,7 @@
       <w:r>
         <w:drawing>
           <wp:inline distT="0" distB="0" distL="114300" distR="114300">
-            <wp:extent cx="4480560" cy="3451860"/>
+            <wp:extent cx="4480560" cy="3286125"/>
             <wp:effectExtent l="0" t="0" r="5080" b="1905"/>
             <wp:docPr id="18" name="Picture 18" descr="资源下载目录和输出内容中的资源访问前缀"/>
             <wp:cNvGraphicFramePr>
@@ -3850,7 +3850,7 @@
                   <pic:spPr>
                     <a:xfrm>
                       <a:off x="0" y="0"/>
-                      <a:ext cx="4480560" cy="3451860"/>
+                      <a:ext cx="4480560" cy="3286125"/>
                     </a:xfrm>
                     <a:prstGeom prst="rect">
                       <a:avLst/>
@@ -3922,7 +3922,7 @@
         <w:pStyle w:val="166"/>
       </w:pPr>
       <w:r>
-        <w:t>VSB 脚本资源：支持 showVsbpdfIframe("文件地址", ...) 的 PDF、showVsbVideo("文件地址", ...) 的媒体，以及 script 标签上 name="_videourl" 对应的 vurl 地址。媒体路径扩展名属于 MP3、M4A、WAV、OGG 等已识别音频类型时生成 audio，其余媒体引用生成 video。查询参数参与下载文件名区分。</w:t>
+        <w:t>VSB 脚本资源：支持 showVsbpdfIframe("文件地址", ...) 的 PDF、showVsbVideo("文件地址", ...) 的媒体，以及 script 标签上 name="_videourl" 对应的 vurl 地址。媒体路径扩展名属于 MP3、M4A、WAV、OGG 等已识别音频类型时生成 audio，其余媒体引用生成 video。常见文件保留原文件名，下载请求保留完整参数。</w:t>
       </w:r>
     </w:p>
     <w:p>
@@ -4039,7 +4039,7 @@
           <w:color w:val="075E68"/>
           <w:sz w:val="21"/>
         </w:rPr>
-        <w:t>下载细节  本地目录按原资源路径建立，查询参数会生成稳定短标识。测试采集只显示资源计划，不写文件；普通下载失败按全局“资源下载重试次数”处理后记入错误日志，继续保留文章和计划地址。400、404 等明确错误及可识别的错误提示网页直接跳过。已保存的资源处理结果在续采时继续复用；限流和访问验证仍暂停并保留进度。</w:t>
+        <w:t>下载细节  本地目录按原路径建立；常见文件保留原名，无明确文件名的接口按参数区分。测试采集只显示资源计划，不写文件；普通下载失败按全局“资源下载重试次数”处理后记入错误日志，继续保留文章和计划地址。400、404 等明确错误及可识别的错误提示网页直接跳过。已保存的资源处理结果在续采时继续复用；限流和访问验证仍暂停并保留进度。</w:t>
       </w:r>
     </w:p>
     <w:p>
@@ -4067,7 +4067,7 @@
         <w:pStyle w:val="166"/>
       </w:pPr>
       <w:r>
-        <w:t>“覆盖旧结果”默认开启，同时决定当前格式文件和已存在资源是否覆盖；关闭后输出文件名加入时间戳，已有资源会跳过并计入“资源已存在”。</w:t>
+        <w:t>“覆盖旧结果”默认开启，同时决定输出文件和同名资源是否覆盖；关闭后输出文件名加入时间戳，已有资源会跳过并计入“资源已存在”。同名资源顺序下载；旧文件和已导出内容不会自动重命名。</w:t>
       </w:r>
     </w:p>
     <w:p>

--- a/TapCollect使用说明-更新版.docx
+++ b/TapCollect使用说明-更新版.docx
@@ -124,7 +124,7 @@
           <w:color w:val="203748"/>
           <w:sz w:val="23"/>
         </w:rPr>
-        <w:t>当前版本 v0.5.2  |  文档更新 2026 年 9 月 8 日</w:t>
+        <w:t>当前版本 v0.5.3  |  文档更新 2026 年 9 月 9 日</w:t>
       </w:r>
     </w:p>
     <w:p>
@@ -132,7 +132,7 @@
         <w:pStyle w:val="4"/>
       </w:pPr>
       <w:r>
-        <w:t>v0.5.2 更新说明</w:t>
+        <w:t>v0.5.3 更新说明</w:t>
       </w:r>
     </w:p>
     <w:p>
@@ -140,7 +140,7 @@
         <w:pStyle w:val="166"/>
       </w:pPr>
       <w:r>
-        <w:t>支持列表详情附件直链下载和字段回填，复用第 5 步的资源目录与访问前缀，普通文章仍按原映射采集。</w:t>
+        <w:t>下载 MP4、MP3、PDF、图片和常见附件时保留原文件名及扩展名大小写；查询参数不再改变明确文件名，下载请求仍保留完整参数。</w:t>
       </w:r>
     </w:p>
     <w:p>
@@ -148,7 +148,7 @@
         <w:pStyle w:val="166"/>
       </w:pPr>
       <w:r>
-        <w:t>新增全局“资源下载重试次数”，默认 3 次、最多可设为 5 次，表示首次请求后的额外重试。</w:t>
+        <w:t>正文中的 PDF 预览、音视频、图片和附件引用与保存路径一致。同名资源按“覆盖旧结果”设置处理，并发下载同一目标时顺序执行。</w:t>
       </w:r>
     </w:p>
     <w:p>
@@ -156,7 +156,7 @@
         <w:pStyle w:val="166"/>
       </w:pPr>
       <w:r>
-        <w:t>400、404、410 及可识别的错误提示网页直接跳过，HTTP 200 或 Word 类型的错误页也不会保存为附件。普通资源失败不再阻断文章输出，限流和访问验证仍保留保护。</w:t>
+        <w:t>没有明确文件名的下载接口仍按参数区分。新采集采用新规则，既有下载文件和已导出内容不会自动改名。</w:t>
       </w:r>
     </w:p>
     <w:p>
@@ -5538,7 +5538,7 @@
         <w:snapToGrid w:val="0"/>
       </w:pPr>
       <w:r>
-        <w:t>TapCollect v0.5.2 支持用户配置网页采集及 Cookie 登录复用。以下能力暂不提供：</w:t>
+        <w:t>TapCollect v0.5.3 支持用户配置网页采集及 Cookie 登录复用。以下能力暂不提供：</w:t>
       </w:r>
     </w:p>
     <w:p>
@@ -5796,7 +5796,7 @@
         <w:color w:val="68767A"/>
         <w:sz w:val="18"/>
       </w:rPr>
-      <w:t xml:space="preserve">TapCollect v0.5.2  ·  第 </w:t>
+      <w:t xml:space="preserve">TapCollect v0.5.3  ·  第 </w:t>
     </w:r>
     <w:r>
       <w:rPr>
@@ -5863,7 +5863,7 @@
         <w:color w:val="68767A"/>
         <w:sz w:val="18"/>
       </w:rPr>
-      <w:t>TapCollect v0.5.2  |  2026 年 9 月 8 日</w:t>
+      <w:t>TapCollect v0.5.3  |  2026 年 9 月 9 日</w:t>
     </w:r>
   </w:p>
 </w:ftr>
